--- a/obespechenie-kachestva-sistem/Практическое задание 1.docx
+++ b/obespechenie-kachestva-sistem/Практическое задание 1.docx
@@ -15,32 +15,22 @@
         <w:pStyle w:val="Heading1"/>
       </w:pPr>
       <w:r>
-        <w:t>Тестирование программы учёта товаров на складе</w:t>
+        <w:t>Проверка программы учёта товаров</w:t>
       </w:r>
     </w:p>
     <w:p>
       <w:r>
-        <w:t>Приложение: «Учёт товаров на складе».</w:t>
+        <w:t>Цель — сравнить работу программы с заданием и записать найденные ошибки. Для проверки использовал товары для компьютерного кабинета. В итоге из 18 проверок прошли 13, ещё в 5 получился неверный результат.</w:t>
       </w:r>
     </w:p>
     <w:p>
       <w:r>
-        <w:t>Цель работы — проверить основные функции программы, найти ошибки и записать результаты.</w:t>
+        <w:t>Программа взята по ссылке из задания: https://github.com/AlexSkoruk/App_testing-warehouse_manager. Версия ae9da8a.</w:t>
       </w:r>
     </w:p>
     <w:p>
       <w:r>
-        <w:t>Программу взял из репозитория, указанного в задании: https://github.com/AlexSkoruk/App_testing-warehouse_manager. Проверялась версия ae9da8a.</w:t>
-      </w:r>
-    </w:p>
-    <w:p>
-      <w:r>
-        <w:t>Проверка выполнена по коду и отдельным функциям с помощью скрипта. Поля ввода и таблицы заменены тестовыми объектами. Графическое окно не запускалось. Код самой программы не исправлялся.</w:t>
-      </w:r>
-    </w:p>
-    <w:p>
-      <w:r>
-        <w:t>Для проверок использовал отдельный набор из трёх товаров. Каждая проверка выполнялась отдельно, чтобы предыдущие изменения не мешали результату.</w:t>
+        <w:t>Проверял код, функции и действия программы с помощью скрипта. Вместо настоящих полей и таблицы использовал тестовые объекты. Окно не запускалось, исходную программу не исправлял. Каждая проверка начиналась с отдельного набора данных.</w:t>
       </w:r>
     </w:p>
     <w:p>
@@ -48,7 +38,7 @@
         <w:pStyle w:val="Heading1"/>
       </w:pPr>
       <w:r>
-        <w:t>Данные для проверки</w:t>
+        <w:t>Исходные товары</w:t>
       </w:r>
     </w:p>
     <w:tbl>
@@ -58,22 +48,22 @@
         <w:tblLook w:firstColumn="1" w:firstRow="1" w:lastColumn="0" w:lastRow="0" w:noHBand="0" w:noVBand="1" w:val="04A0"/>
       </w:tblPr>
       <w:tblGrid>
-        <w:gridCol w:w="1417"/>
-        <w:gridCol w:w="2551"/>
-        <w:gridCol w:w="2835"/>
-        <w:gridCol w:w="1701"/>
-        <w:gridCol w:w="2551"/>
-        <w:gridCol w:w="2835"/>
+        <w:gridCol w:w="1008"/>
+        <w:gridCol w:w="2448"/>
+        <w:gridCol w:w="2592"/>
+        <w:gridCol w:w="1440"/>
+        <w:gridCol w:w="3024"/>
+        <w:gridCol w:w="3600"/>
       </w:tblGrid>
       <w:tr>
         <w:trPr>
           <w:cantSplit/>
-          <w:tblHeader/>
         </w:trPr>
         <w:tc>
           <w:tcPr>
-            <w:tcW w:type="dxa" w:w="1417"/>
-            <w:shd w:fill="E7EDF4"/>
+            <w:tcW w:type="dxa" w:w="1008"/>
+            <w:vAlign w:val="center"/>
+            <w:shd w:fill="E8E8E8"/>
             <w:tcBorders>
               <w:top w:val="single" w:sz="4" w:color="D9D9D9"/>
               <w:left w:val="single" w:sz="4" w:color="D9D9D9"/>
@@ -81,21 +71,21 @@
               <w:right w:val="single" w:sz="4" w:color="D9D9D9"/>
             </w:tcBorders>
             <w:tcMar>
-              <w:top w:w="90" w:type="dxa"/>
-              <w:left w:w="90" w:type="dxa"/>
-              <w:bottom w:w="90" w:type="dxa"/>
-              <w:right w:w="90" w:type="dxa"/>
+              <w:top w:w="75" w:type="dxa"/>
+              <w:left w:w="75" w:type="dxa"/>
+              <w:bottom w:w="75" w:type="dxa"/>
+              <w:right w:w="75" w:type="dxa"/>
             </w:tcMar>
-            <w:vAlign w:val="center"/>
           </w:tcPr>
           <w:p>
             <w:pPr>
-              <w:spacing w:after="40" w:line="252" w:lineRule="auto"/>
+              <w:spacing w:after="40" w:line="240" w:lineRule="auto"/>
+              <w:jc w:val="center"/>
             </w:pPr>
             <w:r>
               <w:rPr>
                 <w:b/>
-                <w:sz w:val="19"/>
+                <w:sz w:val="22"/>
               </w:rPr>
               <w:t>Артикул</w:t>
             </w:r>
@@ -103,8 +93,9 @@
         </w:tc>
         <w:tc>
           <w:tcPr>
-            <w:tcW w:type="dxa" w:w="2551"/>
-            <w:shd w:fill="E7EDF4"/>
+            <w:tcW w:type="dxa" w:w="2448"/>
+            <w:vAlign w:val="center"/>
+            <w:shd w:fill="E8E8E8"/>
             <w:tcBorders>
               <w:top w:val="single" w:sz="4" w:color="D9D9D9"/>
               <w:left w:val="single" w:sz="4" w:color="D9D9D9"/>
@@ -112,30 +103,30 @@
               <w:right w:val="single" w:sz="4" w:color="D9D9D9"/>
             </w:tcBorders>
             <w:tcMar>
-              <w:top w:w="90" w:type="dxa"/>
-              <w:left w:w="90" w:type="dxa"/>
-              <w:bottom w:w="90" w:type="dxa"/>
-              <w:right w:w="90" w:type="dxa"/>
+              <w:top w:w="75" w:type="dxa"/>
+              <w:left w:w="75" w:type="dxa"/>
+              <w:bottom w:w="75" w:type="dxa"/>
+              <w:right w:w="75" w:type="dxa"/>
             </w:tcMar>
-            <w:vAlign w:val="center"/>
           </w:tcPr>
           <w:p>
             <w:pPr>
-              <w:spacing w:after="40" w:line="252" w:lineRule="auto"/>
+              <w:spacing w:after="40" w:line="240" w:lineRule="auto"/>
             </w:pPr>
             <w:r>
               <w:rPr>
                 <w:b/>
-                <w:sz w:val="19"/>
+                <w:sz w:val="22"/>
               </w:rPr>
-              <w:t>Название</w:t>
+              <w:t>Товар</w:t>
             </w:r>
           </w:p>
         </w:tc>
         <w:tc>
           <w:tcPr>
-            <w:tcW w:type="dxa" w:w="2835"/>
-            <w:shd w:fill="E7EDF4"/>
+            <w:tcW w:type="dxa" w:w="2592"/>
+            <w:vAlign w:val="center"/>
+            <w:shd w:fill="E8E8E8"/>
             <w:tcBorders>
               <w:top w:val="single" w:sz="4" w:color="D9D9D9"/>
               <w:left w:val="single" w:sz="4" w:color="D9D9D9"/>
@@ -143,21 +134,20 @@
               <w:right w:val="single" w:sz="4" w:color="D9D9D9"/>
             </w:tcBorders>
             <w:tcMar>
-              <w:top w:w="90" w:type="dxa"/>
-              <w:left w:w="90" w:type="dxa"/>
-              <w:bottom w:w="90" w:type="dxa"/>
-              <w:right w:w="90" w:type="dxa"/>
+              <w:top w:w="75" w:type="dxa"/>
+              <w:left w:w="75" w:type="dxa"/>
+              <w:bottom w:w="75" w:type="dxa"/>
+              <w:right w:w="75" w:type="dxa"/>
             </w:tcMar>
-            <w:vAlign w:val="center"/>
           </w:tcPr>
           <w:p>
             <w:pPr>
-              <w:spacing w:after="40" w:line="252" w:lineRule="auto"/>
+              <w:spacing w:after="40" w:line="240" w:lineRule="auto"/>
             </w:pPr>
             <w:r>
               <w:rPr>
                 <w:b/>
-                <w:sz w:val="19"/>
+                <w:sz w:val="22"/>
               </w:rPr>
               <w:t>Категория</w:t>
             </w:r>
@@ -165,8 +155,9 @@
         </w:tc>
         <w:tc>
           <w:tcPr>
-            <w:tcW w:type="dxa" w:w="1701"/>
-            <w:shd w:fill="E7EDF4"/>
+            <w:tcW w:type="dxa" w:w="1440"/>
+            <w:vAlign w:val="center"/>
+            <w:shd w:fill="E8E8E8"/>
             <w:tcBorders>
               <w:top w:val="single" w:sz="4" w:color="D9D9D9"/>
               <w:left w:val="single" w:sz="4" w:color="D9D9D9"/>
@@ -174,30 +165,30 @@
               <w:right w:val="single" w:sz="4" w:color="D9D9D9"/>
             </w:tcBorders>
             <w:tcMar>
-              <w:top w:w="90" w:type="dxa"/>
-              <w:left w:w="90" w:type="dxa"/>
-              <w:bottom w:w="90" w:type="dxa"/>
-              <w:right w:w="90" w:type="dxa"/>
+              <w:top w:w="75" w:type="dxa"/>
+              <w:left w:w="75" w:type="dxa"/>
+              <w:bottom w:w="75" w:type="dxa"/>
+              <w:right w:w="75" w:type="dxa"/>
             </w:tcMar>
-            <w:vAlign w:val="center"/>
           </w:tcPr>
           <w:p>
             <w:pPr>
-              <w:spacing w:after="40" w:line="252" w:lineRule="auto"/>
+              <w:spacing w:after="40" w:line="240" w:lineRule="auto"/>
             </w:pPr>
             <w:r>
               <w:rPr>
                 <w:b/>
-                <w:sz w:val="19"/>
+                <w:sz w:val="22"/>
               </w:rPr>
-              <w:t>Количество</w:t>
+              <w:t>Остаток</w:t>
             </w:r>
           </w:p>
         </w:tc>
         <w:tc>
           <w:tcPr>
-            <w:tcW w:type="dxa" w:w="2551"/>
-            <w:shd w:fill="E7EDF4"/>
+            <w:tcW w:type="dxa" w:w="3024"/>
+            <w:vAlign w:val="center"/>
+            <w:shd w:fill="E8E8E8"/>
             <w:tcBorders>
               <w:top w:val="single" w:sz="4" w:color="D9D9D9"/>
               <w:left w:val="single" w:sz="4" w:color="D9D9D9"/>
@@ -205,30 +196,30 @@
               <w:right w:val="single" w:sz="4" w:color="D9D9D9"/>
             </w:tcBorders>
             <w:tcMar>
-              <w:top w:w="90" w:type="dxa"/>
-              <w:left w:w="90" w:type="dxa"/>
-              <w:bottom w:w="90" w:type="dxa"/>
-              <w:right w:w="90" w:type="dxa"/>
+              <w:top w:w="75" w:type="dxa"/>
+              <w:left w:w="75" w:type="dxa"/>
+              <w:bottom w:w="75" w:type="dxa"/>
+              <w:right w:w="75" w:type="dxa"/>
             </w:tcMar>
-            <w:vAlign w:val="center"/>
           </w:tcPr>
           <w:p>
             <w:pPr>
-              <w:spacing w:after="40" w:line="252" w:lineRule="auto"/>
+              <w:spacing w:after="40" w:line="240" w:lineRule="auto"/>
             </w:pPr>
             <w:r>
               <w:rPr>
                 <w:b/>
-                <w:sz w:val="19"/>
+                <w:sz w:val="22"/>
               </w:rPr>
-              <w:t>Цена</w:t>
+              <w:t>Цена в рублях</w:t>
             </w:r>
           </w:p>
         </w:tc>
         <w:tc>
           <w:tcPr>
-            <w:tcW w:type="dxa" w:w="2835"/>
-            <w:shd w:fill="E7EDF4"/>
+            <w:tcW w:type="dxa" w:w="3600"/>
+            <w:vAlign w:val="center"/>
+            <w:shd w:fill="E8E8E8"/>
             <w:tcBorders>
               <w:top w:val="single" w:sz="4" w:color="D9D9D9"/>
               <w:left w:val="single" w:sz="4" w:color="D9D9D9"/>
@@ -236,23 +227,23 @@
               <w:right w:val="single" w:sz="4" w:color="D9D9D9"/>
             </w:tcBorders>
             <w:tcMar>
-              <w:top w:w="90" w:type="dxa"/>
-              <w:left w:w="90" w:type="dxa"/>
-              <w:bottom w:w="90" w:type="dxa"/>
-              <w:right w:w="90" w:type="dxa"/>
+              <w:top w:w="75" w:type="dxa"/>
+              <w:left w:w="75" w:type="dxa"/>
+              <w:bottom w:w="75" w:type="dxa"/>
+              <w:right w:w="75" w:type="dxa"/>
             </w:tcMar>
-            <w:vAlign w:val="center"/>
           </w:tcPr>
           <w:p>
             <w:pPr>
-              <w:spacing w:after="40" w:line="252" w:lineRule="auto"/>
+              <w:spacing w:after="40" w:line="240" w:lineRule="auto"/>
+              <w:jc w:val="center"/>
             </w:pPr>
             <w:r>
               <w:rPr>
                 <w:b/>
-                <w:sz w:val="19"/>
+                <w:sz w:val="22"/>
               </w:rPr>
-              <w:t>Сумма</w:t>
+              <w:t>Стоимость в рублях</w:t>
             </w:r>
           </w:p>
         </w:tc>
@@ -263,7 +254,8 @@
         </w:trPr>
         <w:tc>
           <w:tcPr>
-            <w:tcW w:type="dxa" w:w="1417"/>
+            <w:tcW w:type="dxa" w:w="1008"/>
+            <w:vAlign w:val="center"/>
             <w:shd w:fill="FFFFFF"/>
             <w:tcBorders>
               <w:top w:val="single" w:sz="4" w:color="D9D9D9"/>
@@ -272,29 +264,30 @@
               <w:right w:val="single" w:sz="4" w:color="D9D9D9"/>
             </w:tcBorders>
             <w:tcMar>
-              <w:top w:w="90" w:type="dxa"/>
-              <w:left w:w="90" w:type="dxa"/>
-              <w:bottom w:w="90" w:type="dxa"/>
-              <w:right w:w="90" w:type="dxa"/>
+              <w:top w:w="75" w:type="dxa"/>
+              <w:left w:w="75" w:type="dxa"/>
+              <w:bottom w:w="75" w:type="dxa"/>
+              <w:right w:w="75" w:type="dxa"/>
             </w:tcMar>
-            <w:vAlign w:val="center"/>
           </w:tcPr>
           <w:p>
             <w:pPr>
-              <w:spacing w:after="40" w:line="252" w:lineRule="auto"/>
+              <w:spacing w:after="40" w:line="240" w:lineRule="auto"/>
+              <w:jc w:val="center"/>
             </w:pPr>
             <w:r>
               <w:rPr>
                 <w:b w:val="0"/>
-                <w:sz w:val="19"/>
+                <w:sz w:val="22"/>
               </w:rPr>
-              <w:t>A001</w:t>
+              <w:t>T201</w:t>
             </w:r>
           </w:p>
         </w:tc>
         <w:tc>
           <w:tcPr>
-            <w:tcW w:type="dxa" w:w="2551"/>
+            <w:tcW w:type="dxa" w:w="2448"/>
+            <w:vAlign w:val="center"/>
             <w:shd w:fill="FFFFFF"/>
             <w:tcBorders>
               <w:top w:val="single" w:sz="4" w:color="D9D9D9"/>
@@ -303,29 +296,29 @@
               <w:right w:val="single" w:sz="4" w:color="D9D9D9"/>
             </w:tcBorders>
             <w:tcMar>
-              <w:top w:w="90" w:type="dxa"/>
-              <w:left w:w="90" w:type="dxa"/>
-              <w:bottom w:w="90" w:type="dxa"/>
-              <w:right w:w="90" w:type="dxa"/>
+              <w:top w:w="75" w:type="dxa"/>
+              <w:left w:w="75" w:type="dxa"/>
+              <w:bottom w:w="75" w:type="dxa"/>
+              <w:right w:w="75" w:type="dxa"/>
             </w:tcMar>
-            <w:vAlign w:val="center"/>
           </w:tcPr>
           <w:p>
             <w:pPr>
-              <w:spacing w:after="40" w:line="252" w:lineRule="auto"/>
+              <w:spacing w:after="40" w:line="240" w:lineRule="auto"/>
             </w:pPr>
             <w:r>
               <w:rPr>
                 <w:b w:val="0"/>
-                <w:sz w:val="19"/>
+                <w:sz w:val="22"/>
               </w:rPr>
-              <w:t>Ноутбук</w:t>
+              <w:t>Монитор</w:t>
             </w:r>
           </w:p>
         </w:tc>
         <w:tc>
           <w:tcPr>
-            <w:tcW w:type="dxa" w:w="2835"/>
+            <w:tcW w:type="dxa" w:w="2592"/>
+            <w:vAlign w:val="center"/>
             <w:shd w:fill="FFFFFF"/>
             <w:tcBorders>
               <w:top w:val="single" w:sz="4" w:color="D9D9D9"/>
@@ -334,21 +327,20 @@
               <w:right w:val="single" w:sz="4" w:color="D9D9D9"/>
             </w:tcBorders>
             <w:tcMar>
-              <w:top w:w="90" w:type="dxa"/>
-              <w:left w:w="90" w:type="dxa"/>
-              <w:bottom w:w="90" w:type="dxa"/>
-              <w:right w:w="90" w:type="dxa"/>
+              <w:top w:w="75" w:type="dxa"/>
+              <w:left w:w="75" w:type="dxa"/>
+              <w:bottom w:w="75" w:type="dxa"/>
+              <w:right w:w="75" w:type="dxa"/>
             </w:tcMar>
-            <w:vAlign w:val="center"/>
           </w:tcPr>
           <w:p>
             <w:pPr>
-              <w:spacing w:after="40" w:line="252" w:lineRule="auto"/>
+              <w:spacing w:after="40" w:line="240" w:lineRule="auto"/>
             </w:pPr>
             <w:r>
               <w:rPr>
                 <w:b w:val="0"/>
-                <w:sz w:val="19"/>
+                <w:sz w:val="22"/>
               </w:rPr>
               <w:t>Электроника</w:t>
             </w:r>
@@ -356,7 +348,8 @@
         </w:tc>
         <w:tc>
           <w:tcPr>
-            <w:tcW w:type="dxa" w:w="1701"/>
+            <w:tcW w:type="dxa" w:w="1440"/>
+            <w:vAlign w:val="center"/>
             <w:shd w:fill="FFFFFF"/>
             <w:tcBorders>
               <w:top w:val="single" w:sz="4" w:color="D9D9D9"/>
@@ -365,29 +358,29 @@
               <w:right w:val="single" w:sz="4" w:color="D9D9D9"/>
             </w:tcBorders>
             <w:tcMar>
-              <w:top w:w="90" w:type="dxa"/>
-              <w:left w:w="90" w:type="dxa"/>
-              <w:bottom w:w="90" w:type="dxa"/>
-              <w:right w:w="90" w:type="dxa"/>
+              <w:top w:w="75" w:type="dxa"/>
+              <w:left w:w="75" w:type="dxa"/>
+              <w:bottom w:w="75" w:type="dxa"/>
+              <w:right w:w="75" w:type="dxa"/>
             </w:tcMar>
-            <w:vAlign w:val="center"/>
           </w:tcPr>
           <w:p>
             <w:pPr>
-              <w:spacing w:after="40" w:line="252" w:lineRule="auto"/>
+              <w:spacing w:after="40" w:line="240" w:lineRule="auto"/>
             </w:pPr>
             <w:r>
               <w:rPr>
                 <w:b w:val="0"/>
-                <w:sz w:val="19"/>
+                <w:sz w:val="22"/>
               </w:rPr>
-              <w:t>5</w:t>
+              <w:t>8</w:t>
             </w:r>
           </w:p>
         </w:tc>
         <w:tc>
           <w:tcPr>
-            <w:tcW w:type="dxa" w:w="2551"/>
+            <w:tcW w:type="dxa" w:w="3024"/>
+            <w:vAlign w:val="center"/>
             <w:shd w:fill="FFFFFF"/>
             <w:tcBorders>
               <w:top w:val="single" w:sz="4" w:color="D9D9D9"/>
@@ -396,29 +389,29 @@
               <w:right w:val="single" w:sz="4" w:color="D9D9D9"/>
             </w:tcBorders>
             <w:tcMar>
-              <w:top w:w="90" w:type="dxa"/>
-              <w:left w:w="90" w:type="dxa"/>
-              <w:bottom w:w="90" w:type="dxa"/>
-              <w:right w:w="90" w:type="dxa"/>
+              <w:top w:w="75" w:type="dxa"/>
+              <w:left w:w="75" w:type="dxa"/>
+              <w:bottom w:w="75" w:type="dxa"/>
+              <w:right w:w="75" w:type="dxa"/>
             </w:tcMar>
-            <w:vAlign w:val="center"/>
           </w:tcPr>
           <w:p>
             <w:pPr>
-              <w:spacing w:after="40" w:line="252" w:lineRule="auto"/>
+              <w:spacing w:after="40" w:line="240" w:lineRule="auto"/>
             </w:pPr>
             <w:r>
               <w:rPr>
                 <w:b w:val="0"/>
-                <w:sz w:val="19"/>
+                <w:sz w:val="22"/>
               </w:rPr>
-              <w:t>40000</w:t>
+              <w:t>12500</w:t>
             </w:r>
           </w:p>
         </w:tc>
         <w:tc>
           <w:tcPr>
-            <w:tcW w:type="dxa" w:w="2835"/>
+            <w:tcW w:type="dxa" w:w="3600"/>
+            <w:vAlign w:val="center"/>
             <w:shd w:fill="FFFFFF"/>
             <w:tcBorders>
               <w:top w:val="single" w:sz="4" w:color="D9D9D9"/>
@@ -427,23 +420,23 @@
               <w:right w:val="single" w:sz="4" w:color="D9D9D9"/>
             </w:tcBorders>
             <w:tcMar>
-              <w:top w:w="90" w:type="dxa"/>
-              <w:left w:w="90" w:type="dxa"/>
-              <w:bottom w:w="90" w:type="dxa"/>
-              <w:right w:w="90" w:type="dxa"/>
+              <w:top w:w="75" w:type="dxa"/>
+              <w:left w:w="75" w:type="dxa"/>
+              <w:bottom w:w="75" w:type="dxa"/>
+              <w:right w:w="75" w:type="dxa"/>
             </w:tcMar>
-            <w:vAlign w:val="center"/>
           </w:tcPr>
           <w:p>
             <w:pPr>
-              <w:spacing w:after="40" w:line="252" w:lineRule="auto"/>
+              <w:spacing w:after="40" w:line="240" w:lineRule="auto"/>
+              <w:jc w:val="center"/>
             </w:pPr>
             <w:r>
               <w:rPr>
                 <w:b w:val="0"/>
-                <w:sz w:val="19"/>
+                <w:sz w:val="22"/>
               </w:rPr>
-              <w:t>200000</w:t>
+              <w:t>100000</w:t>
             </w:r>
           </w:p>
         </w:tc>
@@ -454,8 +447,9 @@
         </w:trPr>
         <w:tc>
           <w:tcPr>
-            <w:tcW w:type="dxa" w:w="1417"/>
-            <w:shd w:fill="F6F8FA"/>
+            <w:tcW w:type="dxa" w:w="1008"/>
+            <w:vAlign w:val="center"/>
+            <w:shd w:fill="FFFFFF"/>
             <w:tcBorders>
               <w:top w:val="single" w:sz="4" w:color="D9D9D9"/>
               <w:left w:val="single" w:sz="4" w:color="D9D9D9"/>
@@ -463,30 +457,31 @@
               <w:right w:val="single" w:sz="4" w:color="D9D9D9"/>
             </w:tcBorders>
             <w:tcMar>
-              <w:top w:w="90" w:type="dxa"/>
-              <w:left w:w="90" w:type="dxa"/>
-              <w:bottom w:w="90" w:type="dxa"/>
-              <w:right w:w="90" w:type="dxa"/>
+              <w:top w:w="75" w:type="dxa"/>
+              <w:left w:w="75" w:type="dxa"/>
+              <w:bottom w:w="75" w:type="dxa"/>
+              <w:right w:w="75" w:type="dxa"/>
             </w:tcMar>
-            <w:vAlign w:val="center"/>
           </w:tcPr>
           <w:p>
             <w:pPr>
-              <w:spacing w:after="40" w:line="252" w:lineRule="auto"/>
+              <w:spacing w:after="40" w:line="240" w:lineRule="auto"/>
+              <w:jc w:val="center"/>
             </w:pPr>
             <w:r>
               <w:rPr>
                 <w:b w:val="0"/>
-                <w:sz w:val="19"/>
+                <w:sz w:val="22"/>
               </w:rPr>
-              <w:t>A002</w:t>
+              <w:t>T202</w:t>
             </w:r>
           </w:p>
         </w:tc>
         <w:tc>
           <w:tcPr>
-            <w:tcW w:type="dxa" w:w="2551"/>
-            <w:shd w:fill="F6F8FA"/>
+            <w:tcW w:type="dxa" w:w="2448"/>
+            <w:vAlign w:val="center"/>
+            <w:shd w:fill="FFFFFF"/>
             <w:tcBorders>
               <w:top w:val="single" w:sz="4" w:color="D9D9D9"/>
               <w:left w:val="single" w:sz="4" w:color="D9D9D9"/>
@@ -494,21 +489,20 @@
               <w:right w:val="single" w:sz="4" w:color="D9D9D9"/>
             </w:tcBorders>
             <w:tcMar>
-              <w:top w:w="90" w:type="dxa"/>
-              <w:left w:w="90" w:type="dxa"/>
-              <w:bottom w:w="90" w:type="dxa"/>
-              <w:right w:w="90" w:type="dxa"/>
+              <w:top w:w="75" w:type="dxa"/>
+              <w:left w:w="75" w:type="dxa"/>
+              <w:bottom w:w="75" w:type="dxa"/>
+              <w:right w:w="75" w:type="dxa"/>
             </w:tcMar>
-            <w:vAlign w:val="center"/>
           </w:tcPr>
           <w:p>
             <w:pPr>
-              <w:spacing w:after="40" w:line="252" w:lineRule="auto"/>
+              <w:spacing w:after="40" w:line="240" w:lineRule="auto"/>
             </w:pPr>
             <w:r>
               <w:rPr>
                 <w:b w:val="0"/>
-                <w:sz w:val="19"/>
+                <w:sz w:val="22"/>
               </w:rPr>
               <w:t>Мышь</w:t>
             </w:r>
@@ -516,8 +510,9 @@
         </w:tc>
         <w:tc>
           <w:tcPr>
-            <w:tcW w:type="dxa" w:w="2835"/>
-            <w:shd w:fill="F6F8FA"/>
+            <w:tcW w:type="dxa" w:w="2592"/>
+            <w:vAlign w:val="center"/>
+            <w:shd w:fill="FFFFFF"/>
             <w:tcBorders>
               <w:top w:val="single" w:sz="4" w:color="D9D9D9"/>
               <w:left w:val="single" w:sz="4" w:color="D9D9D9"/>
@@ -525,21 +520,20 @@
               <w:right w:val="single" w:sz="4" w:color="D9D9D9"/>
             </w:tcBorders>
             <w:tcMar>
-              <w:top w:w="90" w:type="dxa"/>
-              <w:left w:w="90" w:type="dxa"/>
-              <w:bottom w:w="90" w:type="dxa"/>
-              <w:right w:w="90" w:type="dxa"/>
+              <w:top w:w="75" w:type="dxa"/>
+              <w:left w:w="75" w:type="dxa"/>
+              <w:bottom w:w="75" w:type="dxa"/>
+              <w:right w:w="75" w:type="dxa"/>
             </w:tcMar>
-            <w:vAlign w:val="center"/>
           </w:tcPr>
           <w:p>
             <w:pPr>
-              <w:spacing w:after="40" w:line="252" w:lineRule="auto"/>
+              <w:spacing w:after="40" w:line="240" w:lineRule="auto"/>
             </w:pPr>
             <w:r>
               <w:rPr>
                 <w:b w:val="0"/>
-                <w:sz w:val="19"/>
+                <w:sz w:val="22"/>
               </w:rPr>
               <w:t>Электроника</w:t>
             </w:r>
@@ -547,8 +541,9 @@
         </w:tc>
         <w:tc>
           <w:tcPr>
-            <w:tcW w:type="dxa" w:w="1701"/>
-            <w:shd w:fill="F6F8FA"/>
+            <w:tcW w:type="dxa" w:w="1440"/>
+            <w:vAlign w:val="center"/>
+            <w:shd w:fill="FFFFFF"/>
             <w:tcBorders>
               <w:top w:val="single" w:sz="4" w:color="D9D9D9"/>
               <w:left w:val="single" w:sz="4" w:color="D9D9D9"/>
@@ -556,30 +551,30 @@
               <w:right w:val="single" w:sz="4" w:color="D9D9D9"/>
             </w:tcBorders>
             <w:tcMar>
-              <w:top w:w="90" w:type="dxa"/>
-              <w:left w:w="90" w:type="dxa"/>
-              <w:bottom w:w="90" w:type="dxa"/>
-              <w:right w:w="90" w:type="dxa"/>
+              <w:top w:w="75" w:type="dxa"/>
+              <w:left w:w="75" w:type="dxa"/>
+              <w:bottom w:w="75" w:type="dxa"/>
+              <w:right w:w="75" w:type="dxa"/>
             </w:tcMar>
-            <w:vAlign w:val="center"/>
           </w:tcPr>
           <w:p>
             <w:pPr>
-              <w:spacing w:after="40" w:line="252" w:lineRule="auto"/>
+              <w:spacing w:after="40" w:line="240" w:lineRule="auto"/>
             </w:pPr>
             <w:r>
               <w:rPr>
                 <w:b w:val="0"/>
-                <w:sz w:val="19"/>
+                <w:sz w:val="22"/>
               </w:rPr>
-              <w:t>10</w:t>
+              <w:t>4</w:t>
             </w:r>
           </w:p>
         </w:tc>
         <w:tc>
           <w:tcPr>
-            <w:tcW w:type="dxa" w:w="2551"/>
-            <w:shd w:fill="F6F8FA"/>
+            <w:tcW w:type="dxa" w:w="3024"/>
+            <w:vAlign w:val="center"/>
+            <w:shd w:fill="FFFFFF"/>
             <w:tcBorders>
               <w:top w:val="single" w:sz="4" w:color="D9D9D9"/>
               <w:left w:val="single" w:sz="4" w:color="D9D9D9"/>
@@ -587,30 +582,30 @@
               <w:right w:val="single" w:sz="4" w:color="D9D9D9"/>
             </w:tcBorders>
             <w:tcMar>
-              <w:top w:w="90" w:type="dxa"/>
-              <w:left w:w="90" w:type="dxa"/>
-              <w:bottom w:w="90" w:type="dxa"/>
-              <w:right w:w="90" w:type="dxa"/>
+              <w:top w:w="75" w:type="dxa"/>
+              <w:left w:w="75" w:type="dxa"/>
+              <w:bottom w:w="75" w:type="dxa"/>
+              <w:right w:w="75" w:type="dxa"/>
             </w:tcMar>
-            <w:vAlign w:val="center"/>
           </w:tcPr>
           <w:p>
             <w:pPr>
-              <w:spacing w:after="40" w:line="252" w:lineRule="auto"/>
+              <w:spacing w:after="40" w:line="240" w:lineRule="auto"/>
             </w:pPr>
             <w:r>
               <w:rPr>
                 <w:b w:val="0"/>
-                <w:sz w:val="19"/>
+                <w:sz w:val="22"/>
               </w:rPr>
-              <w:t>1000</w:t>
+              <w:t>850</w:t>
             </w:r>
           </w:p>
         </w:tc>
         <w:tc>
           <w:tcPr>
-            <w:tcW w:type="dxa" w:w="2835"/>
-            <w:shd w:fill="F6F8FA"/>
+            <w:tcW w:type="dxa" w:w="3600"/>
+            <w:vAlign w:val="center"/>
+            <w:shd w:fill="FFFFFF"/>
             <w:tcBorders>
               <w:top w:val="single" w:sz="4" w:color="D9D9D9"/>
               <w:left w:val="single" w:sz="4" w:color="D9D9D9"/>
@@ -618,23 +613,23 @@
               <w:right w:val="single" w:sz="4" w:color="D9D9D9"/>
             </w:tcBorders>
             <w:tcMar>
-              <w:top w:w="90" w:type="dxa"/>
-              <w:left w:w="90" w:type="dxa"/>
-              <w:bottom w:w="90" w:type="dxa"/>
-              <w:right w:w="90" w:type="dxa"/>
+              <w:top w:w="75" w:type="dxa"/>
+              <w:left w:w="75" w:type="dxa"/>
+              <w:bottom w:w="75" w:type="dxa"/>
+              <w:right w:w="75" w:type="dxa"/>
             </w:tcMar>
-            <w:vAlign w:val="center"/>
           </w:tcPr>
           <w:p>
             <w:pPr>
-              <w:spacing w:after="40" w:line="252" w:lineRule="auto"/>
+              <w:spacing w:after="40" w:line="240" w:lineRule="auto"/>
+              <w:jc w:val="center"/>
             </w:pPr>
             <w:r>
               <w:rPr>
                 <w:b w:val="0"/>
-                <w:sz w:val="19"/>
+                <w:sz w:val="22"/>
               </w:rPr>
-              <w:t>10000</w:t>
+              <w:t>3400</w:t>
             </w:r>
           </w:p>
         </w:tc>
@@ -645,7 +640,8 @@
         </w:trPr>
         <w:tc>
           <w:tcPr>
-            <w:tcW w:type="dxa" w:w="1417"/>
+            <w:tcW w:type="dxa" w:w="1008"/>
+            <w:vAlign w:val="center"/>
             <w:shd w:fill="FFFFFF"/>
             <w:tcBorders>
               <w:top w:val="single" w:sz="4" w:color="D9D9D9"/>
@@ -654,29 +650,30 @@
               <w:right w:val="single" w:sz="4" w:color="D9D9D9"/>
             </w:tcBorders>
             <w:tcMar>
-              <w:top w:w="90" w:type="dxa"/>
-              <w:left w:w="90" w:type="dxa"/>
-              <w:bottom w:w="90" w:type="dxa"/>
-              <w:right w:w="90" w:type="dxa"/>
+              <w:top w:w="75" w:type="dxa"/>
+              <w:left w:w="75" w:type="dxa"/>
+              <w:bottom w:w="75" w:type="dxa"/>
+              <w:right w:w="75" w:type="dxa"/>
             </w:tcMar>
-            <w:vAlign w:val="center"/>
           </w:tcPr>
           <w:p>
             <w:pPr>
-              <w:spacing w:after="40" w:line="252" w:lineRule="auto"/>
+              <w:spacing w:after="40" w:line="240" w:lineRule="auto"/>
+              <w:jc w:val="center"/>
             </w:pPr>
             <w:r>
               <w:rPr>
                 <w:b w:val="0"/>
-                <w:sz w:val="19"/>
+                <w:sz w:val="22"/>
               </w:rPr>
-              <w:t>B001</w:t>
+              <w:t>M203</w:t>
             </w:r>
           </w:p>
         </w:tc>
         <w:tc>
           <w:tcPr>
-            <w:tcW w:type="dxa" w:w="2551"/>
+            <w:tcW w:type="dxa" w:w="2448"/>
+            <w:vAlign w:val="center"/>
             <w:shd w:fill="FFFFFF"/>
             <w:tcBorders>
               <w:top w:val="single" w:sz="4" w:color="D9D9D9"/>
@@ -685,21 +682,20 @@
               <w:right w:val="single" w:sz="4" w:color="D9D9D9"/>
             </w:tcBorders>
             <w:tcMar>
-              <w:top w:w="90" w:type="dxa"/>
-              <w:left w:w="90" w:type="dxa"/>
-              <w:bottom w:w="90" w:type="dxa"/>
-              <w:right w:w="90" w:type="dxa"/>
+              <w:top w:w="75" w:type="dxa"/>
+              <w:left w:w="75" w:type="dxa"/>
+              <w:bottom w:w="75" w:type="dxa"/>
+              <w:right w:w="75" w:type="dxa"/>
             </w:tcMar>
-            <w:vAlign w:val="center"/>
           </w:tcPr>
           <w:p>
             <w:pPr>
-              <w:spacing w:after="40" w:line="252" w:lineRule="auto"/>
+              <w:spacing w:after="40" w:line="240" w:lineRule="auto"/>
             </w:pPr>
             <w:r>
               <w:rPr>
                 <w:b w:val="0"/>
-                <w:sz w:val="19"/>
+                <w:sz w:val="22"/>
               </w:rPr>
               <w:t>Стул</w:t>
             </w:r>
@@ -707,7 +703,8 @@
         </w:tc>
         <w:tc>
           <w:tcPr>
-            <w:tcW w:type="dxa" w:w="2835"/>
+            <w:tcW w:type="dxa" w:w="2592"/>
+            <w:vAlign w:val="center"/>
             <w:shd w:fill="FFFFFF"/>
             <w:tcBorders>
               <w:top w:val="single" w:sz="4" w:color="D9D9D9"/>
@@ -716,21 +713,20 @@
               <w:right w:val="single" w:sz="4" w:color="D9D9D9"/>
             </w:tcBorders>
             <w:tcMar>
-              <w:top w:w="90" w:type="dxa"/>
-              <w:left w:w="90" w:type="dxa"/>
-              <w:bottom w:w="90" w:type="dxa"/>
-              <w:right w:w="90" w:type="dxa"/>
+              <w:top w:w="75" w:type="dxa"/>
+              <w:left w:w="75" w:type="dxa"/>
+              <w:bottom w:w="75" w:type="dxa"/>
+              <w:right w:w="75" w:type="dxa"/>
             </w:tcMar>
-            <w:vAlign w:val="center"/>
           </w:tcPr>
           <w:p>
             <w:pPr>
-              <w:spacing w:after="40" w:line="252" w:lineRule="auto"/>
+              <w:spacing w:after="40" w:line="240" w:lineRule="auto"/>
             </w:pPr>
             <w:r>
               <w:rPr>
                 <w:b w:val="0"/>
-                <w:sz w:val="19"/>
+                <w:sz w:val="22"/>
               </w:rPr>
               <w:t>Мебель</w:t>
             </w:r>
@@ -738,7 +734,8 @@
         </w:tc>
         <w:tc>
           <w:tcPr>
-            <w:tcW w:type="dxa" w:w="1701"/>
+            <w:tcW w:type="dxa" w:w="1440"/>
+            <w:vAlign w:val="center"/>
             <w:shd w:fill="FFFFFF"/>
             <w:tcBorders>
               <w:top w:val="single" w:sz="4" w:color="D9D9D9"/>
@@ -747,21 +744,20 @@
               <w:right w:val="single" w:sz="4" w:color="D9D9D9"/>
             </w:tcBorders>
             <w:tcMar>
-              <w:top w:w="90" w:type="dxa"/>
-              <w:left w:w="90" w:type="dxa"/>
-              <w:bottom w:w="90" w:type="dxa"/>
-              <w:right w:w="90" w:type="dxa"/>
+              <w:top w:w="75" w:type="dxa"/>
+              <w:left w:w="75" w:type="dxa"/>
+              <w:bottom w:w="75" w:type="dxa"/>
+              <w:right w:w="75" w:type="dxa"/>
             </w:tcMar>
-            <w:vAlign w:val="center"/>
           </w:tcPr>
           <w:p>
             <w:pPr>
-              <w:spacing w:after="40" w:line="252" w:lineRule="auto"/>
+              <w:spacing w:after="40" w:line="240" w:lineRule="auto"/>
             </w:pPr>
             <w:r>
               <w:rPr>
                 <w:b w:val="0"/>
-                <w:sz w:val="19"/>
+                <w:sz w:val="22"/>
               </w:rPr>
               <w:t>0</w:t>
             </w:r>
@@ -769,7 +765,8 @@
         </w:tc>
         <w:tc>
           <w:tcPr>
-            <w:tcW w:type="dxa" w:w="2551"/>
+            <w:tcW w:type="dxa" w:w="3024"/>
+            <w:vAlign w:val="center"/>
             <w:shd w:fill="FFFFFF"/>
             <w:tcBorders>
               <w:top w:val="single" w:sz="4" w:color="D9D9D9"/>
@@ -778,29 +775,29 @@
               <w:right w:val="single" w:sz="4" w:color="D9D9D9"/>
             </w:tcBorders>
             <w:tcMar>
-              <w:top w:w="90" w:type="dxa"/>
-              <w:left w:w="90" w:type="dxa"/>
-              <w:bottom w:w="90" w:type="dxa"/>
-              <w:right w:w="90" w:type="dxa"/>
+              <w:top w:w="75" w:type="dxa"/>
+              <w:left w:w="75" w:type="dxa"/>
+              <w:bottom w:w="75" w:type="dxa"/>
+              <w:right w:w="75" w:type="dxa"/>
             </w:tcMar>
-            <w:vAlign w:val="center"/>
           </w:tcPr>
           <w:p>
             <w:pPr>
-              <w:spacing w:after="40" w:line="252" w:lineRule="auto"/>
+              <w:spacing w:after="40" w:line="240" w:lineRule="auto"/>
             </w:pPr>
             <w:r>
               <w:rPr>
                 <w:b w:val="0"/>
-                <w:sz w:val="19"/>
+                <w:sz w:val="22"/>
               </w:rPr>
-              <w:t>5000</w:t>
+              <w:t>4200</w:t>
             </w:r>
           </w:p>
         </w:tc>
         <w:tc>
           <w:tcPr>
-            <w:tcW w:type="dxa" w:w="2835"/>
+            <w:tcW w:type="dxa" w:w="3600"/>
+            <w:vAlign w:val="center"/>
             <w:shd w:fill="FFFFFF"/>
             <w:tcBorders>
               <w:top w:val="single" w:sz="4" w:color="D9D9D9"/>
@@ -809,21 +806,21 @@
               <w:right w:val="single" w:sz="4" w:color="D9D9D9"/>
             </w:tcBorders>
             <w:tcMar>
-              <w:top w:w="90" w:type="dxa"/>
-              <w:left w:w="90" w:type="dxa"/>
-              <w:bottom w:w="90" w:type="dxa"/>
-              <w:right w:w="90" w:type="dxa"/>
+              <w:top w:w="75" w:type="dxa"/>
+              <w:left w:w="75" w:type="dxa"/>
+              <w:bottom w:w="75" w:type="dxa"/>
+              <w:right w:w="75" w:type="dxa"/>
             </w:tcMar>
-            <w:vAlign w:val="center"/>
           </w:tcPr>
           <w:p>
             <w:pPr>
-              <w:spacing w:after="40" w:line="252" w:lineRule="auto"/>
+              <w:spacing w:after="40" w:line="240" w:lineRule="auto"/>
+              <w:jc w:val="center"/>
             </w:pPr>
             <w:r>
               <w:rPr>
                 <w:b w:val="0"/>
-                <w:sz w:val="19"/>
+                <w:sz w:val="22"/>
               </w:rPr>
               <w:t>0</w:t>
             </w:r>
@@ -833,17 +830,30 @@
     </w:tbl>
     <w:p>
       <w:r>
-        <w:t>Общее количество: 5 + 10 + 0 = 15. Общая стоимость: 200000 + 10000 + 0 = 210000.</w:t>
+        <w:t>Даты поступления: монитор — 06.10.2026, мышь — 07.10.2026, стул — 08.10.2026. Комментарии: «Для кабинета», «Запас» и пустой комментарий соответственно.</w:t>
       </w:r>
     </w:p>
     <w:p>
       <w:r>
-        <w:t>Новый товар для добавления: Клавиатура, C001, Электроника, количество 2, цена 1500, дата 04.10.2026, комментарий Проверка. В отдельных проверках менял только нужное поле.</w:t>
+        <w:t>Проверочный товар для добавления: наушники T204, категория «Электроника», 3 штуки по 2200 рублей, дата 09.10.2026, комментарий «Новая поставка». Для отдельных случаев менял только нужное поле.</w:t>
       </w:r>
     </w:p>
     <w:p>
       <w:r>
-        <w:t>Pass — результат совпал с ожидаемым. Fail — найдено отличие.</w:t>
+        <w:t>Начальные итоги: 8 + 4 + 0 = 12 единиц. Стоимость: 8 × 12500 + 4 × 850 = 103400 рублей.</w:t>
+      </w:r>
+    </w:p>
+    <w:p>
+      <w:pPr>
+        <w:pStyle w:val="Heading1"/>
+      </w:pPr>
+      <w:r>
+        <w:t>Как читать результаты</w:t>
+      </w:r>
+    </w:p>
+    <w:p>
+      <w:r>
+        <w:t>Pass — получилось то, что ожидалось. Fail — обнаружено отличие от задания. FR — номер требования в задании. Проверки охватывают FR-1–FR-10, но не все возможные случаи ввода.</w:t>
       </w:r>
     </w:p>
     <w:p>
@@ -856,7 +866,7 @@
         <w:pStyle w:val="Heading1"/>
       </w:pPr>
       <w:r>
-        <w:t>Проверки 1–5</w:t>
+        <w:t>Добавление и работа со списком</w:t>
       </w:r>
     </w:p>
     <w:tbl>
@@ -866,22 +876,22 @@
         <w:tblLook w:firstColumn="1" w:firstRow="1" w:lastColumn="0" w:lastRow="0" w:noHBand="0" w:noVBand="1" w:val="04A0"/>
       </w:tblPr>
       <w:tblGrid>
-        <w:gridCol w:w="850"/>
-        <w:gridCol w:w="1984"/>
-        <w:gridCol w:w="3118"/>
-        <w:gridCol w:w="2721"/>
-        <w:gridCol w:w="4139"/>
-        <w:gridCol w:w="1077"/>
+        <w:gridCol w:w="792"/>
+        <w:gridCol w:w="1872"/>
+        <w:gridCol w:w="3024"/>
+        <w:gridCol w:w="2592"/>
+        <w:gridCol w:w="4896"/>
+        <w:gridCol w:w="936"/>
       </w:tblGrid>
       <w:tr>
         <w:trPr>
           <w:cantSplit/>
-          <w:tblHeader/>
         </w:trPr>
         <w:tc>
           <w:tcPr>
-            <w:tcW w:type="dxa" w:w="850"/>
-            <w:shd w:fill="E7EDF4"/>
+            <w:tcW w:type="dxa" w:w="792"/>
+            <w:vAlign w:val="center"/>
+            <w:shd w:fill="E8E8E8"/>
             <w:tcBorders>
               <w:top w:val="single" w:sz="4" w:color="D9D9D9"/>
               <w:left w:val="single" w:sz="4" w:color="D9D9D9"/>
@@ -889,21 +899,21 @@
               <w:right w:val="single" w:sz="4" w:color="D9D9D9"/>
             </w:tcBorders>
             <w:tcMar>
-              <w:top w:w="90" w:type="dxa"/>
-              <w:left w:w="90" w:type="dxa"/>
-              <w:bottom w:w="90" w:type="dxa"/>
-              <w:right w:w="90" w:type="dxa"/>
+              <w:top w:w="75" w:type="dxa"/>
+              <w:left w:w="75" w:type="dxa"/>
+              <w:bottom w:w="75" w:type="dxa"/>
+              <w:right w:w="75" w:type="dxa"/>
             </w:tcMar>
-            <w:vAlign w:val="center"/>
           </w:tcPr>
           <w:p>
             <w:pPr>
-              <w:spacing w:after="40" w:line="252" w:lineRule="auto"/>
+              <w:spacing w:after="40" w:line="240" w:lineRule="auto"/>
+              <w:jc w:val="center"/>
             </w:pPr>
             <w:r>
               <w:rPr>
                 <w:b/>
-                <w:sz w:val="19"/>
+                <w:sz w:val="20"/>
               </w:rPr>
               <w:t>ID</w:t>
             </w:r>
@@ -911,8 +921,9 @@
         </w:tc>
         <w:tc>
           <w:tcPr>
-            <w:tcW w:type="dxa" w:w="1984"/>
-            <w:shd w:fill="E7EDF4"/>
+            <w:tcW w:type="dxa" w:w="1872"/>
+            <w:vAlign w:val="center"/>
+            <w:shd w:fill="E8E8E8"/>
             <w:tcBorders>
               <w:top w:val="single" w:sz="4" w:color="D9D9D9"/>
               <w:left w:val="single" w:sz="4" w:color="D9D9D9"/>
@@ -920,30 +931,30 @@
               <w:right w:val="single" w:sz="4" w:color="D9D9D9"/>
             </w:tcBorders>
             <w:tcMar>
-              <w:top w:w="90" w:type="dxa"/>
-              <w:left w:w="90" w:type="dxa"/>
-              <w:bottom w:w="90" w:type="dxa"/>
-              <w:right w:w="90" w:type="dxa"/>
+              <w:top w:w="75" w:type="dxa"/>
+              <w:left w:w="75" w:type="dxa"/>
+              <w:bottom w:w="75" w:type="dxa"/>
+              <w:right w:w="75" w:type="dxa"/>
             </w:tcMar>
-            <w:vAlign w:val="center"/>
           </w:tcPr>
           <w:p>
             <w:pPr>
-              <w:spacing w:after="40" w:line="252" w:lineRule="auto"/>
+              <w:spacing w:after="40" w:line="240" w:lineRule="auto"/>
             </w:pPr>
             <w:r>
               <w:rPr>
                 <w:b/>
-                <w:sz w:val="19"/>
+                <w:sz w:val="20"/>
               </w:rPr>
-              <w:t>Проверяемая функция</w:t>
+              <w:t>Функция</w:t>
             </w:r>
           </w:p>
         </w:tc>
         <w:tc>
           <w:tcPr>
-            <w:tcW w:type="dxa" w:w="3118"/>
-            <w:shd w:fill="E7EDF4"/>
+            <w:tcW w:type="dxa" w:w="3024"/>
+            <w:vAlign w:val="center"/>
+            <w:shd w:fill="E8E8E8"/>
             <w:tcBorders>
               <w:top w:val="single" w:sz="4" w:color="D9D9D9"/>
               <w:left w:val="single" w:sz="4" w:color="D9D9D9"/>
@@ -951,30 +962,30 @@
               <w:right w:val="single" w:sz="4" w:color="D9D9D9"/>
             </w:tcBorders>
             <w:tcMar>
-              <w:top w:w="90" w:type="dxa"/>
-              <w:left w:w="90" w:type="dxa"/>
-              <w:bottom w:w="90" w:type="dxa"/>
-              <w:right w:w="90" w:type="dxa"/>
+              <w:top w:w="75" w:type="dxa"/>
+              <w:left w:w="75" w:type="dxa"/>
+              <w:bottom w:w="75" w:type="dxa"/>
+              <w:right w:w="75" w:type="dxa"/>
             </w:tcMar>
-            <w:vAlign w:val="center"/>
           </w:tcPr>
           <w:p>
             <w:pPr>
-              <w:spacing w:after="40" w:line="252" w:lineRule="auto"/>
+              <w:spacing w:after="40" w:line="240" w:lineRule="auto"/>
             </w:pPr>
             <w:r>
               <w:rPr>
                 <w:b/>
-                <w:sz w:val="19"/>
+                <w:sz w:val="20"/>
               </w:rPr>
-              <w:t>Входные данные</w:t>
+              <w:t>Данные и действие</w:t>
             </w:r>
           </w:p>
         </w:tc>
         <w:tc>
           <w:tcPr>
-            <w:tcW w:type="dxa" w:w="2721"/>
-            <w:shd w:fill="E7EDF4"/>
+            <w:tcW w:type="dxa" w:w="2592"/>
+            <w:vAlign w:val="center"/>
+            <w:shd w:fill="E8E8E8"/>
             <w:tcBorders>
               <w:top w:val="single" w:sz="4" w:color="D9D9D9"/>
               <w:left w:val="single" w:sz="4" w:color="D9D9D9"/>
@@ -982,21 +993,20 @@
               <w:right w:val="single" w:sz="4" w:color="D9D9D9"/>
             </w:tcBorders>
             <w:tcMar>
-              <w:top w:w="90" w:type="dxa"/>
-              <w:left w:w="90" w:type="dxa"/>
-              <w:bottom w:w="90" w:type="dxa"/>
-              <w:right w:w="90" w:type="dxa"/>
+              <w:top w:w="75" w:type="dxa"/>
+              <w:left w:w="75" w:type="dxa"/>
+              <w:bottom w:w="75" w:type="dxa"/>
+              <w:right w:w="75" w:type="dxa"/>
             </w:tcMar>
-            <w:vAlign w:val="center"/>
           </w:tcPr>
           <w:p>
             <w:pPr>
-              <w:spacing w:after="40" w:line="252" w:lineRule="auto"/>
+              <w:spacing w:after="40" w:line="240" w:lineRule="auto"/>
             </w:pPr>
             <w:r>
               <w:rPr>
                 <w:b/>
-                <w:sz w:val="19"/>
+                <w:sz w:val="20"/>
               </w:rPr>
               <w:t>Ожидаемый результат</w:t>
             </w:r>
@@ -1004,8 +1014,9 @@
         </w:tc>
         <w:tc>
           <w:tcPr>
-            <w:tcW w:type="dxa" w:w="4139"/>
-            <w:shd w:fill="E7EDF4"/>
+            <w:tcW w:type="dxa" w:w="4896"/>
+            <w:vAlign w:val="center"/>
+            <w:shd w:fill="E8E8E8"/>
             <w:tcBorders>
               <w:top w:val="single" w:sz="4" w:color="D9D9D9"/>
               <w:left w:val="single" w:sz="4" w:color="D9D9D9"/>
@@ -1013,30 +1024,30 @@
               <w:right w:val="single" w:sz="4" w:color="D9D9D9"/>
             </w:tcBorders>
             <w:tcMar>
-              <w:top w:w="90" w:type="dxa"/>
-              <w:left w:w="90" w:type="dxa"/>
-              <w:bottom w:w="90" w:type="dxa"/>
-              <w:right w:w="90" w:type="dxa"/>
+              <w:top w:w="75" w:type="dxa"/>
+              <w:left w:w="75" w:type="dxa"/>
+              <w:bottom w:w="75" w:type="dxa"/>
+              <w:right w:w="75" w:type="dxa"/>
             </w:tcMar>
-            <w:vAlign w:val="center"/>
           </w:tcPr>
           <w:p>
             <w:pPr>
-              <w:spacing w:after="40" w:line="252" w:lineRule="auto"/>
+              <w:spacing w:after="40" w:line="240" w:lineRule="auto"/>
             </w:pPr>
             <w:r>
               <w:rPr>
                 <w:b/>
-                <w:sz w:val="19"/>
+                <w:sz w:val="20"/>
               </w:rPr>
-              <w:t>Фактический результат</w:t>
+              <w:t>Полученный результат</w:t>
             </w:r>
           </w:p>
         </w:tc>
         <w:tc>
           <w:tcPr>
-            <w:tcW w:type="dxa" w:w="1077"/>
-            <w:shd w:fill="E7EDF4"/>
+            <w:tcW w:type="dxa" w:w="936"/>
+            <w:vAlign w:val="center"/>
+            <w:shd w:fill="E8E8E8"/>
             <w:tcBorders>
               <w:top w:val="single" w:sz="4" w:color="D9D9D9"/>
               <w:left w:val="single" w:sz="4" w:color="D9D9D9"/>
@@ -1044,21 +1055,21 @@
               <w:right w:val="single" w:sz="4" w:color="D9D9D9"/>
             </w:tcBorders>
             <w:tcMar>
-              <w:top w:w="90" w:type="dxa"/>
-              <w:left w:w="90" w:type="dxa"/>
-              <w:bottom w:w="90" w:type="dxa"/>
-              <w:right w:w="90" w:type="dxa"/>
+              <w:top w:w="75" w:type="dxa"/>
+              <w:left w:w="75" w:type="dxa"/>
+              <w:bottom w:w="75" w:type="dxa"/>
+              <w:right w:w="75" w:type="dxa"/>
             </w:tcMar>
-            <w:vAlign w:val="center"/>
           </w:tcPr>
           <w:p>
             <w:pPr>
-              <w:spacing w:after="40" w:line="252" w:lineRule="auto"/>
+              <w:spacing w:after="40" w:line="240" w:lineRule="auto"/>
+              <w:jc w:val="center"/>
             </w:pPr>
             <w:r>
               <w:rPr>
                 <w:b/>
-                <w:sz w:val="19"/>
+                <w:sz w:val="20"/>
               </w:rPr>
               <w:t>Статус</w:t>
             </w:r>
@@ -1071,7 +1082,8 @@
         </w:trPr>
         <w:tc>
           <w:tcPr>
-            <w:tcW w:type="dxa" w:w="850"/>
+            <w:tcW w:type="dxa" w:w="792"/>
+            <w:vAlign w:val="center"/>
             <w:shd w:fill="FFFFFF"/>
             <w:tcBorders>
               <w:top w:val="single" w:sz="4" w:color="D9D9D9"/>
@@ -1080,21 +1092,21 @@
               <w:right w:val="single" w:sz="4" w:color="D9D9D9"/>
             </w:tcBorders>
             <w:tcMar>
-              <w:top w:w="90" w:type="dxa"/>
-              <w:left w:w="90" w:type="dxa"/>
-              <w:bottom w:w="90" w:type="dxa"/>
-              <w:right w:w="90" w:type="dxa"/>
+              <w:top w:w="75" w:type="dxa"/>
+              <w:left w:w="75" w:type="dxa"/>
+              <w:bottom w:w="75" w:type="dxa"/>
+              <w:right w:w="75" w:type="dxa"/>
             </w:tcMar>
-            <w:vAlign w:val="center"/>
           </w:tcPr>
           <w:p>
             <w:pPr>
-              <w:spacing w:after="40" w:line="252" w:lineRule="auto"/>
+              <w:spacing w:after="40" w:line="240" w:lineRule="auto"/>
+              <w:jc w:val="center"/>
             </w:pPr>
             <w:r>
               <w:rPr>
                 <w:b w:val="0"/>
-                <w:sz w:val="19"/>
+                <w:sz w:val="20"/>
               </w:rPr>
               <w:t>TC-01</w:t>
             </w:r>
@@ -1102,7 +1114,8 @@
         </w:tc>
         <w:tc>
           <w:tcPr>
-            <w:tcW w:type="dxa" w:w="1984"/>
+            <w:tcW w:type="dxa" w:w="1872"/>
+            <w:vAlign w:val="center"/>
             <w:shd w:fill="FFFFFF"/>
             <w:tcBorders>
               <w:top w:val="single" w:sz="4" w:color="D9D9D9"/>
@@ -1111,21 +1124,20 @@
               <w:right w:val="single" w:sz="4" w:color="D9D9D9"/>
             </w:tcBorders>
             <w:tcMar>
-              <w:top w:w="90" w:type="dxa"/>
-              <w:left w:w="90" w:type="dxa"/>
-              <w:bottom w:w="90" w:type="dxa"/>
-              <w:right w:w="90" w:type="dxa"/>
+              <w:top w:w="75" w:type="dxa"/>
+              <w:left w:w="75" w:type="dxa"/>
+              <w:bottom w:w="75" w:type="dxa"/>
+              <w:right w:w="75" w:type="dxa"/>
             </w:tcMar>
-            <w:vAlign w:val="center"/>
           </w:tcPr>
           <w:p>
             <w:pPr>
-              <w:spacing w:after="40" w:line="252" w:lineRule="auto"/>
+              <w:spacing w:after="40" w:line="240" w:lineRule="auto"/>
             </w:pPr>
             <w:r>
               <w:rPr>
                 <w:b w:val="0"/>
-                <w:sz w:val="19"/>
+                <w:sz w:val="20"/>
               </w:rPr>
               <w:t>Добавление FR-1</w:t>
             </w:r>
@@ -1133,7 +1145,8 @@
         </w:tc>
         <w:tc>
           <w:tcPr>
-            <w:tcW w:type="dxa" w:w="3118"/>
+            <w:tcW w:type="dxa" w:w="3024"/>
+            <w:vAlign w:val="center"/>
             <w:shd w:fill="FFFFFF"/>
             <w:tcBorders>
               <w:top w:val="single" w:sz="4" w:color="D9D9D9"/>
@@ -1142,29 +1155,29 @@
               <w:right w:val="single" w:sz="4" w:color="D9D9D9"/>
             </w:tcBorders>
             <w:tcMar>
-              <w:top w:w="90" w:type="dxa"/>
-              <w:left w:w="90" w:type="dxa"/>
-              <w:bottom w:w="90" w:type="dxa"/>
-              <w:right w:w="90" w:type="dxa"/>
+              <w:top w:w="75" w:type="dxa"/>
+              <w:left w:w="75" w:type="dxa"/>
+              <w:bottom w:w="75" w:type="dxa"/>
+              <w:right w:w="75" w:type="dxa"/>
             </w:tcMar>
-            <w:vAlign w:val="center"/>
           </w:tcPr>
           <w:p>
             <w:pPr>
-              <w:spacing w:after="40" w:line="252" w:lineRule="auto"/>
+              <w:spacing w:after="40" w:line="240" w:lineRule="auto"/>
             </w:pPr>
             <w:r>
               <w:rPr>
                 <w:b w:val="0"/>
-                <w:sz w:val="19"/>
+                <w:sz w:val="20"/>
               </w:rPr>
-              <w:t>Клавиатура; C001; Электроника; 2; 1500; 04.10.2026; Проверка</w:t>
+              <w:t>Наушники T204; 3 шт.; 2200 руб.; 09.10.2026</w:t>
             </w:r>
           </w:p>
         </w:tc>
         <w:tc>
           <w:tcPr>
-            <w:tcW w:type="dxa" w:w="2721"/>
+            <w:tcW w:type="dxa" w:w="2592"/>
+            <w:vAlign w:val="center"/>
             <w:shd w:fill="FFFFFF"/>
             <w:tcBorders>
               <w:top w:val="single" w:sz="4" w:color="D9D9D9"/>
@@ -1173,29 +1186,29 @@
               <w:right w:val="single" w:sz="4" w:color="D9D9D9"/>
             </w:tcBorders>
             <w:tcMar>
-              <w:top w:w="90" w:type="dxa"/>
-              <w:left w:w="90" w:type="dxa"/>
-              <w:bottom w:w="90" w:type="dxa"/>
-              <w:right w:w="90" w:type="dxa"/>
+              <w:top w:w="75" w:type="dxa"/>
+              <w:left w:w="75" w:type="dxa"/>
+              <w:bottom w:w="75" w:type="dxa"/>
+              <w:right w:w="75" w:type="dxa"/>
             </w:tcMar>
-            <w:vAlign w:val="center"/>
           </w:tcPr>
           <w:p>
             <w:pPr>
-              <w:spacing w:after="40" w:line="252" w:lineRule="auto"/>
+              <w:spacing w:after="40" w:line="240" w:lineRule="auto"/>
             </w:pPr>
             <w:r>
               <w:rPr>
                 <w:b w:val="0"/>
-                <w:sz w:val="19"/>
+                <w:sz w:val="20"/>
               </w:rPr>
-              <w:t>Товар добавлен; сумма 3000</w:t>
+              <w:t>Четвёртый товар, сумма 6600</w:t>
             </w:r>
           </w:p>
         </w:tc>
         <w:tc>
           <w:tcPr>
-            <w:tcW w:type="dxa" w:w="4139"/>
+            <w:tcW w:type="dxa" w:w="4896"/>
+            <w:vAlign w:val="center"/>
             <w:shd w:fill="FFFFFF"/>
             <w:tcBorders>
               <w:top w:val="single" w:sz="4" w:color="D9D9D9"/>
@@ -1204,29 +1217,29 @@
               <w:right w:val="single" w:sz="4" w:color="D9D9D9"/>
             </w:tcBorders>
             <w:tcMar>
-              <w:top w:w="90" w:type="dxa"/>
-              <w:left w:w="90" w:type="dxa"/>
-              <w:bottom w:w="90" w:type="dxa"/>
-              <w:right w:w="90" w:type="dxa"/>
+              <w:top w:w="75" w:type="dxa"/>
+              <w:left w:w="75" w:type="dxa"/>
+              <w:bottom w:w="75" w:type="dxa"/>
+              <w:right w:w="75" w:type="dxa"/>
             </w:tcMar>
-            <w:vAlign w:val="center"/>
           </w:tcPr>
           <w:p>
             <w:pPr>
-              <w:spacing w:after="40" w:line="252" w:lineRule="auto"/>
+              <w:spacing w:after="40" w:line="240" w:lineRule="auto"/>
             </w:pPr>
             <w:r>
               <w:rPr>
                 <w:b w:val="0"/>
-                <w:sz w:val="19"/>
+                <w:sz w:val="20"/>
               </w:rPr>
-              <w:t>Товар добавился. Сумма строки — 3000.</w:t>
+              <w:t>Добавлен T204. Сумма 6600.</w:t>
             </w:r>
           </w:p>
         </w:tc>
         <w:tc>
           <w:tcPr>
-            <w:tcW w:type="dxa" w:w="1077"/>
+            <w:tcW w:type="dxa" w:w="936"/>
+            <w:vAlign w:val="center"/>
             <w:shd w:fill="FFFFFF"/>
             <w:tcBorders>
               <w:top w:val="single" w:sz="4" w:color="D9D9D9"/>
@@ -1235,21 +1248,21 @@
               <w:right w:val="single" w:sz="4" w:color="D9D9D9"/>
             </w:tcBorders>
             <w:tcMar>
-              <w:top w:w="90" w:type="dxa"/>
-              <w:left w:w="90" w:type="dxa"/>
-              <w:bottom w:w="90" w:type="dxa"/>
-              <w:right w:w="90" w:type="dxa"/>
+              <w:top w:w="75" w:type="dxa"/>
+              <w:left w:w="75" w:type="dxa"/>
+              <w:bottom w:w="75" w:type="dxa"/>
+              <w:right w:w="75" w:type="dxa"/>
             </w:tcMar>
-            <w:vAlign w:val="center"/>
           </w:tcPr>
           <w:p>
             <w:pPr>
-              <w:spacing w:after="40" w:line="252" w:lineRule="auto"/>
+              <w:spacing w:after="40" w:line="240" w:lineRule="auto"/>
+              <w:jc w:val="center"/>
             </w:pPr>
             <w:r>
               <w:rPr>
                 <w:b w:val="0"/>
-                <w:sz w:val="19"/>
+                <w:sz w:val="20"/>
               </w:rPr>
               <w:t>Pass</w:t>
             </w:r>
@@ -1262,8 +1275,9 @@
         </w:trPr>
         <w:tc>
           <w:tcPr>
-            <w:tcW w:type="dxa" w:w="850"/>
-            <w:shd w:fill="F6F8FA"/>
+            <w:tcW w:type="dxa" w:w="792"/>
+            <w:vAlign w:val="center"/>
+            <w:shd w:fill="FFFFFF"/>
             <w:tcBorders>
               <w:top w:val="single" w:sz="4" w:color="D9D9D9"/>
               <w:left w:val="single" w:sz="4" w:color="D9D9D9"/>
@@ -1271,21 +1285,21 @@
               <w:right w:val="single" w:sz="4" w:color="D9D9D9"/>
             </w:tcBorders>
             <w:tcMar>
-              <w:top w:w="90" w:type="dxa"/>
-              <w:left w:w="90" w:type="dxa"/>
-              <w:bottom w:w="90" w:type="dxa"/>
-              <w:right w:w="90" w:type="dxa"/>
+              <w:top w:w="75" w:type="dxa"/>
+              <w:left w:w="75" w:type="dxa"/>
+              <w:bottom w:w="75" w:type="dxa"/>
+              <w:right w:w="75" w:type="dxa"/>
             </w:tcMar>
-            <w:vAlign w:val="center"/>
           </w:tcPr>
           <w:p>
             <w:pPr>
-              <w:spacing w:after="40" w:line="252" w:lineRule="auto"/>
+              <w:spacing w:after="40" w:line="240" w:lineRule="auto"/>
+              <w:jc w:val="center"/>
             </w:pPr>
             <w:r>
               <w:rPr>
                 <w:b w:val="0"/>
-                <w:sz w:val="19"/>
+                <w:sz w:val="20"/>
               </w:rPr>
               <w:t>TC-02</w:t>
             </w:r>
@@ -1293,8 +1307,9 @@
         </w:tc>
         <w:tc>
           <w:tcPr>
-            <w:tcW w:type="dxa" w:w="1984"/>
-            <w:shd w:fill="F6F8FA"/>
+            <w:tcW w:type="dxa" w:w="1872"/>
+            <w:vAlign w:val="center"/>
+            <w:shd w:fill="FFFFFF"/>
             <w:tcBorders>
               <w:top w:val="single" w:sz="4" w:color="D9D9D9"/>
               <w:left w:val="single" w:sz="4" w:color="D9D9D9"/>
@@ -1302,30 +1317,30 @@
               <w:right w:val="single" w:sz="4" w:color="D9D9D9"/>
             </w:tcBorders>
             <w:tcMar>
-              <w:top w:w="90" w:type="dxa"/>
-              <w:left w:w="90" w:type="dxa"/>
-              <w:bottom w:w="90" w:type="dxa"/>
-              <w:right w:w="90" w:type="dxa"/>
+              <w:top w:w="75" w:type="dxa"/>
+              <w:left w:w="75" w:type="dxa"/>
+              <w:bottom w:w="75" w:type="dxa"/>
+              <w:right w:w="75" w:type="dxa"/>
             </w:tcMar>
-            <w:vAlign w:val="center"/>
           </w:tcPr>
           <w:p>
             <w:pPr>
-              <w:spacing w:after="40" w:line="252" w:lineRule="auto"/>
+              <w:spacing w:after="40" w:line="240" w:lineRule="auto"/>
             </w:pPr>
             <w:r>
               <w:rPr>
                 <w:b w:val="0"/>
-                <w:sz w:val="19"/>
+                <w:sz w:val="20"/>
               </w:rPr>
-              <w:t>Уникальность FR-1</w:t>
+              <w:t>Пустое название FR-1</w:t>
             </w:r>
           </w:p>
         </w:tc>
         <w:tc>
           <w:tcPr>
-            <w:tcW w:type="dxa" w:w="3118"/>
-            <w:shd w:fill="F6F8FA"/>
+            <w:tcW w:type="dxa" w:w="3024"/>
+            <w:vAlign w:val="center"/>
+            <w:shd w:fill="FFFFFF"/>
             <w:tcBorders>
               <w:top w:val="single" w:sz="4" w:color="D9D9D9"/>
               <w:left w:val="single" w:sz="4" w:color="D9D9D9"/>
@@ -1333,30 +1348,30 @@
               <w:right w:val="single" w:sz="4" w:color="D9D9D9"/>
             </w:tcBorders>
             <w:tcMar>
-              <w:top w:w="90" w:type="dxa"/>
-              <w:left w:w="90" w:type="dxa"/>
-              <w:bottom w:w="90" w:type="dxa"/>
-              <w:right w:w="90" w:type="dxa"/>
+              <w:top w:w="75" w:type="dxa"/>
+              <w:left w:w="75" w:type="dxa"/>
+              <w:bottom w:w="75" w:type="dxa"/>
+              <w:right w:w="75" w:type="dxa"/>
             </w:tcMar>
-            <w:vAlign w:val="center"/>
           </w:tcPr>
           <w:p>
             <w:pPr>
-              <w:spacing w:after="40" w:line="252" w:lineRule="auto"/>
+              <w:spacing w:after="40" w:line="240" w:lineRule="auto"/>
             </w:pPr>
             <w:r>
               <w:rPr>
                 <w:b w:val="0"/>
-                <w:sz w:val="19"/>
+                <w:sz w:val="20"/>
               </w:rPr>
-              <w:t>Существующий артикул A001</w:t>
+              <w:t>У T204 название пустое, остальные поля верны</w:t>
             </w:r>
           </w:p>
         </w:tc>
         <w:tc>
           <w:tcPr>
-            <w:tcW w:type="dxa" w:w="2721"/>
-            <w:shd w:fill="F6F8FA"/>
+            <w:tcW w:type="dxa" w:w="2592"/>
+            <w:vAlign w:val="center"/>
+            <w:shd w:fill="FFFFFF"/>
             <w:tcBorders>
               <w:top w:val="single" w:sz="4" w:color="D9D9D9"/>
               <w:left w:val="single" w:sz="4" w:color="D9D9D9"/>
@@ -1364,30 +1379,30 @@
               <w:right w:val="single" w:sz="4" w:color="D9D9D9"/>
             </w:tcBorders>
             <w:tcMar>
-              <w:top w:w="90" w:type="dxa"/>
-              <w:left w:w="90" w:type="dxa"/>
-              <w:bottom w:w="90" w:type="dxa"/>
-              <w:right w:w="90" w:type="dxa"/>
+              <w:top w:w="75" w:type="dxa"/>
+              <w:left w:w="75" w:type="dxa"/>
+              <w:bottom w:w="75" w:type="dxa"/>
+              <w:right w:w="75" w:type="dxa"/>
             </w:tcMar>
-            <w:vAlign w:val="center"/>
           </w:tcPr>
           <w:p>
             <w:pPr>
-              <w:spacing w:after="40" w:line="252" w:lineRule="auto"/>
+              <w:spacing w:after="40" w:line="240" w:lineRule="auto"/>
             </w:pPr>
             <w:r>
               <w:rPr>
                 <w:b w:val="0"/>
-                <w:sz w:val="19"/>
+                <w:sz w:val="20"/>
               </w:rPr>
-              <w:t>Дубликат отклонён</w:t>
+              <w:t>Товар не добавлен</w:t>
             </w:r>
           </w:p>
         </w:tc>
         <w:tc>
           <w:tcPr>
-            <w:tcW w:type="dxa" w:w="4139"/>
-            <w:shd w:fill="F6F8FA"/>
+            <w:tcW w:type="dxa" w:w="4896"/>
+            <w:vAlign w:val="center"/>
+            <w:shd w:fill="FFFFFF"/>
             <w:tcBorders>
               <w:top w:val="single" w:sz="4" w:color="D9D9D9"/>
               <w:left w:val="single" w:sz="4" w:color="D9D9D9"/>
@@ -1395,30 +1410,30 @@
               <w:right w:val="single" w:sz="4" w:color="D9D9D9"/>
             </w:tcBorders>
             <w:tcMar>
-              <w:top w:w="90" w:type="dxa"/>
-              <w:left w:w="90" w:type="dxa"/>
-              <w:bottom w:w="90" w:type="dxa"/>
-              <w:right w:w="90" w:type="dxa"/>
+              <w:top w:w="75" w:type="dxa"/>
+              <w:left w:w="75" w:type="dxa"/>
+              <w:bottom w:w="75" w:type="dxa"/>
+              <w:right w:w="75" w:type="dxa"/>
             </w:tcMar>
-            <w:vAlign w:val="center"/>
           </w:tcPr>
           <w:p>
             <w:pPr>
-              <w:spacing w:after="40" w:line="252" w:lineRule="auto"/>
+              <w:spacing w:after="40" w:line="240" w:lineRule="auto"/>
             </w:pPr>
             <w:r>
               <w:rPr>
                 <w:b w:val="0"/>
-                <w:sz w:val="19"/>
+                <w:sz w:val="20"/>
               </w:rPr>
-              <w:t>Товар с артикулом A001 добавился повторно.</w:t>
+              <w:t>Товар добавлен с пустым названием.</w:t>
             </w:r>
           </w:p>
         </w:tc>
         <w:tc>
           <w:tcPr>
-            <w:tcW w:type="dxa" w:w="1077"/>
-            <w:shd w:fill="F6F8FA"/>
+            <w:tcW w:type="dxa" w:w="936"/>
+            <w:vAlign w:val="center"/>
+            <w:shd w:fill="FFFFFF"/>
             <w:tcBorders>
               <w:top w:val="single" w:sz="4" w:color="D9D9D9"/>
               <w:left w:val="single" w:sz="4" w:color="D9D9D9"/>
@@ -1426,21 +1441,21 @@
               <w:right w:val="single" w:sz="4" w:color="D9D9D9"/>
             </w:tcBorders>
             <w:tcMar>
-              <w:top w:w="90" w:type="dxa"/>
-              <w:left w:w="90" w:type="dxa"/>
-              <w:bottom w:w="90" w:type="dxa"/>
-              <w:right w:w="90" w:type="dxa"/>
+              <w:top w:w="75" w:type="dxa"/>
+              <w:left w:w="75" w:type="dxa"/>
+              <w:bottom w:w="75" w:type="dxa"/>
+              <w:right w:w="75" w:type="dxa"/>
             </w:tcMar>
-            <w:vAlign w:val="center"/>
           </w:tcPr>
           <w:p>
             <w:pPr>
-              <w:spacing w:after="40" w:line="252" w:lineRule="auto"/>
+              <w:spacing w:after="40" w:line="240" w:lineRule="auto"/>
+              <w:jc w:val="center"/>
             </w:pPr>
             <w:r>
               <w:rPr>
                 <w:b w:val="0"/>
-                <w:sz w:val="19"/>
+                <w:sz w:val="20"/>
               </w:rPr>
               <w:t>Fail</w:t>
             </w:r>
@@ -1453,7 +1468,8 @@
         </w:trPr>
         <w:tc>
           <w:tcPr>
-            <w:tcW w:type="dxa" w:w="850"/>
+            <w:tcW w:type="dxa" w:w="792"/>
+            <w:vAlign w:val="center"/>
             <w:shd w:fill="FFFFFF"/>
             <w:tcBorders>
               <w:top w:val="single" w:sz="4" w:color="D9D9D9"/>
@@ -1462,21 +1478,21 @@
               <w:right w:val="single" w:sz="4" w:color="D9D9D9"/>
             </w:tcBorders>
             <w:tcMar>
-              <w:top w:w="90" w:type="dxa"/>
-              <w:left w:w="90" w:type="dxa"/>
-              <w:bottom w:w="90" w:type="dxa"/>
-              <w:right w:w="90" w:type="dxa"/>
+              <w:top w:w="75" w:type="dxa"/>
+              <w:left w:w="75" w:type="dxa"/>
+              <w:bottom w:w="75" w:type="dxa"/>
+              <w:right w:w="75" w:type="dxa"/>
             </w:tcMar>
-            <w:vAlign w:val="center"/>
           </w:tcPr>
           <w:p>
             <w:pPr>
-              <w:spacing w:after="40" w:line="252" w:lineRule="auto"/>
+              <w:spacing w:after="40" w:line="240" w:lineRule="auto"/>
+              <w:jc w:val="center"/>
             </w:pPr>
             <w:r>
               <w:rPr>
                 <w:b w:val="0"/>
-                <w:sz w:val="19"/>
+                <w:sz w:val="20"/>
               </w:rPr>
               <w:t>TC-03</w:t>
             </w:r>
@@ -1484,7 +1500,8 @@
         </w:tc>
         <w:tc>
           <w:tcPr>
-            <w:tcW w:type="dxa" w:w="1984"/>
+            <w:tcW w:type="dxa" w:w="1872"/>
+            <w:vAlign w:val="center"/>
             <w:shd w:fill="FFFFFF"/>
             <w:tcBorders>
               <w:top w:val="single" w:sz="4" w:color="D9D9D9"/>
@@ -1493,29 +1510,29 @@
               <w:right w:val="single" w:sz="4" w:color="D9D9D9"/>
             </w:tcBorders>
             <w:tcMar>
-              <w:top w:w="90" w:type="dxa"/>
-              <w:left w:w="90" w:type="dxa"/>
-              <w:bottom w:w="90" w:type="dxa"/>
-              <w:right w:w="90" w:type="dxa"/>
+              <w:top w:w="75" w:type="dxa"/>
+              <w:left w:w="75" w:type="dxa"/>
+              <w:bottom w:w="75" w:type="dxa"/>
+              <w:right w:w="75" w:type="dxa"/>
             </w:tcMar>
-            <w:vAlign w:val="center"/>
           </w:tcPr>
           <w:p>
             <w:pPr>
-              <w:spacing w:after="40" w:line="252" w:lineRule="auto"/>
+              <w:spacing w:after="40" w:line="240" w:lineRule="auto"/>
             </w:pPr>
             <w:r>
               <w:rPr>
                 <w:b w:val="0"/>
-                <w:sz w:val="19"/>
+                <w:sz w:val="20"/>
               </w:rPr>
-              <w:t>Количество FR-1</w:t>
+              <w:t>Повтор артикула FR-1</w:t>
             </w:r>
           </w:p>
         </w:tc>
         <w:tc>
           <w:tcPr>
-            <w:tcW w:type="dxa" w:w="3118"/>
+            <w:tcW w:type="dxa" w:w="3024"/>
+            <w:vAlign w:val="center"/>
             <w:shd w:fill="FFFFFF"/>
             <w:tcBorders>
               <w:top w:val="single" w:sz="4" w:color="D9D9D9"/>
@@ -1524,29 +1541,29 @@
               <w:right w:val="single" w:sz="4" w:color="D9D9D9"/>
             </w:tcBorders>
             <w:tcMar>
-              <w:top w:w="90" w:type="dxa"/>
-              <w:left w:w="90" w:type="dxa"/>
-              <w:bottom w:w="90" w:type="dxa"/>
-              <w:right w:w="90" w:type="dxa"/>
+              <w:top w:w="75" w:type="dxa"/>
+              <w:left w:w="75" w:type="dxa"/>
+              <w:bottom w:w="75" w:type="dxa"/>
+              <w:right w:w="75" w:type="dxa"/>
             </w:tcMar>
-            <w:vAlign w:val="center"/>
           </w:tcPr>
           <w:p>
             <w:pPr>
-              <w:spacing w:after="40" w:line="252" w:lineRule="auto"/>
+              <w:spacing w:after="40" w:line="240" w:lineRule="auto"/>
             </w:pPr>
             <w:r>
               <w:rPr>
                 <w:b w:val="0"/>
-                <w:sz w:val="19"/>
+                <w:sz w:val="20"/>
               </w:rPr>
-              <w:t>Количество 0</w:t>
+              <w:t>У новых наушников артикул T201</w:t>
             </w:r>
           </w:p>
         </w:tc>
         <w:tc>
           <w:tcPr>
-            <w:tcW w:type="dxa" w:w="2721"/>
+            <w:tcW w:type="dxa" w:w="2592"/>
+            <w:vAlign w:val="center"/>
             <w:shd w:fill="FFFFFF"/>
             <w:tcBorders>
               <w:top w:val="single" w:sz="4" w:color="D9D9D9"/>
@@ -1555,29 +1572,29 @@
               <w:right w:val="single" w:sz="4" w:color="D9D9D9"/>
             </w:tcBorders>
             <w:tcMar>
-              <w:top w:w="90" w:type="dxa"/>
-              <w:left w:w="90" w:type="dxa"/>
-              <w:bottom w:w="90" w:type="dxa"/>
-              <w:right w:w="90" w:type="dxa"/>
+              <w:top w:w="75" w:type="dxa"/>
+              <w:left w:w="75" w:type="dxa"/>
+              <w:bottom w:w="75" w:type="dxa"/>
+              <w:right w:w="75" w:type="dxa"/>
             </w:tcMar>
-            <w:vAlign w:val="center"/>
           </w:tcPr>
           <w:p>
             <w:pPr>
-              <w:spacing w:after="40" w:line="252" w:lineRule="auto"/>
+              <w:spacing w:after="40" w:line="240" w:lineRule="auto"/>
             </w:pPr>
             <w:r>
               <w:rPr>
                 <w:b w:val="0"/>
-                <w:sz w:val="19"/>
+                <w:sz w:val="20"/>
               </w:rPr>
-              <w:t>Товар добавлен; сумма 0</w:t>
+              <w:t>Дубликат не принят</w:t>
             </w:r>
           </w:p>
         </w:tc>
         <w:tc>
           <w:tcPr>
-            <w:tcW w:type="dxa" w:w="4139"/>
+            <w:tcW w:type="dxa" w:w="4896"/>
+            <w:vAlign w:val="center"/>
             <w:shd w:fill="FFFFFF"/>
             <w:tcBorders>
               <w:top w:val="single" w:sz="4" w:color="D9D9D9"/>
@@ -1586,29 +1603,29 @@
               <w:right w:val="single" w:sz="4" w:color="D9D9D9"/>
             </w:tcBorders>
             <w:tcMar>
-              <w:top w:w="90" w:type="dxa"/>
-              <w:left w:w="90" w:type="dxa"/>
-              <w:bottom w:w="90" w:type="dxa"/>
-              <w:right w:w="90" w:type="dxa"/>
+              <w:top w:w="75" w:type="dxa"/>
+              <w:left w:w="75" w:type="dxa"/>
+              <w:bottom w:w="75" w:type="dxa"/>
+              <w:right w:w="75" w:type="dxa"/>
             </w:tcMar>
-            <w:vAlign w:val="center"/>
           </w:tcPr>
           <w:p>
             <w:pPr>
-              <w:spacing w:after="40" w:line="252" w:lineRule="auto"/>
+              <w:spacing w:after="40" w:line="240" w:lineRule="auto"/>
             </w:pPr>
             <w:r>
               <w:rPr>
                 <w:b w:val="0"/>
-                <w:sz w:val="19"/>
+                <w:sz w:val="20"/>
               </w:rPr>
-              <w:t>Товар добавился с количеством 0 и суммой 0.</w:t>
+              <w:t>Повторный артикул T201 принят.</w:t>
             </w:r>
           </w:p>
         </w:tc>
         <w:tc>
           <w:tcPr>
-            <w:tcW w:type="dxa" w:w="1077"/>
+            <w:tcW w:type="dxa" w:w="936"/>
+            <w:vAlign w:val="center"/>
             <w:shd w:fill="FFFFFF"/>
             <w:tcBorders>
               <w:top w:val="single" w:sz="4" w:color="D9D9D9"/>
@@ -1617,21 +1634,214 @@
               <w:right w:val="single" w:sz="4" w:color="D9D9D9"/>
             </w:tcBorders>
             <w:tcMar>
-              <w:top w:w="90" w:type="dxa"/>
-              <w:left w:w="90" w:type="dxa"/>
-              <w:bottom w:w="90" w:type="dxa"/>
-              <w:right w:w="90" w:type="dxa"/>
+              <w:top w:w="75" w:type="dxa"/>
+              <w:left w:w="75" w:type="dxa"/>
+              <w:bottom w:w="75" w:type="dxa"/>
+              <w:right w:w="75" w:type="dxa"/>
             </w:tcMar>
-            <w:vAlign w:val="center"/>
           </w:tcPr>
           <w:p>
             <w:pPr>
-              <w:spacing w:after="40" w:line="252" w:lineRule="auto"/>
+              <w:spacing w:after="40" w:line="240" w:lineRule="auto"/>
+              <w:jc w:val="center"/>
             </w:pPr>
             <w:r>
               <w:rPr>
                 <w:b w:val="0"/>
-                <w:sz w:val="19"/>
+                <w:sz w:val="20"/>
+              </w:rPr>
+              <w:t>Fail</w:t>
+            </w:r>
+          </w:p>
+        </w:tc>
+      </w:tr>
+      <w:tr>
+        <w:trPr>
+          <w:cantSplit/>
+        </w:trPr>
+        <w:tc>
+          <w:tcPr>
+            <w:tcW w:type="dxa" w:w="792"/>
+            <w:vAlign w:val="center"/>
+            <w:shd w:fill="FFFFFF"/>
+            <w:tcBorders>
+              <w:top w:val="single" w:sz="4" w:color="D9D9D9"/>
+              <w:left w:val="single" w:sz="4" w:color="D9D9D9"/>
+              <w:bottom w:val="single" w:sz="4" w:color="D9D9D9"/>
+              <w:right w:val="single" w:sz="4" w:color="D9D9D9"/>
+            </w:tcBorders>
+            <w:tcMar>
+              <w:top w:w="75" w:type="dxa"/>
+              <w:left w:w="75" w:type="dxa"/>
+              <w:bottom w:w="75" w:type="dxa"/>
+              <w:right w:w="75" w:type="dxa"/>
+            </w:tcMar>
+          </w:tcPr>
+          <w:p>
+            <w:pPr>
+              <w:spacing w:after="40" w:line="240" w:lineRule="auto"/>
+              <w:jc w:val="center"/>
+            </w:pPr>
+            <w:r>
+              <w:rPr>
+                <w:b w:val="0"/>
+                <w:sz w:val="20"/>
+              </w:rPr>
+              <w:t>TC-04</w:t>
+            </w:r>
+          </w:p>
+        </w:tc>
+        <w:tc>
+          <w:tcPr>
+            <w:tcW w:type="dxa" w:w="1872"/>
+            <w:vAlign w:val="center"/>
+            <w:shd w:fill="FFFFFF"/>
+            <w:tcBorders>
+              <w:top w:val="single" w:sz="4" w:color="D9D9D9"/>
+              <w:left w:val="single" w:sz="4" w:color="D9D9D9"/>
+              <w:bottom w:val="single" w:sz="4" w:color="D9D9D9"/>
+              <w:right w:val="single" w:sz="4" w:color="D9D9D9"/>
+            </w:tcBorders>
+            <w:tcMar>
+              <w:top w:w="75" w:type="dxa"/>
+              <w:left w:w="75" w:type="dxa"/>
+              <w:bottom w:w="75" w:type="dxa"/>
+              <w:right w:w="75" w:type="dxa"/>
+            </w:tcMar>
+          </w:tcPr>
+          <w:p>
+            <w:pPr>
+              <w:spacing w:after="40" w:line="240" w:lineRule="auto"/>
+            </w:pPr>
+            <w:r>
+              <w:rPr>
+                <w:b w:val="0"/>
+                <w:sz w:val="20"/>
+              </w:rPr>
+              <w:t>Нулевой остаток FR-1</w:t>
+            </w:r>
+          </w:p>
+        </w:tc>
+        <w:tc>
+          <w:tcPr>
+            <w:tcW w:type="dxa" w:w="3024"/>
+            <w:vAlign w:val="center"/>
+            <w:shd w:fill="FFFFFF"/>
+            <w:tcBorders>
+              <w:top w:val="single" w:sz="4" w:color="D9D9D9"/>
+              <w:left w:val="single" w:sz="4" w:color="D9D9D9"/>
+              <w:bottom w:val="single" w:sz="4" w:color="D9D9D9"/>
+              <w:right w:val="single" w:sz="4" w:color="D9D9D9"/>
+            </w:tcBorders>
+            <w:tcMar>
+              <w:top w:w="75" w:type="dxa"/>
+              <w:left w:w="75" w:type="dxa"/>
+              <w:bottom w:w="75" w:type="dxa"/>
+              <w:right w:w="75" w:type="dxa"/>
+            </w:tcMar>
+          </w:tcPr>
+          <w:p>
+            <w:pPr>
+              <w:spacing w:after="40" w:line="240" w:lineRule="auto"/>
+            </w:pPr>
+            <w:r>
+              <w:rPr>
+                <w:b w:val="0"/>
+                <w:sz w:val="20"/>
+              </w:rPr>
+              <w:t>Количество у T204 равно 0</w:t>
+            </w:r>
+          </w:p>
+        </w:tc>
+        <w:tc>
+          <w:tcPr>
+            <w:tcW w:type="dxa" w:w="2592"/>
+            <w:vAlign w:val="center"/>
+            <w:shd w:fill="FFFFFF"/>
+            <w:tcBorders>
+              <w:top w:val="single" w:sz="4" w:color="D9D9D9"/>
+              <w:left w:val="single" w:sz="4" w:color="D9D9D9"/>
+              <w:bottom w:val="single" w:sz="4" w:color="D9D9D9"/>
+              <w:right w:val="single" w:sz="4" w:color="D9D9D9"/>
+            </w:tcBorders>
+            <w:tcMar>
+              <w:top w:w="75" w:type="dxa"/>
+              <w:left w:w="75" w:type="dxa"/>
+              <w:bottom w:w="75" w:type="dxa"/>
+              <w:right w:w="75" w:type="dxa"/>
+            </w:tcMar>
+          </w:tcPr>
+          <w:p>
+            <w:pPr>
+              <w:spacing w:after="40" w:line="240" w:lineRule="auto"/>
+            </w:pPr>
+            <w:r>
+              <w:rPr>
+                <w:b w:val="0"/>
+                <w:sz w:val="20"/>
+              </w:rPr>
+              <w:t>Товар принят, сумма 0</w:t>
+            </w:r>
+          </w:p>
+        </w:tc>
+        <w:tc>
+          <w:tcPr>
+            <w:tcW w:type="dxa" w:w="4896"/>
+            <w:vAlign w:val="center"/>
+            <w:shd w:fill="FFFFFF"/>
+            <w:tcBorders>
+              <w:top w:val="single" w:sz="4" w:color="D9D9D9"/>
+              <w:left w:val="single" w:sz="4" w:color="D9D9D9"/>
+              <w:bottom w:val="single" w:sz="4" w:color="D9D9D9"/>
+              <w:right w:val="single" w:sz="4" w:color="D9D9D9"/>
+            </w:tcBorders>
+            <w:tcMar>
+              <w:top w:w="75" w:type="dxa"/>
+              <w:left w:w="75" w:type="dxa"/>
+              <w:bottom w:w="75" w:type="dxa"/>
+              <w:right w:w="75" w:type="dxa"/>
+            </w:tcMar>
+          </w:tcPr>
+          <w:p>
+            <w:pPr>
+              <w:spacing w:after="40" w:line="240" w:lineRule="auto"/>
+            </w:pPr>
+            <w:r>
+              <w:rPr>
+                <w:b w:val="0"/>
+                <w:sz w:val="20"/>
+              </w:rPr>
+              <w:t>Количество 0, сумма 0.</w:t>
+            </w:r>
+          </w:p>
+        </w:tc>
+        <w:tc>
+          <w:tcPr>
+            <w:tcW w:type="dxa" w:w="936"/>
+            <w:vAlign w:val="center"/>
+            <w:shd w:fill="FFFFFF"/>
+            <w:tcBorders>
+              <w:top w:val="single" w:sz="4" w:color="D9D9D9"/>
+              <w:left w:val="single" w:sz="4" w:color="D9D9D9"/>
+              <w:bottom w:val="single" w:sz="4" w:color="D9D9D9"/>
+              <w:right w:val="single" w:sz="4" w:color="D9D9D9"/>
+            </w:tcBorders>
+            <w:tcMar>
+              <w:top w:w="75" w:type="dxa"/>
+              <w:left w:w="75" w:type="dxa"/>
+              <w:bottom w:w="75" w:type="dxa"/>
+              <w:right w:w="75" w:type="dxa"/>
+            </w:tcMar>
+          </w:tcPr>
+          <w:p>
+            <w:pPr>
+              <w:spacing w:after="40" w:line="240" w:lineRule="auto"/>
+              <w:jc w:val="center"/>
+            </w:pPr>
+            <w:r>
+              <w:rPr>
+                <w:b w:val="0"/>
+                <w:sz w:val="20"/>
               </w:rPr>
               <w:t>Pass</w:t>
             </w:r>
@@ -1644,8 +1854,9 @@
         </w:trPr>
         <w:tc>
           <w:tcPr>
-            <w:tcW w:type="dxa" w:w="850"/>
-            <w:shd w:fill="F6F8FA"/>
+            <w:tcW w:type="dxa" w:w="792"/>
+            <w:vAlign w:val="center"/>
+            <w:shd w:fill="FFFFFF"/>
             <w:tcBorders>
               <w:top w:val="single" w:sz="4" w:color="D9D9D9"/>
               <w:left w:val="single" w:sz="4" w:color="D9D9D9"/>
@@ -1653,30 +1864,31 @@
               <w:right w:val="single" w:sz="4" w:color="D9D9D9"/>
             </w:tcBorders>
             <w:tcMar>
-              <w:top w:w="90" w:type="dxa"/>
-              <w:left w:w="90" w:type="dxa"/>
-              <w:bottom w:w="90" w:type="dxa"/>
-              <w:right w:w="90" w:type="dxa"/>
+              <w:top w:w="75" w:type="dxa"/>
+              <w:left w:w="75" w:type="dxa"/>
+              <w:bottom w:w="75" w:type="dxa"/>
+              <w:right w:w="75" w:type="dxa"/>
             </w:tcMar>
-            <w:vAlign w:val="center"/>
           </w:tcPr>
           <w:p>
             <w:pPr>
-              <w:spacing w:after="40" w:line="252" w:lineRule="auto"/>
+              <w:spacing w:after="40" w:line="240" w:lineRule="auto"/>
+              <w:jc w:val="center"/>
             </w:pPr>
             <w:r>
               <w:rPr>
                 <w:b w:val="0"/>
-                <w:sz w:val="19"/>
+                <w:sz w:val="20"/>
               </w:rPr>
-              <w:t>TC-04</w:t>
+              <w:t>TC-05</w:t>
             </w:r>
           </w:p>
         </w:tc>
         <w:tc>
           <w:tcPr>
-            <w:tcW w:type="dxa" w:w="1984"/>
-            <w:shd w:fill="F6F8FA"/>
+            <w:tcW w:type="dxa" w:w="1872"/>
+            <w:vAlign w:val="center"/>
+            <w:shd w:fill="FFFFFF"/>
             <w:tcBorders>
               <w:top w:val="single" w:sz="4" w:color="D9D9D9"/>
               <w:left w:val="single" w:sz="4" w:color="D9D9D9"/>
@@ -1684,30 +1896,30 @@
               <w:right w:val="single" w:sz="4" w:color="D9D9D9"/>
             </w:tcBorders>
             <w:tcMar>
-              <w:top w:w="90" w:type="dxa"/>
-              <w:left w:w="90" w:type="dxa"/>
-              <w:bottom w:w="90" w:type="dxa"/>
-              <w:right w:w="90" w:type="dxa"/>
+              <w:top w:w="75" w:type="dxa"/>
+              <w:left w:w="75" w:type="dxa"/>
+              <w:bottom w:w="75" w:type="dxa"/>
+              <w:right w:w="75" w:type="dxa"/>
             </w:tcMar>
-            <w:vAlign w:val="center"/>
           </w:tcPr>
           <w:p>
             <w:pPr>
-              <w:spacing w:after="40" w:line="252" w:lineRule="auto"/>
+              <w:spacing w:after="40" w:line="240" w:lineRule="auto"/>
             </w:pPr>
             <w:r>
               <w:rPr>
                 <w:b w:val="0"/>
-                <w:sz w:val="19"/>
+                <w:sz w:val="20"/>
               </w:rPr>
-              <w:t>Цена FR-1</w:t>
+              <w:t>Комментарий FR-1</w:t>
             </w:r>
           </w:p>
         </w:tc>
         <w:tc>
           <w:tcPr>
-            <w:tcW w:type="dxa" w:w="3118"/>
-            <w:shd w:fill="F6F8FA"/>
+            <w:tcW w:type="dxa" w:w="3024"/>
+            <w:vAlign w:val="center"/>
+            <w:shd w:fill="FFFFFF"/>
             <w:tcBorders>
               <w:top w:val="single" w:sz="4" w:color="D9D9D9"/>
               <w:left w:val="single" w:sz="4" w:color="D9D9D9"/>
@@ -1715,30 +1927,30 @@
               <w:right w:val="single" w:sz="4" w:color="D9D9D9"/>
             </w:tcBorders>
             <w:tcMar>
-              <w:top w:w="90" w:type="dxa"/>
-              <w:left w:w="90" w:type="dxa"/>
-              <w:bottom w:w="90" w:type="dxa"/>
-              <w:right w:w="90" w:type="dxa"/>
+              <w:top w:w="75" w:type="dxa"/>
+              <w:left w:w="75" w:type="dxa"/>
+              <w:bottom w:w="75" w:type="dxa"/>
+              <w:right w:w="75" w:type="dxa"/>
             </w:tcMar>
-            <w:vAlign w:val="center"/>
           </w:tcPr>
           <w:p>
             <w:pPr>
-              <w:spacing w:after="40" w:line="252" w:lineRule="auto"/>
+              <w:spacing w:after="40" w:line="240" w:lineRule="auto"/>
             </w:pPr>
             <w:r>
               <w:rPr>
                 <w:b w:val="0"/>
-                <w:sz w:val="19"/>
+                <w:sz w:val="20"/>
               </w:rPr>
-              <w:t>Количество 2; цена 1500.50</w:t>
+              <w:t>У T204 комментарий пустой</w:t>
             </w:r>
           </w:p>
         </w:tc>
         <w:tc>
           <w:tcPr>
-            <w:tcW w:type="dxa" w:w="2721"/>
-            <w:shd w:fill="F6F8FA"/>
+            <w:tcW w:type="dxa" w:w="2592"/>
+            <w:vAlign w:val="center"/>
+            <w:shd w:fill="FFFFFF"/>
             <w:tcBorders>
               <w:top w:val="single" w:sz="4" w:color="D9D9D9"/>
               <w:left w:val="single" w:sz="4" w:color="D9D9D9"/>
@@ -1746,30 +1958,30 @@
               <w:right w:val="single" w:sz="4" w:color="D9D9D9"/>
             </w:tcBorders>
             <w:tcMar>
-              <w:top w:w="90" w:type="dxa"/>
-              <w:left w:w="90" w:type="dxa"/>
-              <w:bottom w:w="90" w:type="dxa"/>
-              <w:right w:w="90" w:type="dxa"/>
+              <w:top w:w="75" w:type="dxa"/>
+              <w:left w:w="75" w:type="dxa"/>
+              <w:bottom w:w="75" w:type="dxa"/>
+              <w:right w:w="75" w:type="dxa"/>
             </w:tcMar>
-            <w:vAlign w:val="center"/>
           </w:tcPr>
           <w:p>
             <w:pPr>
-              <w:spacing w:after="40" w:line="252" w:lineRule="auto"/>
+              <w:spacing w:after="40" w:line="240" w:lineRule="auto"/>
             </w:pPr>
             <w:r>
               <w:rPr>
                 <w:b w:val="0"/>
-                <w:sz w:val="19"/>
+                <w:sz w:val="20"/>
               </w:rPr>
-              <w:t>Цена сохранена; сумма 3001</w:t>
+              <w:t>Товар принят без комментария</w:t>
             </w:r>
           </w:p>
         </w:tc>
         <w:tc>
           <w:tcPr>
-            <w:tcW w:type="dxa" w:w="4139"/>
-            <w:shd w:fill="F6F8FA"/>
+            <w:tcW w:type="dxa" w:w="4896"/>
+            <w:vAlign w:val="center"/>
+            <w:shd w:fill="FFFFFF"/>
             <w:tcBorders>
               <w:top w:val="single" w:sz="4" w:color="D9D9D9"/>
               <w:left w:val="single" w:sz="4" w:color="D9D9D9"/>
@@ -1777,30 +1989,30 @@
               <w:right w:val="single" w:sz="4" w:color="D9D9D9"/>
             </w:tcBorders>
             <w:tcMar>
-              <w:top w:w="90" w:type="dxa"/>
-              <w:left w:w="90" w:type="dxa"/>
-              <w:bottom w:w="90" w:type="dxa"/>
-              <w:right w:w="90" w:type="dxa"/>
+              <w:top w:w="75" w:type="dxa"/>
+              <w:left w:w="75" w:type="dxa"/>
+              <w:bottom w:w="75" w:type="dxa"/>
+              <w:right w:w="75" w:type="dxa"/>
             </w:tcMar>
-            <w:vAlign w:val="center"/>
           </w:tcPr>
           <w:p>
             <w:pPr>
-              <w:spacing w:after="40" w:line="252" w:lineRule="auto"/>
+              <w:spacing w:after="40" w:line="240" w:lineRule="auto"/>
             </w:pPr>
             <w:r>
               <w:rPr>
                 <w:b w:val="0"/>
-                <w:sz w:val="19"/>
+                <w:sz w:val="20"/>
               </w:rPr>
-              <w:t>Цена сохранилась: 1500.50. Сумма — 3001.</w:t>
+              <w:t>Пустой комментарий сохранён.</w:t>
             </w:r>
           </w:p>
         </w:tc>
         <w:tc>
           <w:tcPr>
-            <w:tcW w:type="dxa" w:w="1077"/>
-            <w:shd w:fill="F6F8FA"/>
+            <w:tcW w:type="dxa" w:w="936"/>
+            <w:vAlign w:val="center"/>
+            <w:shd w:fill="FFFFFF"/>
             <w:tcBorders>
               <w:top w:val="single" w:sz="4" w:color="D9D9D9"/>
               <w:left w:val="single" w:sz="4" w:color="D9D9D9"/>
@@ -1808,21 +2020,21 @@
               <w:right w:val="single" w:sz="4" w:color="D9D9D9"/>
             </w:tcBorders>
             <w:tcMar>
-              <w:top w:w="90" w:type="dxa"/>
-              <w:left w:w="90" w:type="dxa"/>
-              <w:bottom w:w="90" w:type="dxa"/>
-              <w:right w:w="90" w:type="dxa"/>
+              <w:top w:w="75" w:type="dxa"/>
+              <w:left w:w="75" w:type="dxa"/>
+              <w:bottom w:w="75" w:type="dxa"/>
+              <w:right w:w="75" w:type="dxa"/>
             </w:tcMar>
-            <w:vAlign w:val="center"/>
           </w:tcPr>
           <w:p>
             <w:pPr>
-              <w:spacing w:after="40" w:line="252" w:lineRule="auto"/>
+              <w:spacing w:after="40" w:line="240" w:lineRule="auto"/>
+              <w:jc w:val="center"/>
             </w:pPr>
             <w:r>
               <w:rPr>
                 <w:b w:val="0"/>
-                <w:sz w:val="19"/>
+                <w:sz w:val="20"/>
               </w:rPr>
               <w:t>Pass</w:t>
             </w:r>
@@ -1835,7 +2047,8 @@
         </w:trPr>
         <w:tc>
           <w:tcPr>
-            <w:tcW w:type="dxa" w:w="850"/>
+            <w:tcW w:type="dxa" w:w="792"/>
+            <w:vAlign w:val="center"/>
             <w:shd w:fill="FFFFFF"/>
             <w:tcBorders>
               <w:top w:val="single" w:sz="4" w:color="D9D9D9"/>
@@ -1844,29 +2057,30 @@
               <w:right w:val="single" w:sz="4" w:color="D9D9D9"/>
             </w:tcBorders>
             <w:tcMar>
-              <w:top w:w="90" w:type="dxa"/>
-              <w:left w:w="90" w:type="dxa"/>
-              <w:bottom w:w="90" w:type="dxa"/>
-              <w:right w:w="90" w:type="dxa"/>
+              <w:top w:w="75" w:type="dxa"/>
+              <w:left w:w="75" w:type="dxa"/>
+              <w:bottom w:w="75" w:type="dxa"/>
+              <w:right w:w="75" w:type="dxa"/>
             </w:tcMar>
-            <w:vAlign w:val="center"/>
           </w:tcPr>
           <w:p>
             <w:pPr>
-              <w:spacing w:after="40" w:line="252" w:lineRule="auto"/>
+              <w:spacing w:after="40" w:line="240" w:lineRule="auto"/>
+              <w:jc w:val="center"/>
             </w:pPr>
             <w:r>
               <w:rPr>
                 <w:b w:val="0"/>
-                <w:sz w:val="19"/>
+                <w:sz w:val="20"/>
               </w:rPr>
-              <w:t>TC-05</w:t>
+              <w:t>TC-06</w:t>
             </w:r>
           </w:p>
         </w:tc>
         <w:tc>
           <w:tcPr>
-            <w:tcW w:type="dxa" w:w="1984"/>
+            <w:tcW w:type="dxa" w:w="1872"/>
+            <w:vAlign w:val="center"/>
             <w:shd w:fill="FFFFFF"/>
             <w:tcBorders>
               <w:top w:val="single" w:sz="4" w:color="D9D9D9"/>
@@ -1875,29 +2089,29 @@
               <w:right w:val="single" w:sz="4" w:color="D9D9D9"/>
             </w:tcBorders>
             <w:tcMar>
-              <w:top w:w="90" w:type="dxa"/>
-              <w:left w:w="90" w:type="dxa"/>
-              <w:bottom w:w="90" w:type="dxa"/>
-              <w:right w:w="90" w:type="dxa"/>
+              <w:top w:w="75" w:type="dxa"/>
+              <w:left w:w="75" w:type="dxa"/>
+              <w:bottom w:w="75" w:type="dxa"/>
+              <w:right w:w="75" w:type="dxa"/>
             </w:tcMar>
-            <w:vAlign w:val="center"/>
           </w:tcPr>
           <w:p>
             <w:pPr>
-              <w:spacing w:after="40" w:line="252" w:lineRule="auto"/>
+              <w:spacing w:after="40" w:line="240" w:lineRule="auto"/>
             </w:pPr>
             <w:r>
               <w:rPr>
                 <w:b w:val="0"/>
-                <w:sz w:val="19"/>
+                <w:sz w:val="20"/>
               </w:rPr>
-              <w:t>Комментарий FR-1</w:t>
+              <w:t>Список товаров FR-2</w:t>
             </w:r>
           </w:p>
         </w:tc>
         <w:tc>
           <w:tcPr>
-            <w:tcW w:type="dxa" w:w="3118"/>
+            <w:tcW w:type="dxa" w:w="3024"/>
+            <w:vAlign w:val="center"/>
             <w:shd w:fill="FFFFFF"/>
             <w:tcBorders>
               <w:top w:val="single" w:sz="4" w:color="D9D9D9"/>
@@ -1906,29 +2120,29 @@
               <w:right w:val="single" w:sz="4" w:color="D9D9D9"/>
             </w:tcBorders>
             <w:tcMar>
-              <w:top w:w="90" w:type="dxa"/>
-              <w:left w:w="90" w:type="dxa"/>
-              <w:bottom w:w="90" w:type="dxa"/>
-              <w:right w:w="90" w:type="dxa"/>
+              <w:top w:w="75" w:type="dxa"/>
+              <w:left w:w="75" w:type="dxa"/>
+              <w:bottom w:w="75" w:type="dxa"/>
+              <w:right w:w="75" w:type="dxa"/>
             </w:tcMar>
-            <w:vAlign w:val="center"/>
           </w:tcPr>
           <w:p>
             <w:pPr>
-              <w:spacing w:after="40" w:line="252" w:lineRule="auto"/>
+              <w:spacing w:after="40" w:line="240" w:lineRule="auto"/>
             </w:pPr>
             <w:r>
               <w:rPr>
                 <w:b w:val="0"/>
-                <w:sz w:val="19"/>
+                <w:sz w:val="20"/>
               </w:rPr>
-              <w:t>Пустой комментарий</w:t>
+              <w:t>Строка монитора T201</w:t>
             </w:r>
           </w:p>
         </w:tc>
         <w:tc>
           <w:tcPr>
-            <w:tcW w:type="dxa" w:w="2721"/>
+            <w:tcW w:type="dxa" w:w="2592"/>
+            <w:vAlign w:val="center"/>
             <w:shd w:fill="FFFFFF"/>
             <w:tcBorders>
               <w:top w:val="single" w:sz="4" w:color="D9D9D9"/>
@@ -1937,29 +2151,29 @@
               <w:right w:val="single" w:sz="4" w:color="D9D9D9"/>
             </w:tcBorders>
             <w:tcMar>
-              <w:top w:w="90" w:type="dxa"/>
-              <w:left w:w="90" w:type="dxa"/>
-              <w:bottom w:w="90" w:type="dxa"/>
-              <w:right w:w="90" w:type="dxa"/>
+              <w:top w:w="75" w:type="dxa"/>
+              <w:left w:w="75" w:type="dxa"/>
+              <w:bottom w:w="75" w:type="dxa"/>
+              <w:right w:w="75" w:type="dxa"/>
             </w:tcMar>
-            <w:vAlign w:val="center"/>
           </w:tcPr>
           <w:p>
             <w:pPr>
-              <w:spacing w:after="40" w:line="252" w:lineRule="auto"/>
+              <w:spacing w:after="40" w:line="240" w:lineRule="auto"/>
             </w:pPr>
             <w:r>
               <w:rPr>
                 <w:b w:val="0"/>
-                <w:sz w:val="19"/>
+                <w:sz w:val="20"/>
               </w:rPr>
-              <w:t>Товар добавлен</w:t>
+              <w:t>Все 7 полей совпадают</w:t>
             </w:r>
           </w:p>
         </w:tc>
         <w:tc>
           <w:tcPr>
-            <w:tcW w:type="dxa" w:w="4139"/>
+            <w:tcW w:type="dxa" w:w="4896"/>
+            <w:vAlign w:val="center"/>
             <w:shd w:fill="FFFFFF"/>
             <w:tcBorders>
               <w:top w:val="single" w:sz="4" w:color="D9D9D9"/>
@@ -1968,29 +2182,29 @@
               <w:right w:val="single" w:sz="4" w:color="D9D9D9"/>
             </w:tcBorders>
             <w:tcMar>
-              <w:top w:w="90" w:type="dxa"/>
-              <w:left w:w="90" w:type="dxa"/>
-              <w:bottom w:w="90" w:type="dxa"/>
-              <w:right w:w="90" w:type="dxa"/>
+              <w:top w:w="75" w:type="dxa"/>
+              <w:left w:w="75" w:type="dxa"/>
+              <w:bottom w:w="75" w:type="dxa"/>
+              <w:right w:w="75" w:type="dxa"/>
             </w:tcMar>
-            <w:vAlign w:val="center"/>
           </w:tcPr>
           <w:p>
             <w:pPr>
-              <w:spacing w:after="40" w:line="252" w:lineRule="auto"/>
+              <w:spacing w:after="40" w:line="240" w:lineRule="auto"/>
             </w:pPr>
             <w:r>
               <w:rPr>
                 <w:b w:val="0"/>
-                <w:sz w:val="19"/>
+                <w:sz w:val="20"/>
               </w:rPr>
-              <w:t>Товар добавился без комментария.</w:t>
+              <w:t>Переданы 7 полей. Сумма мониторов 100000.</w:t>
             </w:r>
           </w:p>
         </w:tc>
         <w:tc>
           <w:tcPr>
-            <w:tcW w:type="dxa" w:w="1077"/>
+            <w:tcW w:type="dxa" w:w="936"/>
+            <w:vAlign w:val="center"/>
             <w:shd w:fill="FFFFFF"/>
             <w:tcBorders>
               <w:top w:val="single" w:sz="4" w:color="D9D9D9"/>
@@ -1999,28 +2213,612 @@
               <w:right w:val="single" w:sz="4" w:color="D9D9D9"/>
             </w:tcBorders>
             <w:tcMar>
-              <w:top w:w="90" w:type="dxa"/>
-              <w:left w:w="90" w:type="dxa"/>
-              <w:bottom w:w="90" w:type="dxa"/>
-              <w:right w:w="90" w:type="dxa"/>
+              <w:top w:w="75" w:type="dxa"/>
+              <w:left w:w="75" w:type="dxa"/>
+              <w:bottom w:w="75" w:type="dxa"/>
+              <w:right w:w="75" w:type="dxa"/>
             </w:tcMar>
-            <w:vAlign w:val="center"/>
           </w:tcPr>
           <w:p>
             <w:pPr>
-              <w:spacing w:after="40" w:line="252" w:lineRule="auto"/>
+              <w:spacing w:after="40" w:line="240" w:lineRule="auto"/>
+              <w:jc w:val="center"/>
             </w:pPr>
             <w:r>
               <w:rPr>
                 <w:b w:val="0"/>
-                <w:sz w:val="19"/>
+                <w:sz w:val="20"/>
               </w:rPr>
               <w:t>Pass</w:t>
             </w:r>
           </w:p>
         </w:tc>
       </w:tr>
+      <w:tr>
+        <w:trPr>
+          <w:cantSplit/>
+        </w:trPr>
+        <w:tc>
+          <w:tcPr>
+            <w:tcW w:type="dxa" w:w="792"/>
+            <w:vAlign w:val="center"/>
+            <w:shd w:fill="FFFFFF"/>
+            <w:tcBorders>
+              <w:top w:val="single" w:sz="4" w:color="D9D9D9"/>
+              <w:left w:val="single" w:sz="4" w:color="D9D9D9"/>
+              <w:bottom w:val="single" w:sz="4" w:color="D9D9D9"/>
+              <w:right w:val="single" w:sz="4" w:color="D9D9D9"/>
+            </w:tcBorders>
+            <w:tcMar>
+              <w:top w:w="75" w:type="dxa"/>
+              <w:left w:w="75" w:type="dxa"/>
+              <w:bottom w:w="75" w:type="dxa"/>
+              <w:right w:w="75" w:type="dxa"/>
+            </w:tcMar>
+          </w:tcPr>
+          <w:p>
+            <w:pPr>
+              <w:spacing w:after="40" w:line="240" w:lineRule="auto"/>
+              <w:jc w:val="center"/>
+            </w:pPr>
+            <w:r>
+              <w:rPr>
+                <w:b w:val="0"/>
+                <w:sz w:val="20"/>
+              </w:rPr>
+              <w:t>TC-07</w:t>
+            </w:r>
+          </w:p>
+        </w:tc>
+        <w:tc>
+          <w:tcPr>
+            <w:tcW w:type="dxa" w:w="1872"/>
+            <w:vAlign w:val="center"/>
+            <w:shd w:fill="FFFFFF"/>
+            <w:tcBorders>
+              <w:top w:val="single" w:sz="4" w:color="D9D9D9"/>
+              <w:left w:val="single" w:sz="4" w:color="D9D9D9"/>
+              <w:bottom w:val="single" w:sz="4" w:color="D9D9D9"/>
+              <w:right w:val="single" w:sz="4" w:color="D9D9D9"/>
+            </w:tcBorders>
+            <w:tcMar>
+              <w:top w:w="75" w:type="dxa"/>
+              <w:left w:w="75" w:type="dxa"/>
+              <w:bottom w:w="75" w:type="dxa"/>
+              <w:right w:w="75" w:type="dxa"/>
+            </w:tcMar>
+          </w:tcPr>
+          <w:p>
+            <w:pPr>
+              <w:spacing w:after="40" w:line="240" w:lineRule="auto"/>
+            </w:pPr>
+            <w:r>
+              <w:rPr>
+                <w:b w:val="0"/>
+                <w:sz w:val="20"/>
+              </w:rPr>
+              <w:t>Изменение FR-3</w:t>
+            </w:r>
+          </w:p>
+        </w:tc>
+        <w:tc>
+          <w:tcPr>
+            <w:tcW w:type="dxa" w:w="3024"/>
+            <w:vAlign w:val="center"/>
+            <w:shd w:fill="FFFFFF"/>
+            <w:tcBorders>
+              <w:top w:val="single" w:sz="4" w:color="D9D9D9"/>
+              <w:left w:val="single" w:sz="4" w:color="D9D9D9"/>
+              <w:bottom w:val="single" w:sz="4" w:color="D9D9D9"/>
+              <w:right w:val="single" w:sz="4" w:color="D9D9D9"/>
+            </w:tcBorders>
+            <w:tcMar>
+              <w:top w:w="75" w:type="dxa"/>
+              <w:left w:w="75" w:type="dxa"/>
+              <w:bottom w:w="75" w:type="dxa"/>
+              <w:right w:w="75" w:type="dxa"/>
+            </w:tcMar>
+          </w:tcPr>
+          <w:p>
+            <w:pPr>
+              <w:spacing w:after="40" w:line="240" w:lineRule="auto"/>
+            </w:pPr>
+            <w:r>
+              <w:rPr>
+                <w:b w:val="0"/>
+                <w:sz w:val="20"/>
+              </w:rPr>
+              <w:t>Проверка действия для смены цены T201</w:t>
+            </w:r>
+          </w:p>
+        </w:tc>
+        <w:tc>
+          <w:tcPr>
+            <w:tcW w:type="dxa" w:w="2592"/>
+            <w:vAlign w:val="center"/>
+            <w:shd w:fill="FFFFFF"/>
+            <w:tcBorders>
+              <w:top w:val="single" w:sz="4" w:color="D9D9D9"/>
+              <w:left w:val="single" w:sz="4" w:color="D9D9D9"/>
+              <w:bottom w:val="single" w:sz="4" w:color="D9D9D9"/>
+              <w:right w:val="single" w:sz="4" w:color="D9D9D9"/>
+            </w:tcBorders>
+            <w:tcMar>
+              <w:top w:w="75" w:type="dxa"/>
+              <w:left w:w="75" w:type="dxa"/>
+              <w:bottom w:w="75" w:type="dxa"/>
+              <w:right w:w="75" w:type="dxa"/>
+            </w:tcMar>
+          </w:tcPr>
+          <w:p>
+            <w:pPr>
+              <w:spacing w:after="40" w:line="240" w:lineRule="auto"/>
+            </w:pPr>
+            <w:r>
+              <w:rPr>
+                <w:b w:val="0"/>
+                <w:sz w:val="20"/>
+              </w:rPr>
+              <w:t>Можно изменить цену товара</w:t>
+            </w:r>
+          </w:p>
+        </w:tc>
+        <w:tc>
+          <w:tcPr>
+            <w:tcW w:type="dxa" w:w="4896"/>
+            <w:vAlign w:val="center"/>
+            <w:shd w:fill="FFFFFF"/>
+            <w:tcBorders>
+              <w:top w:val="single" w:sz="4" w:color="D9D9D9"/>
+              <w:left w:val="single" w:sz="4" w:color="D9D9D9"/>
+              <w:bottom w:val="single" w:sz="4" w:color="D9D9D9"/>
+              <w:right w:val="single" w:sz="4" w:color="D9D9D9"/>
+            </w:tcBorders>
+            <w:tcMar>
+              <w:top w:w="75" w:type="dxa"/>
+              <w:left w:w="75" w:type="dxa"/>
+              <w:bottom w:w="75" w:type="dxa"/>
+              <w:right w:w="75" w:type="dxa"/>
+            </w:tcMar>
+          </w:tcPr>
+          <w:p>
+            <w:pPr>
+              <w:spacing w:after="40" w:line="240" w:lineRule="auto"/>
+            </w:pPr>
+            <w:r>
+              <w:rPr>
+                <w:b w:val="0"/>
+                <w:sz w:val="20"/>
+              </w:rPr>
+              <w:t>Кнопки и действия для изменения товара нет в коде.</w:t>
+            </w:r>
+          </w:p>
+        </w:tc>
+        <w:tc>
+          <w:tcPr>
+            <w:tcW w:type="dxa" w:w="936"/>
+            <w:vAlign w:val="center"/>
+            <w:shd w:fill="FFFFFF"/>
+            <w:tcBorders>
+              <w:top w:val="single" w:sz="4" w:color="D9D9D9"/>
+              <w:left w:val="single" w:sz="4" w:color="D9D9D9"/>
+              <w:bottom w:val="single" w:sz="4" w:color="D9D9D9"/>
+              <w:right w:val="single" w:sz="4" w:color="D9D9D9"/>
+            </w:tcBorders>
+            <w:tcMar>
+              <w:top w:w="75" w:type="dxa"/>
+              <w:left w:w="75" w:type="dxa"/>
+              <w:bottom w:w="75" w:type="dxa"/>
+              <w:right w:w="75" w:type="dxa"/>
+            </w:tcMar>
+          </w:tcPr>
+          <w:p>
+            <w:pPr>
+              <w:spacing w:after="40" w:line="240" w:lineRule="auto"/>
+              <w:jc w:val="center"/>
+            </w:pPr>
+            <w:r>
+              <w:rPr>
+                <w:b w:val="0"/>
+                <w:sz w:val="20"/>
+              </w:rPr>
+              <w:t>Fail</w:t>
+            </w:r>
+          </w:p>
+        </w:tc>
+      </w:tr>
+      <w:tr>
+        <w:trPr>
+          <w:cantSplit/>
+        </w:trPr>
+        <w:tc>
+          <w:tcPr>
+            <w:tcW w:type="dxa" w:w="792"/>
+            <w:vAlign w:val="center"/>
+            <w:shd w:fill="FFFFFF"/>
+            <w:tcBorders>
+              <w:top w:val="single" w:sz="4" w:color="D9D9D9"/>
+              <w:left w:val="single" w:sz="4" w:color="D9D9D9"/>
+              <w:bottom w:val="single" w:sz="4" w:color="D9D9D9"/>
+              <w:right w:val="single" w:sz="4" w:color="D9D9D9"/>
+            </w:tcBorders>
+            <w:tcMar>
+              <w:top w:w="75" w:type="dxa"/>
+              <w:left w:w="75" w:type="dxa"/>
+              <w:bottom w:w="75" w:type="dxa"/>
+              <w:right w:w="75" w:type="dxa"/>
+            </w:tcMar>
+          </w:tcPr>
+          <w:p>
+            <w:pPr>
+              <w:spacing w:after="40" w:line="240" w:lineRule="auto"/>
+              <w:jc w:val="center"/>
+            </w:pPr>
+            <w:r>
+              <w:rPr>
+                <w:b w:val="0"/>
+                <w:sz w:val="20"/>
+              </w:rPr>
+              <w:t>TC-08</w:t>
+            </w:r>
+          </w:p>
+        </w:tc>
+        <w:tc>
+          <w:tcPr>
+            <w:tcW w:type="dxa" w:w="1872"/>
+            <w:vAlign w:val="center"/>
+            <w:shd w:fill="FFFFFF"/>
+            <w:tcBorders>
+              <w:top w:val="single" w:sz="4" w:color="D9D9D9"/>
+              <w:left w:val="single" w:sz="4" w:color="D9D9D9"/>
+              <w:bottom w:val="single" w:sz="4" w:color="D9D9D9"/>
+              <w:right w:val="single" w:sz="4" w:color="D9D9D9"/>
+            </w:tcBorders>
+            <w:tcMar>
+              <w:top w:w="75" w:type="dxa"/>
+              <w:left w:w="75" w:type="dxa"/>
+              <w:bottom w:w="75" w:type="dxa"/>
+              <w:right w:w="75" w:type="dxa"/>
+            </w:tcMar>
+          </w:tcPr>
+          <w:p>
+            <w:pPr>
+              <w:spacing w:after="40" w:line="240" w:lineRule="auto"/>
+            </w:pPr>
+            <w:r>
+              <w:rPr>
+                <w:b w:val="0"/>
+                <w:sz w:val="20"/>
+              </w:rPr>
+              <w:t>Удаление FR-4</w:t>
+            </w:r>
+          </w:p>
+        </w:tc>
+        <w:tc>
+          <w:tcPr>
+            <w:tcW w:type="dxa" w:w="3024"/>
+            <w:vAlign w:val="center"/>
+            <w:shd w:fill="FFFFFF"/>
+            <w:tcBorders>
+              <w:top w:val="single" w:sz="4" w:color="D9D9D9"/>
+              <w:left w:val="single" w:sz="4" w:color="D9D9D9"/>
+              <w:bottom w:val="single" w:sz="4" w:color="D9D9D9"/>
+              <w:right w:val="single" w:sz="4" w:color="D9D9D9"/>
+            </w:tcBorders>
+            <w:tcMar>
+              <w:top w:w="75" w:type="dxa"/>
+              <w:left w:w="75" w:type="dxa"/>
+              <w:bottom w:w="75" w:type="dxa"/>
+              <w:right w:w="75" w:type="dxa"/>
+            </w:tcMar>
+          </w:tcPr>
+          <w:p>
+            <w:pPr>
+              <w:spacing w:after="40" w:line="240" w:lineRule="auto"/>
+            </w:pPr>
+            <w:r>
+              <w:rPr>
+                <w:b w:val="0"/>
+                <w:sz w:val="20"/>
+              </w:rPr>
+              <w:t>Выбран T201, вызвано удаление</w:t>
+            </w:r>
+          </w:p>
+        </w:tc>
+        <w:tc>
+          <w:tcPr>
+            <w:tcW w:type="dxa" w:w="2592"/>
+            <w:vAlign w:val="center"/>
+            <w:shd w:fill="FFFFFF"/>
+            <w:tcBorders>
+              <w:top w:val="single" w:sz="4" w:color="D9D9D9"/>
+              <w:left w:val="single" w:sz="4" w:color="D9D9D9"/>
+              <w:bottom w:val="single" w:sz="4" w:color="D9D9D9"/>
+              <w:right w:val="single" w:sz="4" w:color="D9D9D9"/>
+            </w:tcBorders>
+            <w:tcMar>
+              <w:top w:w="75" w:type="dxa"/>
+              <w:left w:w="75" w:type="dxa"/>
+              <w:bottom w:w="75" w:type="dxa"/>
+              <w:right w:w="75" w:type="dxa"/>
+            </w:tcMar>
+          </w:tcPr>
+          <w:p>
+            <w:pPr>
+              <w:spacing w:after="40" w:line="240" w:lineRule="auto"/>
+            </w:pPr>
+            <w:r>
+              <w:rPr>
+                <w:b w:val="0"/>
+                <w:sz w:val="20"/>
+              </w:rPr>
+              <w:t>T201 отсутствует в текущем списке</w:t>
+            </w:r>
+          </w:p>
+        </w:tc>
+        <w:tc>
+          <w:tcPr>
+            <w:tcW w:type="dxa" w:w="4896"/>
+            <w:vAlign w:val="center"/>
+            <w:shd w:fill="FFFFFF"/>
+            <w:tcBorders>
+              <w:top w:val="single" w:sz="4" w:color="D9D9D9"/>
+              <w:left w:val="single" w:sz="4" w:color="D9D9D9"/>
+              <w:bottom w:val="single" w:sz="4" w:color="D9D9D9"/>
+              <w:right w:val="single" w:sz="4" w:color="D9D9D9"/>
+            </w:tcBorders>
+            <w:tcMar>
+              <w:top w:w="75" w:type="dxa"/>
+              <w:left w:w="75" w:type="dxa"/>
+              <w:bottom w:w="75" w:type="dxa"/>
+              <w:right w:w="75" w:type="dxa"/>
+            </w:tcMar>
+          </w:tcPr>
+          <w:p>
+            <w:pPr>
+              <w:spacing w:after="40" w:line="240" w:lineRule="auto"/>
+            </w:pPr>
+            <w:r>
+              <w:rPr>
+                <w:b w:val="0"/>
+                <w:sz w:val="20"/>
+              </w:rPr>
+              <w:t>T201 убран из текущего списка.</w:t>
+            </w:r>
+          </w:p>
+        </w:tc>
+        <w:tc>
+          <w:tcPr>
+            <w:tcW w:type="dxa" w:w="936"/>
+            <w:vAlign w:val="center"/>
+            <w:shd w:fill="FFFFFF"/>
+            <w:tcBorders>
+              <w:top w:val="single" w:sz="4" w:color="D9D9D9"/>
+              <w:left w:val="single" w:sz="4" w:color="D9D9D9"/>
+              <w:bottom w:val="single" w:sz="4" w:color="D9D9D9"/>
+              <w:right w:val="single" w:sz="4" w:color="D9D9D9"/>
+            </w:tcBorders>
+            <w:tcMar>
+              <w:top w:w="75" w:type="dxa"/>
+              <w:left w:w="75" w:type="dxa"/>
+              <w:bottom w:w="75" w:type="dxa"/>
+              <w:right w:w="75" w:type="dxa"/>
+            </w:tcMar>
+          </w:tcPr>
+          <w:p>
+            <w:pPr>
+              <w:spacing w:after="40" w:line="240" w:lineRule="auto"/>
+              <w:jc w:val="center"/>
+            </w:pPr>
+            <w:r>
+              <w:rPr>
+                <w:b w:val="0"/>
+                <w:sz w:val="20"/>
+              </w:rPr>
+              <w:t>Pass</w:t>
+            </w:r>
+          </w:p>
+        </w:tc>
+      </w:tr>
+      <w:tr>
+        <w:trPr>
+          <w:cantSplit/>
+        </w:trPr>
+        <w:tc>
+          <w:tcPr>
+            <w:tcW w:type="dxa" w:w="792"/>
+            <w:vAlign w:val="center"/>
+            <w:shd w:fill="FFFFFF"/>
+            <w:tcBorders>
+              <w:top w:val="single" w:sz="4" w:color="D9D9D9"/>
+              <w:left w:val="single" w:sz="4" w:color="D9D9D9"/>
+              <w:bottom w:val="single" w:sz="4" w:color="D9D9D9"/>
+              <w:right w:val="single" w:sz="4" w:color="D9D9D9"/>
+            </w:tcBorders>
+            <w:tcMar>
+              <w:top w:w="75" w:type="dxa"/>
+              <w:left w:w="75" w:type="dxa"/>
+              <w:bottom w:w="75" w:type="dxa"/>
+              <w:right w:w="75" w:type="dxa"/>
+            </w:tcMar>
+          </w:tcPr>
+          <w:p>
+            <w:pPr>
+              <w:spacing w:after="40" w:line="240" w:lineRule="auto"/>
+              <w:jc w:val="center"/>
+            </w:pPr>
+            <w:r>
+              <w:rPr>
+                <w:b w:val="0"/>
+                <w:sz w:val="20"/>
+              </w:rPr>
+              <w:t>TC-09</w:t>
+            </w:r>
+          </w:p>
+        </w:tc>
+        <w:tc>
+          <w:tcPr>
+            <w:tcW w:type="dxa" w:w="1872"/>
+            <w:vAlign w:val="center"/>
+            <w:shd w:fill="FFFFFF"/>
+            <w:tcBorders>
+              <w:top w:val="single" w:sz="4" w:color="D9D9D9"/>
+              <w:left w:val="single" w:sz="4" w:color="D9D9D9"/>
+              <w:bottom w:val="single" w:sz="4" w:color="D9D9D9"/>
+              <w:right w:val="single" w:sz="4" w:color="D9D9D9"/>
+            </w:tcBorders>
+            <w:tcMar>
+              <w:top w:w="75" w:type="dxa"/>
+              <w:left w:w="75" w:type="dxa"/>
+              <w:bottom w:w="75" w:type="dxa"/>
+              <w:right w:w="75" w:type="dxa"/>
+            </w:tcMar>
+          </w:tcPr>
+          <w:p>
+            <w:pPr>
+              <w:spacing w:after="40" w:line="240" w:lineRule="auto"/>
+            </w:pPr>
+            <w:r>
+              <w:rPr>
+                <w:b w:val="0"/>
+                <w:sz w:val="20"/>
+              </w:rPr>
+              <w:t>Подтверждение FR-4</w:t>
+            </w:r>
+          </w:p>
+        </w:tc>
+        <w:tc>
+          <w:tcPr>
+            <w:tcW w:type="dxa" w:w="3024"/>
+            <w:vAlign w:val="center"/>
+            <w:shd w:fill="FFFFFF"/>
+            <w:tcBorders>
+              <w:top w:val="single" w:sz="4" w:color="D9D9D9"/>
+              <w:left w:val="single" w:sz="4" w:color="D9D9D9"/>
+              <w:bottom w:val="single" w:sz="4" w:color="D9D9D9"/>
+              <w:right w:val="single" w:sz="4" w:color="D9D9D9"/>
+            </w:tcBorders>
+            <w:tcMar>
+              <w:top w:w="75" w:type="dxa"/>
+              <w:left w:w="75" w:type="dxa"/>
+              <w:bottom w:w="75" w:type="dxa"/>
+              <w:right w:w="75" w:type="dxa"/>
+            </w:tcMar>
+          </w:tcPr>
+          <w:p>
+            <w:pPr>
+              <w:spacing w:after="40" w:line="240" w:lineRule="auto"/>
+            </w:pPr>
+            <w:r>
+              <w:rPr>
+                <w:b w:val="0"/>
+                <w:sz w:val="20"/>
+              </w:rPr>
+              <w:t>Для удаления T201 подготовлен ответ Нет</w:t>
+            </w:r>
+          </w:p>
+        </w:tc>
+        <w:tc>
+          <w:tcPr>
+            <w:tcW w:type="dxa" w:w="2592"/>
+            <w:vAlign w:val="center"/>
+            <w:shd w:fill="FFFFFF"/>
+            <w:tcBorders>
+              <w:top w:val="single" w:sz="4" w:color="D9D9D9"/>
+              <w:left w:val="single" w:sz="4" w:color="D9D9D9"/>
+              <w:bottom w:val="single" w:sz="4" w:color="D9D9D9"/>
+              <w:right w:val="single" w:sz="4" w:color="D9D9D9"/>
+            </w:tcBorders>
+            <w:tcMar>
+              <w:top w:w="75" w:type="dxa"/>
+              <w:left w:w="75" w:type="dxa"/>
+              <w:bottom w:w="75" w:type="dxa"/>
+              <w:right w:w="75" w:type="dxa"/>
+            </w:tcMar>
+          </w:tcPr>
+          <w:p>
+            <w:pPr>
+              <w:spacing w:after="40" w:line="240" w:lineRule="auto"/>
+            </w:pPr>
+            <w:r>
+              <w:rPr>
+                <w:b w:val="0"/>
+                <w:sz w:val="20"/>
+              </w:rPr>
+              <w:t>Запрос вызван, товар остаётся</w:t>
+            </w:r>
+          </w:p>
+        </w:tc>
+        <w:tc>
+          <w:tcPr>
+            <w:tcW w:type="dxa" w:w="4896"/>
+            <w:vAlign w:val="center"/>
+            <w:shd w:fill="FFFFFF"/>
+            <w:tcBorders>
+              <w:top w:val="single" w:sz="4" w:color="D9D9D9"/>
+              <w:left w:val="single" w:sz="4" w:color="D9D9D9"/>
+              <w:bottom w:val="single" w:sz="4" w:color="D9D9D9"/>
+              <w:right w:val="single" w:sz="4" w:color="D9D9D9"/>
+            </w:tcBorders>
+            <w:tcMar>
+              <w:top w:w="75" w:type="dxa"/>
+              <w:left w:w="75" w:type="dxa"/>
+              <w:bottom w:w="75" w:type="dxa"/>
+              <w:right w:w="75" w:type="dxa"/>
+            </w:tcMar>
+          </w:tcPr>
+          <w:p>
+            <w:pPr>
+              <w:spacing w:after="40" w:line="240" w:lineRule="auto"/>
+            </w:pPr>
+            <w:r>
+              <w:rPr>
+                <w:b w:val="0"/>
+                <w:sz w:val="20"/>
+              </w:rPr>
+              <w:t>Запрос подтверждения не вызван. T201 удалён сразу.</w:t>
+            </w:r>
+          </w:p>
+        </w:tc>
+        <w:tc>
+          <w:tcPr>
+            <w:tcW w:type="dxa" w:w="936"/>
+            <w:vAlign w:val="center"/>
+            <w:shd w:fill="FFFFFF"/>
+            <w:tcBorders>
+              <w:top w:val="single" w:sz="4" w:color="D9D9D9"/>
+              <w:left w:val="single" w:sz="4" w:color="D9D9D9"/>
+              <w:bottom w:val="single" w:sz="4" w:color="D9D9D9"/>
+              <w:right w:val="single" w:sz="4" w:color="D9D9D9"/>
+            </w:tcBorders>
+            <w:tcMar>
+              <w:top w:w="75" w:type="dxa"/>
+              <w:left w:w="75" w:type="dxa"/>
+              <w:bottom w:w="75" w:type="dxa"/>
+              <w:right w:w="75" w:type="dxa"/>
+            </w:tcMar>
+          </w:tcPr>
+          <w:p>
+            <w:pPr>
+              <w:spacing w:after="40" w:line="240" w:lineRule="auto"/>
+              <w:jc w:val="center"/>
+            </w:pPr>
+            <w:r>
+              <w:rPr>
+                <w:b w:val="0"/>
+                <w:sz w:val="20"/>
+              </w:rPr>
+              <w:t>Fail</w:t>
+            </w:r>
+          </w:p>
+        </w:tc>
+      </w:tr>
     </w:tbl>
+    <w:p>
+      <w:r>
+        <w:t>В TC-08 проверял только удаление из текущего списка. Сохранение удаления после перезапуска в этот случай не входит.</w:t>
+      </w:r>
+    </w:p>
     <w:p>
       <w:r>
         <w:br w:type="page"/>
@@ -2031,7 +2829,12 @@
         <w:pStyle w:val="Heading1"/>
       </w:pPr>
       <w:r>
-        <w:t>Проверки 6–10</w:t>
+        <w:t>Поиск отчёты и сохранение</w:t>
+      </w:r>
+    </w:p>
+    <w:p>
+      <w:r>
+        <w:t>Проверки TC-10–TC-18 выполнены на исходном наборе товаров.</w:t>
       </w:r>
     </w:p>
     <w:tbl>
@@ -2041,22 +2844,22 @@
         <w:tblLook w:firstColumn="1" w:firstRow="1" w:lastColumn="0" w:lastRow="0" w:noHBand="0" w:noVBand="1" w:val="04A0"/>
       </w:tblPr>
       <w:tblGrid>
-        <w:gridCol w:w="850"/>
-        <w:gridCol w:w="1984"/>
-        <w:gridCol w:w="3118"/>
-        <w:gridCol w:w="2721"/>
-        <w:gridCol w:w="4139"/>
-        <w:gridCol w:w="1077"/>
+        <w:gridCol w:w="792"/>
+        <w:gridCol w:w="1872"/>
+        <w:gridCol w:w="3024"/>
+        <w:gridCol w:w="2592"/>
+        <w:gridCol w:w="4896"/>
+        <w:gridCol w:w="936"/>
       </w:tblGrid>
       <w:tr>
         <w:trPr>
           <w:cantSplit/>
-          <w:tblHeader/>
         </w:trPr>
         <w:tc>
           <w:tcPr>
-            <w:tcW w:type="dxa" w:w="850"/>
-            <w:shd w:fill="E7EDF4"/>
+            <w:tcW w:type="dxa" w:w="792"/>
+            <w:vAlign w:val="center"/>
+            <w:shd w:fill="E8E8E8"/>
             <w:tcBorders>
               <w:top w:val="single" w:sz="4" w:color="D9D9D9"/>
               <w:left w:val="single" w:sz="4" w:color="D9D9D9"/>
@@ -2064,21 +2867,21 @@
               <w:right w:val="single" w:sz="4" w:color="D9D9D9"/>
             </w:tcBorders>
             <w:tcMar>
-              <w:top w:w="90" w:type="dxa"/>
-              <w:left w:w="90" w:type="dxa"/>
-              <w:bottom w:w="90" w:type="dxa"/>
-              <w:right w:w="90" w:type="dxa"/>
+              <w:top w:w="75" w:type="dxa"/>
+              <w:left w:w="75" w:type="dxa"/>
+              <w:bottom w:w="75" w:type="dxa"/>
+              <w:right w:w="75" w:type="dxa"/>
             </w:tcMar>
-            <w:vAlign w:val="center"/>
           </w:tcPr>
           <w:p>
             <w:pPr>
-              <w:spacing w:after="40" w:line="252" w:lineRule="auto"/>
+              <w:spacing w:after="40" w:line="240" w:lineRule="auto"/>
+              <w:jc w:val="center"/>
             </w:pPr>
             <w:r>
               <w:rPr>
                 <w:b/>
-                <w:sz w:val="19"/>
+                <w:sz w:val="20"/>
               </w:rPr>
               <w:t>ID</w:t>
             </w:r>
@@ -2086,8 +2889,9 @@
         </w:tc>
         <w:tc>
           <w:tcPr>
-            <w:tcW w:type="dxa" w:w="1984"/>
-            <w:shd w:fill="E7EDF4"/>
+            <w:tcW w:type="dxa" w:w="1872"/>
+            <w:vAlign w:val="center"/>
+            <w:shd w:fill="E8E8E8"/>
             <w:tcBorders>
               <w:top w:val="single" w:sz="4" w:color="D9D9D9"/>
               <w:left w:val="single" w:sz="4" w:color="D9D9D9"/>
@@ -2095,30 +2899,30 @@
               <w:right w:val="single" w:sz="4" w:color="D9D9D9"/>
             </w:tcBorders>
             <w:tcMar>
-              <w:top w:w="90" w:type="dxa"/>
-              <w:left w:w="90" w:type="dxa"/>
-              <w:bottom w:w="90" w:type="dxa"/>
-              <w:right w:w="90" w:type="dxa"/>
+              <w:top w:w="75" w:type="dxa"/>
+              <w:left w:w="75" w:type="dxa"/>
+              <w:bottom w:w="75" w:type="dxa"/>
+              <w:right w:w="75" w:type="dxa"/>
             </w:tcMar>
-            <w:vAlign w:val="center"/>
           </w:tcPr>
           <w:p>
             <w:pPr>
-              <w:spacing w:after="40" w:line="252" w:lineRule="auto"/>
+              <w:spacing w:after="40" w:line="240" w:lineRule="auto"/>
             </w:pPr>
             <w:r>
               <w:rPr>
                 <w:b/>
-                <w:sz w:val="19"/>
+                <w:sz w:val="20"/>
               </w:rPr>
-              <w:t>Проверяемая функция</w:t>
+              <w:t>Функция</w:t>
             </w:r>
           </w:p>
         </w:tc>
         <w:tc>
           <w:tcPr>
-            <w:tcW w:type="dxa" w:w="3118"/>
-            <w:shd w:fill="E7EDF4"/>
+            <w:tcW w:type="dxa" w:w="3024"/>
+            <w:vAlign w:val="center"/>
+            <w:shd w:fill="E8E8E8"/>
             <w:tcBorders>
               <w:top w:val="single" w:sz="4" w:color="D9D9D9"/>
               <w:left w:val="single" w:sz="4" w:color="D9D9D9"/>
@@ -2126,30 +2930,30 @@
               <w:right w:val="single" w:sz="4" w:color="D9D9D9"/>
             </w:tcBorders>
             <w:tcMar>
-              <w:top w:w="90" w:type="dxa"/>
-              <w:left w:w="90" w:type="dxa"/>
-              <w:bottom w:w="90" w:type="dxa"/>
-              <w:right w:w="90" w:type="dxa"/>
+              <w:top w:w="75" w:type="dxa"/>
+              <w:left w:w="75" w:type="dxa"/>
+              <w:bottom w:w="75" w:type="dxa"/>
+              <w:right w:w="75" w:type="dxa"/>
             </w:tcMar>
-            <w:vAlign w:val="center"/>
           </w:tcPr>
           <w:p>
             <w:pPr>
-              <w:spacing w:after="40" w:line="252" w:lineRule="auto"/>
+              <w:spacing w:after="40" w:line="240" w:lineRule="auto"/>
             </w:pPr>
             <w:r>
               <w:rPr>
                 <w:b/>
-                <w:sz w:val="19"/>
+                <w:sz w:val="20"/>
               </w:rPr>
-              <w:t>Входные данные</w:t>
+              <w:t>Данные и действие</w:t>
             </w:r>
           </w:p>
         </w:tc>
         <w:tc>
           <w:tcPr>
-            <w:tcW w:type="dxa" w:w="2721"/>
-            <w:shd w:fill="E7EDF4"/>
+            <w:tcW w:type="dxa" w:w="2592"/>
+            <w:vAlign w:val="center"/>
+            <w:shd w:fill="E8E8E8"/>
             <w:tcBorders>
               <w:top w:val="single" w:sz="4" w:color="D9D9D9"/>
               <w:left w:val="single" w:sz="4" w:color="D9D9D9"/>
@@ -2157,21 +2961,20 @@
               <w:right w:val="single" w:sz="4" w:color="D9D9D9"/>
             </w:tcBorders>
             <w:tcMar>
-              <w:top w:w="90" w:type="dxa"/>
-              <w:left w:w="90" w:type="dxa"/>
-              <w:bottom w:w="90" w:type="dxa"/>
-              <w:right w:w="90" w:type="dxa"/>
+              <w:top w:w="75" w:type="dxa"/>
+              <w:left w:w="75" w:type="dxa"/>
+              <w:bottom w:w="75" w:type="dxa"/>
+              <w:right w:w="75" w:type="dxa"/>
             </w:tcMar>
-            <w:vAlign w:val="center"/>
           </w:tcPr>
           <w:p>
             <w:pPr>
-              <w:spacing w:after="40" w:line="252" w:lineRule="auto"/>
+              <w:spacing w:after="40" w:line="240" w:lineRule="auto"/>
             </w:pPr>
             <w:r>
               <w:rPr>
                 <w:b/>
-                <w:sz w:val="19"/>
+                <w:sz w:val="20"/>
               </w:rPr>
               <w:t>Ожидаемый результат</w:t>
             </w:r>
@@ -2179,8 +2982,9 @@
         </w:tc>
         <w:tc>
           <w:tcPr>
-            <w:tcW w:type="dxa" w:w="4139"/>
-            <w:shd w:fill="E7EDF4"/>
+            <w:tcW w:type="dxa" w:w="4896"/>
+            <w:vAlign w:val="center"/>
+            <w:shd w:fill="E8E8E8"/>
             <w:tcBorders>
               <w:top w:val="single" w:sz="4" w:color="D9D9D9"/>
               <w:left w:val="single" w:sz="4" w:color="D9D9D9"/>
@@ -2188,30 +2992,30 @@
               <w:right w:val="single" w:sz="4" w:color="D9D9D9"/>
             </w:tcBorders>
             <w:tcMar>
-              <w:top w:w="90" w:type="dxa"/>
-              <w:left w:w="90" w:type="dxa"/>
-              <w:bottom w:w="90" w:type="dxa"/>
-              <w:right w:w="90" w:type="dxa"/>
+              <w:top w:w="75" w:type="dxa"/>
+              <w:left w:w="75" w:type="dxa"/>
+              <w:bottom w:w="75" w:type="dxa"/>
+              <w:right w:w="75" w:type="dxa"/>
             </w:tcMar>
-            <w:vAlign w:val="center"/>
           </w:tcPr>
           <w:p>
             <w:pPr>
-              <w:spacing w:after="40" w:line="252" w:lineRule="auto"/>
+              <w:spacing w:after="40" w:line="240" w:lineRule="auto"/>
             </w:pPr>
             <w:r>
               <w:rPr>
                 <w:b/>
-                <w:sz w:val="19"/>
+                <w:sz w:val="20"/>
               </w:rPr>
-              <w:t>Фактический результат</w:t>
+              <w:t>Полученный результат</w:t>
             </w:r>
           </w:p>
         </w:tc>
         <w:tc>
           <w:tcPr>
-            <w:tcW w:type="dxa" w:w="1077"/>
-            <w:shd w:fill="E7EDF4"/>
+            <w:tcW w:type="dxa" w:w="936"/>
+            <w:vAlign w:val="center"/>
+            <w:shd w:fill="E8E8E8"/>
             <w:tcBorders>
               <w:top w:val="single" w:sz="4" w:color="D9D9D9"/>
               <w:left w:val="single" w:sz="4" w:color="D9D9D9"/>
@@ -2219,21 +3023,21 @@
               <w:right w:val="single" w:sz="4" w:color="D9D9D9"/>
             </w:tcBorders>
             <w:tcMar>
-              <w:top w:w="90" w:type="dxa"/>
-              <w:left w:w="90" w:type="dxa"/>
-              <w:bottom w:w="90" w:type="dxa"/>
-              <w:right w:w="90" w:type="dxa"/>
+              <w:top w:w="75" w:type="dxa"/>
+              <w:left w:w="75" w:type="dxa"/>
+              <w:bottom w:w="75" w:type="dxa"/>
+              <w:right w:w="75" w:type="dxa"/>
             </w:tcMar>
-            <w:vAlign w:val="center"/>
           </w:tcPr>
           <w:p>
             <w:pPr>
-              <w:spacing w:after="40" w:line="252" w:lineRule="auto"/>
+              <w:spacing w:after="40" w:line="240" w:lineRule="auto"/>
+              <w:jc w:val="center"/>
             </w:pPr>
             <w:r>
               <w:rPr>
                 <w:b/>
-                <w:sz w:val="19"/>
+                <w:sz w:val="20"/>
               </w:rPr>
               <w:t>Статус</w:t>
             </w:r>
@@ -2246,7 +3050,8 @@
         </w:trPr>
         <w:tc>
           <w:tcPr>
-            <w:tcW w:type="dxa" w:w="850"/>
+            <w:tcW w:type="dxa" w:w="792"/>
+            <w:vAlign w:val="center"/>
             <w:shd w:fill="FFFFFF"/>
             <w:tcBorders>
               <w:top w:val="single" w:sz="4" w:color="D9D9D9"/>
@@ -2255,29 +3060,30 @@
               <w:right w:val="single" w:sz="4" w:color="D9D9D9"/>
             </w:tcBorders>
             <w:tcMar>
-              <w:top w:w="90" w:type="dxa"/>
-              <w:left w:w="90" w:type="dxa"/>
-              <w:bottom w:w="90" w:type="dxa"/>
-              <w:right w:w="90" w:type="dxa"/>
+              <w:top w:w="75" w:type="dxa"/>
+              <w:left w:w="75" w:type="dxa"/>
+              <w:bottom w:w="75" w:type="dxa"/>
+              <w:right w:w="75" w:type="dxa"/>
             </w:tcMar>
-            <w:vAlign w:val="center"/>
           </w:tcPr>
           <w:p>
             <w:pPr>
-              <w:spacing w:after="40" w:line="252" w:lineRule="auto"/>
+              <w:spacing w:after="40" w:line="240" w:lineRule="auto"/>
+              <w:jc w:val="center"/>
             </w:pPr>
             <w:r>
               <w:rPr>
                 <w:b w:val="0"/>
-                <w:sz w:val="19"/>
+                <w:sz w:val="20"/>
               </w:rPr>
-              <w:t>TC-06</w:t>
+              <w:t>TC-10</w:t>
             </w:r>
           </w:p>
         </w:tc>
         <w:tc>
           <w:tcPr>
-            <w:tcW w:type="dxa" w:w="1984"/>
+            <w:tcW w:type="dxa" w:w="1872"/>
+            <w:vAlign w:val="center"/>
             <w:shd w:fill="FFFFFF"/>
             <w:tcBorders>
               <w:top w:val="single" w:sz="4" w:color="D9D9D9"/>
@@ -2286,29 +3092,29 @@
               <w:right w:val="single" w:sz="4" w:color="D9D9D9"/>
             </w:tcBorders>
             <w:tcMar>
-              <w:top w:w="90" w:type="dxa"/>
-              <w:left w:w="90" w:type="dxa"/>
-              <w:bottom w:w="90" w:type="dxa"/>
-              <w:right w:w="90" w:type="dxa"/>
+              <w:top w:w="75" w:type="dxa"/>
+              <w:left w:w="75" w:type="dxa"/>
+              <w:bottom w:w="75" w:type="dxa"/>
+              <w:right w:w="75" w:type="dxa"/>
             </w:tcMar>
-            <w:vAlign w:val="center"/>
           </w:tcPr>
           <w:p>
             <w:pPr>
-              <w:spacing w:after="40" w:line="252" w:lineRule="auto"/>
+              <w:spacing w:after="40" w:line="240" w:lineRule="auto"/>
             </w:pPr>
             <w:r>
               <w:rPr>
                 <w:b w:val="0"/>
-                <w:sz w:val="19"/>
+                <w:sz w:val="20"/>
               </w:rPr>
-              <w:t>Таблица FR-2</w:t>
+              <w:t>Поиск FR-5</w:t>
             </w:r>
           </w:p>
         </w:tc>
         <w:tc>
           <w:tcPr>
-            <w:tcW w:type="dxa" w:w="3118"/>
+            <w:tcW w:type="dxa" w:w="3024"/>
+            <w:vAlign w:val="center"/>
             <w:shd w:fill="FFFFFF"/>
             <w:tcBorders>
               <w:top w:val="single" w:sz="4" w:color="D9D9D9"/>
@@ -2317,29 +3123,29 @@
               <w:right w:val="single" w:sz="4" w:color="D9D9D9"/>
             </w:tcBorders>
             <w:tcMar>
-              <w:top w:w="90" w:type="dxa"/>
-              <w:left w:w="90" w:type="dxa"/>
-              <w:bottom w:w="90" w:type="dxa"/>
-              <w:right w:w="90" w:type="dxa"/>
+              <w:top w:w="75" w:type="dxa"/>
+              <w:left w:w="75" w:type="dxa"/>
+              <w:bottom w:w="75" w:type="dxa"/>
+              <w:right w:w="75" w:type="dxa"/>
             </w:tcMar>
-            <w:vAlign w:val="center"/>
           </w:tcPr>
           <w:p>
             <w:pPr>
-              <w:spacing w:after="40" w:line="252" w:lineRule="auto"/>
+              <w:spacing w:after="40" w:line="240" w:lineRule="auto"/>
             </w:pPr>
             <w:r>
               <w:rPr>
                 <w:b w:val="0"/>
-                <w:sz w:val="19"/>
+                <w:sz w:val="20"/>
               </w:rPr>
-              <w:t>Три исходных товара</w:t>
+              <w:t>Поиск по части названия Мон</w:t>
             </w:r>
           </w:p>
         </w:tc>
         <w:tc>
           <w:tcPr>
-            <w:tcW w:type="dxa" w:w="2721"/>
+            <w:tcW w:type="dxa" w:w="2592"/>
+            <w:vAlign w:val="center"/>
             <w:shd w:fill="FFFFFF"/>
             <w:tcBorders>
               <w:top w:val="single" w:sz="4" w:color="D9D9D9"/>
@@ -2348,29 +3154,29 @@
               <w:right w:val="single" w:sz="4" w:color="D9D9D9"/>
             </w:tcBorders>
             <w:tcMar>
-              <w:top w:w="90" w:type="dxa"/>
-              <w:left w:w="90" w:type="dxa"/>
-              <w:bottom w:w="90" w:type="dxa"/>
-              <w:right w:w="90" w:type="dxa"/>
+              <w:top w:w="75" w:type="dxa"/>
+              <w:left w:w="75" w:type="dxa"/>
+              <w:bottom w:w="75" w:type="dxa"/>
+              <w:right w:w="75" w:type="dxa"/>
             </w:tcMar>
-            <w:vAlign w:val="center"/>
           </w:tcPr>
           <w:p>
             <w:pPr>
-              <w:spacing w:after="40" w:line="252" w:lineRule="auto"/>
+              <w:spacing w:after="40" w:line="240" w:lineRule="auto"/>
             </w:pPr>
             <w:r>
               <w:rPr>
                 <w:b w:val="0"/>
-                <w:sz w:val="19"/>
+                <w:sz w:val="20"/>
               </w:rPr>
-              <w:t>Верные значения семи колонок</w:t>
+              <w:t>Найден T201</w:t>
             </w:r>
           </w:p>
         </w:tc>
         <w:tc>
           <w:tcPr>
-            <w:tcW w:type="dxa" w:w="4139"/>
+            <w:tcW w:type="dxa" w:w="4896"/>
+            <w:vAlign w:val="center"/>
             <w:shd w:fill="FFFFFF"/>
             <w:tcBorders>
               <w:top w:val="single" w:sz="4" w:color="D9D9D9"/>
@@ -2379,29 +3185,29 @@
               <w:right w:val="single" w:sz="4" w:color="D9D9D9"/>
             </w:tcBorders>
             <w:tcMar>
-              <w:top w:w="90" w:type="dxa"/>
-              <w:left w:w="90" w:type="dxa"/>
-              <w:bottom w:w="90" w:type="dxa"/>
-              <w:right w:w="90" w:type="dxa"/>
+              <w:top w:w="75" w:type="dxa"/>
+              <w:left w:w="75" w:type="dxa"/>
+              <w:bottom w:w="75" w:type="dxa"/>
+              <w:right w:w="75" w:type="dxa"/>
             </w:tcMar>
-            <w:vAlign w:val="center"/>
           </w:tcPr>
           <w:p>
             <w:pPr>
-              <w:spacing w:after="40" w:line="252" w:lineRule="auto"/>
+              <w:spacing w:after="40" w:line="240" w:lineRule="auto"/>
             </w:pPr>
             <w:r>
               <w:rPr>
                 <w:b w:val="0"/>
-                <w:sz w:val="19"/>
+                <w:sz w:val="20"/>
               </w:rPr>
-              <w:t>В строку таблицы передаются все 7 полей с правильными значениями.</w:t>
+              <w:t>Найден только монитор T201.</w:t>
             </w:r>
           </w:p>
         </w:tc>
         <w:tc>
           <w:tcPr>
-            <w:tcW w:type="dxa" w:w="1077"/>
+            <w:tcW w:type="dxa" w:w="936"/>
+            <w:vAlign w:val="center"/>
             <w:shd w:fill="FFFFFF"/>
             <w:tcBorders>
               <w:top w:val="single" w:sz="4" w:color="D9D9D9"/>
@@ -2410,21 +3216,21 @@
               <w:right w:val="single" w:sz="4" w:color="D9D9D9"/>
             </w:tcBorders>
             <w:tcMar>
-              <w:top w:w="90" w:type="dxa"/>
-              <w:left w:w="90" w:type="dxa"/>
-              <w:bottom w:w="90" w:type="dxa"/>
-              <w:right w:w="90" w:type="dxa"/>
+              <w:top w:w="75" w:type="dxa"/>
+              <w:left w:w="75" w:type="dxa"/>
+              <w:bottom w:w="75" w:type="dxa"/>
+              <w:right w:w="75" w:type="dxa"/>
             </w:tcMar>
-            <w:vAlign w:val="center"/>
           </w:tcPr>
           <w:p>
             <w:pPr>
-              <w:spacing w:after="40" w:line="252" w:lineRule="auto"/>
+              <w:spacing w:after="40" w:line="240" w:lineRule="auto"/>
+              <w:jc w:val="center"/>
             </w:pPr>
             <w:r>
               <w:rPr>
                 <w:b w:val="0"/>
-                <w:sz w:val="19"/>
+                <w:sz w:val="20"/>
               </w:rPr>
               <w:t>Pass</w:t>
             </w:r>
@@ -2437,8 +3243,9 @@
         </w:trPr>
         <w:tc>
           <w:tcPr>
-            <w:tcW w:type="dxa" w:w="850"/>
-            <w:shd w:fill="F6F8FA"/>
+            <w:tcW w:type="dxa" w:w="792"/>
+            <w:vAlign w:val="center"/>
+            <w:shd w:fill="FFFFFF"/>
             <w:tcBorders>
               <w:top w:val="single" w:sz="4" w:color="D9D9D9"/>
               <w:left w:val="single" w:sz="4" w:color="D9D9D9"/>
@@ -2446,30 +3253,31 @@
               <w:right w:val="single" w:sz="4" w:color="D9D9D9"/>
             </w:tcBorders>
             <w:tcMar>
-              <w:top w:w="90" w:type="dxa"/>
-              <w:left w:w="90" w:type="dxa"/>
-              <w:bottom w:w="90" w:type="dxa"/>
-              <w:right w:w="90" w:type="dxa"/>
+              <w:top w:w="75" w:type="dxa"/>
+              <w:left w:w="75" w:type="dxa"/>
+              <w:bottom w:w="75" w:type="dxa"/>
+              <w:right w:w="75" w:type="dxa"/>
             </w:tcMar>
-            <w:vAlign w:val="center"/>
           </w:tcPr>
           <w:p>
             <w:pPr>
-              <w:spacing w:after="40" w:line="252" w:lineRule="auto"/>
+              <w:spacing w:after="40" w:line="240" w:lineRule="auto"/>
+              <w:jc w:val="center"/>
             </w:pPr>
             <w:r>
               <w:rPr>
                 <w:b w:val="0"/>
-                <w:sz w:val="19"/>
+                <w:sz w:val="20"/>
               </w:rPr>
-              <w:t>TC-07</w:t>
+              <w:t>TC-11</w:t>
             </w:r>
           </w:p>
         </w:tc>
         <w:tc>
           <w:tcPr>
-            <w:tcW w:type="dxa" w:w="1984"/>
-            <w:shd w:fill="F6F8FA"/>
+            <w:tcW w:type="dxa" w:w="1872"/>
+            <w:vAlign w:val="center"/>
+            <w:shd w:fill="FFFFFF"/>
             <w:tcBorders>
               <w:top w:val="single" w:sz="4" w:color="D9D9D9"/>
               <w:left w:val="single" w:sz="4" w:color="D9D9D9"/>
@@ -2477,30 +3285,30 @@
               <w:right w:val="single" w:sz="4" w:color="D9D9D9"/>
             </w:tcBorders>
             <w:tcMar>
-              <w:top w:w="90" w:type="dxa"/>
-              <w:left w:w="90" w:type="dxa"/>
-              <w:bottom w:w="90" w:type="dxa"/>
-              <w:right w:w="90" w:type="dxa"/>
+              <w:top w:w="75" w:type="dxa"/>
+              <w:left w:w="75" w:type="dxa"/>
+              <w:bottom w:w="75" w:type="dxa"/>
+              <w:right w:w="75" w:type="dxa"/>
             </w:tcMar>
-            <w:vAlign w:val="center"/>
           </w:tcPr>
           <w:p>
             <w:pPr>
-              <w:spacing w:after="40" w:line="252" w:lineRule="auto"/>
+              <w:spacing w:after="40" w:line="240" w:lineRule="auto"/>
             </w:pPr>
             <w:r>
               <w:rPr>
                 <w:b w:val="0"/>
-                <w:sz w:val="19"/>
+                <w:sz w:val="20"/>
               </w:rPr>
-              <w:t>Редактирование FR-3</w:t>
+              <w:t>Регистр поиска FR-5</w:t>
             </w:r>
           </w:p>
         </w:tc>
         <w:tc>
           <w:tcPr>
-            <w:tcW w:type="dxa" w:w="3118"/>
-            <w:shd w:fill="F6F8FA"/>
+            <w:tcW w:type="dxa" w:w="3024"/>
+            <w:vAlign w:val="center"/>
+            <w:shd w:fill="FFFFFF"/>
             <w:tcBorders>
               <w:top w:val="single" w:sz="4" w:color="D9D9D9"/>
               <w:left w:val="single" w:sz="4" w:color="D9D9D9"/>
@@ -2508,30 +3316,30 @@
               <w:right w:val="single" w:sz="4" w:color="D9D9D9"/>
             </w:tcBorders>
             <w:tcMar>
-              <w:top w:w="90" w:type="dxa"/>
-              <w:left w:w="90" w:type="dxa"/>
-              <w:bottom w:w="90" w:type="dxa"/>
-              <w:right w:w="90" w:type="dxa"/>
+              <w:top w:w="75" w:type="dxa"/>
+              <w:left w:w="75" w:type="dxa"/>
+              <w:bottom w:w="75" w:type="dxa"/>
+              <w:right w:w="75" w:type="dxa"/>
             </w:tcMar>
-            <w:vAlign w:val="center"/>
           </w:tcPr>
           <w:p>
             <w:pPr>
-              <w:spacing w:after="40" w:line="252" w:lineRule="auto"/>
+              <w:spacing w:after="40" w:line="240" w:lineRule="auto"/>
             </w:pPr>
             <w:r>
               <w:rPr>
                 <w:b w:val="0"/>
-                <w:sz w:val="19"/>
+                <w:sz w:val="20"/>
               </w:rPr>
-              <w:t>Проверка обработчиков и построения интерфейса в gui.py</w:t>
+              <w:t>Поиск по части названия мон</w:t>
             </w:r>
           </w:p>
         </w:tc>
         <w:tc>
           <w:tcPr>
-            <w:tcW w:type="dxa" w:w="2721"/>
-            <w:shd w:fill="F6F8FA"/>
+            <w:tcW w:type="dxa" w:w="2592"/>
+            <w:vAlign w:val="center"/>
+            <w:shd w:fill="FFFFFF"/>
             <w:tcBorders>
               <w:top w:val="single" w:sz="4" w:color="D9D9D9"/>
               <w:left w:val="single" w:sz="4" w:color="D9D9D9"/>
@@ -2539,30 +3347,30 @@
               <w:right w:val="single" w:sz="4" w:color="D9D9D9"/>
             </w:tcBorders>
             <w:tcMar>
-              <w:top w:w="90" w:type="dxa"/>
-              <w:left w:w="90" w:type="dxa"/>
-              <w:bottom w:w="90" w:type="dxa"/>
-              <w:right w:w="90" w:type="dxa"/>
+              <w:top w:w="75" w:type="dxa"/>
+              <w:left w:w="75" w:type="dxa"/>
+              <w:bottom w:w="75" w:type="dxa"/>
+              <w:right w:w="75" w:type="dxa"/>
             </w:tcMar>
-            <w:vAlign w:val="center"/>
           </w:tcPr>
           <w:p>
             <w:pPr>
-              <w:spacing w:after="40" w:line="252" w:lineRule="auto"/>
+              <w:spacing w:after="40" w:line="240" w:lineRule="auto"/>
             </w:pPr>
             <w:r>
               <w:rPr>
                 <w:b w:val="0"/>
-                <w:sz w:val="19"/>
+                <w:sz w:val="20"/>
               </w:rPr>
-              <w:t>Есть возможность изменить любое поле</w:t>
+              <w:t>Найден T201</w:t>
             </w:r>
           </w:p>
         </w:tc>
         <w:tc>
           <w:tcPr>
-            <w:tcW w:type="dxa" w:w="4139"/>
-            <w:shd w:fill="F6F8FA"/>
+            <w:tcW w:type="dxa" w:w="4896"/>
+            <w:vAlign w:val="center"/>
+            <w:shd w:fill="FFFFFF"/>
             <w:tcBorders>
               <w:top w:val="single" w:sz="4" w:color="D9D9D9"/>
               <w:left w:val="single" w:sz="4" w:color="D9D9D9"/>
@@ -2570,30 +3378,30 @@
               <w:right w:val="single" w:sz="4" w:color="D9D9D9"/>
             </w:tcBorders>
             <w:tcMar>
-              <w:top w:w="90" w:type="dxa"/>
-              <w:left w:w="90" w:type="dxa"/>
-              <w:bottom w:w="90" w:type="dxa"/>
-              <w:right w:w="90" w:type="dxa"/>
+              <w:top w:w="75" w:type="dxa"/>
+              <w:left w:w="75" w:type="dxa"/>
+              <w:bottom w:w="75" w:type="dxa"/>
+              <w:right w:w="75" w:type="dxa"/>
             </w:tcMar>
-            <w:vAlign w:val="center"/>
           </w:tcPr>
           <w:p>
             <w:pPr>
-              <w:spacing w:after="40" w:line="252" w:lineRule="auto"/>
+              <w:spacing w:after="40" w:line="240" w:lineRule="auto"/>
             </w:pPr>
             <w:r>
               <w:rPr>
                 <w:b w:val="0"/>
-                <w:sz w:val="19"/>
+                <w:sz w:val="20"/>
               </w:rPr>
-              <w:t>В коде нет кнопки и обработчика редактирования товара.</w:t>
+              <w:t>Список результатов пуст.</w:t>
             </w:r>
           </w:p>
         </w:tc>
         <w:tc>
           <w:tcPr>
-            <w:tcW w:type="dxa" w:w="1077"/>
-            <w:shd w:fill="F6F8FA"/>
+            <w:tcW w:type="dxa" w:w="936"/>
+            <w:vAlign w:val="center"/>
+            <w:shd w:fill="FFFFFF"/>
             <w:tcBorders>
               <w:top w:val="single" w:sz="4" w:color="D9D9D9"/>
               <w:left w:val="single" w:sz="4" w:color="D9D9D9"/>
@@ -2601,21 +3409,21 @@
               <w:right w:val="single" w:sz="4" w:color="D9D9D9"/>
             </w:tcBorders>
             <w:tcMar>
-              <w:top w:w="90" w:type="dxa"/>
-              <w:left w:w="90" w:type="dxa"/>
-              <w:bottom w:w="90" w:type="dxa"/>
-              <w:right w:w="90" w:type="dxa"/>
+              <w:top w:w="75" w:type="dxa"/>
+              <w:left w:w="75" w:type="dxa"/>
+              <w:bottom w:w="75" w:type="dxa"/>
+              <w:right w:w="75" w:type="dxa"/>
             </w:tcMar>
-            <w:vAlign w:val="center"/>
           </w:tcPr>
           <w:p>
             <w:pPr>
-              <w:spacing w:after="40" w:line="252" w:lineRule="auto"/>
+              <w:spacing w:after="40" w:line="240" w:lineRule="auto"/>
+              <w:jc w:val="center"/>
             </w:pPr>
             <w:r>
               <w:rPr>
                 <w:b w:val="0"/>
-                <w:sz w:val="19"/>
+                <w:sz w:val="20"/>
               </w:rPr>
               <w:t>Fail</w:t>
             </w:r>
@@ -2628,7 +3436,8 @@
         </w:trPr>
         <w:tc>
           <w:tcPr>
-            <w:tcW w:type="dxa" w:w="850"/>
+            <w:tcW w:type="dxa" w:w="792"/>
+            <w:vAlign w:val="center"/>
             <w:shd w:fill="FFFFFF"/>
             <w:tcBorders>
               <w:top w:val="single" w:sz="4" w:color="D9D9D9"/>
@@ -2637,29 +3446,30 @@
               <w:right w:val="single" w:sz="4" w:color="D9D9D9"/>
             </w:tcBorders>
             <w:tcMar>
-              <w:top w:w="90" w:type="dxa"/>
-              <w:left w:w="90" w:type="dxa"/>
-              <w:bottom w:w="90" w:type="dxa"/>
-              <w:right w:w="90" w:type="dxa"/>
+              <w:top w:w="75" w:type="dxa"/>
+              <w:left w:w="75" w:type="dxa"/>
+              <w:bottom w:w="75" w:type="dxa"/>
+              <w:right w:w="75" w:type="dxa"/>
             </w:tcMar>
-            <w:vAlign w:val="center"/>
           </w:tcPr>
           <w:p>
             <w:pPr>
-              <w:spacing w:after="40" w:line="252" w:lineRule="auto"/>
+              <w:spacing w:after="40" w:line="240" w:lineRule="auto"/>
+              <w:jc w:val="center"/>
             </w:pPr>
             <w:r>
               <w:rPr>
                 <w:b w:val="0"/>
-                <w:sz w:val="19"/>
+                <w:sz w:val="20"/>
               </w:rPr>
-              <w:t>TC-08</w:t>
+              <w:t>TC-12</w:t>
             </w:r>
           </w:p>
         </w:tc>
         <w:tc>
           <w:tcPr>
-            <w:tcW w:type="dxa" w:w="1984"/>
+            <w:tcW w:type="dxa" w:w="1872"/>
+            <w:vAlign w:val="center"/>
             <w:shd w:fill="FFFFFF"/>
             <w:tcBorders>
               <w:top w:val="single" w:sz="4" w:color="D9D9D9"/>
@@ -2668,29 +3478,29 @@
               <w:right w:val="single" w:sz="4" w:color="D9D9D9"/>
             </w:tcBorders>
             <w:tcMar>
-              <w:top w:w="90" w:type="dxa"/>
-              <w:left w:w="90" w:type="dxa"/>
-              <w:bottom w:w="90" w:type="dxa"/>
-              <w:right w:w="90" w:type="dxa"/>
+              <w:top w:w="75" w:type="dxa"/>
+              <w:left w:w="75" w:type="dxa"/>
+              <w:bottom w:w="75" w:type="dxa"/>
+              <w:right w:w="75" w:type="dxa"/>
             </w:tcMar>
-            <w:vAlign w:val="center"/>
           </w:tcPr>
           <w:p>
             <w:pPr>
-              <w:spacing w:after="40" w:line="252" w:lineRule="auto"/>
+              <w:spacing w:after="40" w:line="240" w:lineRule="auto"/>
             </w:pPr>
             <w:r>
               <w:rPr>
                 <w:b w:val="0"/>
-                <w:sz w:val="19"/>
+                <w:sz w:val="20"/>
               </w:rPr>
-              <w:t>Сохранение удаления FR-10</w:t>
+              <w:t>Категория FR-6</w:t>
             </w:r>
           </w:p>
         </w:tc>
         <w:tc>
           <w:tcPr>
-            <w:tcW w:type="dxa" w:w="3118"/>
+            <w:tcW w:type="dxa" w:w="3024"/>
+            <w:vAlign w:val="center"/>
             <w:shd w:fill="FFFFFF"/>
             <w:tcBorders>
               <w:top w:val="single" w:sz="4" w:color="D9D9D9"/>
@@ -2699,29 +3509,29 @@
               <w:right w:val="single" w:sz="4" w:color="D9D9D9"/>
             </w:tcBorders>
             <w:tcMar>
-              <w:top w:w="90" w:type="dxa"/>
-              <w:left w:w="90" w:type="dxa"/>
-              <w:bottom w:w="90" w:type="dxa"/>
-              <w:right w:w="90" w:type="dxa"/>
+              <w:top w:w="75" w:type="dxa"/>
+              <w:left w:w="75" w:type="dxa"/>
+              <w:bottom w:w="75" w:type="dxa"/>
+              <w:right w:w="75" w:type="dxa"/>
             </w:tcMar>
-            <w:vAlign w:val="center"/>
           </w:tcPr>
           <w:p>
             <w:pPr>
-              <w:spacing w:after="40" w:line="252" w:lineRule="auto"/>
+              <w:spacing w:after="40" w:line="240" w:lineRule="auto"/>
             </w:pPr>
             <w:r>
               <w:rPr>
                 <w:b w:val="0"/>
-                <w:sz w:val="19"/>
+                <w:sz w:val="20"/>
               </w:rPr>
-              <w:t>Сохранить исходные данные; удалить A001; снова загрузить JSON</w:t>
+              <w:t>Выбрана Мебель</w:t>
             </w:r>
           </w:p>
         </w:tc>
         <w:tc>
           <w:tcPr>
-            <w:tcW w:type="dxa" w:w="2721"/>
+            <w:tcW w:type="dxa" w:w="2592"/>
+            <w:vAlign w:val="center"/>
             <w:shd w:fill="FFFFFF"/>
             <w:tcBorders>
               <w:top w:val="single" w:sz="4" w:color="D9D9D9"/>
@@ -2730,29 +3540,29 @@
               <w:right w:val="single" w:sz="4" w:color="D9D9D9"/>
             </w:tcBorders>
             <w:tcMar>
-              <w:top w:w="90" w:type="dxa"/>
-              <w:left w:w="90" w:type="dxa"/>
-              <w:bottom w:w="90" w:type="dxa"/>
-              <w:right w:w="90" w:type="dxa"/>
+              <w:top w:w="75" w:type="dxa"/>
+              <w:left w:w="75" w:type="dxa"/>
+              <w:bottom w:w="75" w:type="dxa"/>
+              <w:right w:w="75" w:type="dxa"/>
             </w:tcMar>
-            <w:vAlign w:val="center"/>
           </w:tcPr>
           <w:p>
             <w:pPr>
-              <w:spacing w:after="40" w:line="252" w:lineRule="auto"/>
+              <w:spacing w:after="40" w:line="240" w:lineRule="auto"/>
             </w:pPr>
             <w:r>
               <w:rPr>
                 <w:b w:val="0"/>
-                <w:sz w:val="19"/>
+                <w:sz w:val="20"/>
               </w:rPr>
-              <w:t>A001 отсутствует после загрузки</w:t>
+              <w:t>Показан M203</w:t>
             </w:r>
           </w:p>
         </w:tc>
         <w:tc>
           <w:tcPr>
-            <w:tcW w:type="dxa" w:w="4139"/>
+            <w:tcW w:type="dxa" w:w="4896"/>
+            <w:vAlign w:val="center"/>
             <w:shd w:fill="FFFFFF"/>
             <w:tcBorders>
               <w:top w:val="single" w:sz="4" w:color="D9D9D9"/>
@@ -2761,29 +3571,29 @@
               <w:right w:val="single" w:sz="4" w:color="D9D9D9"/>
             </w:tcBorders>
             <w:tcMar>
-              <w:top w:w="90" w:type="dxa"/>
-              <w:left w:w="90" w:type="dxa"/>
-              <w:bottom w:w="90" w:type="dxa"/>
-              <w:right w:w="90" w:type="dxa"/>
+              <w:top w:w="75" w:type="dxa"/>
+              <w:left w:w="75" w:type="dxa"/>
+              <w:bottom w:w="75" w:type="dxa"/>
+              <w:right w:w="75" w:type="dxa"/>
             </w:tcMar>
-            <w:vAlign w:val="center"/>
           </w:tcPr>
           <w:p>
             <w:pPr>
-              <w:spacing w:after="40" w:line="252" w:lineRule="auto"/>
+              <w:spacing w:after="40" w:line="240" w:lineRule="auto"/>
             </w:pPr>
             <w:r>
               <w:rPr>
                 <w:b w:val="0"/>
-                <w:sz w:val="19"/>
+                <w:sz w:val="20"/>
               </w:rPr>
-              <w:t>После загрузки данных удалённый A001 снова появился.</w:t>
+              <w:t>В списке только стул M203.</w:t>
             </w:r>
           </w:p>
         </w:tc>
         <w:tc>
           <w:tcPr>
-            <w:tcW w:type="dxa" w:w="1077"/>
+            <w:tcW w:type="dxa" w:w="936"/>
+            <w:vAlign w:val="center"/>
             <w:shd w:fill="FFFFFF"/>
             <w:tcBorders>
               <w:top w:val="single" w:sz="4" w:color="D9D9D9"/>
@@ -2792,212 +3602,21 @@
               <w:right w:val="single" w:sz="4" w:color="D9D9D9"/>
             </w:tcBorders>
             <w:tcMar>
-              <w:top w:w="90" w:type="dxa"/>
-              <w:left w:w="90" w:type="dxa"/>
-              <w:bottom w:w="90" w:type="dxa"/>
-              <w:right w:w="90" w:type="dxa"/>
+              <w:top w:w="75" w:type="dxa"/>
+              <w:left w:w="75" w:type="dxa"/>
+              <w:bottom w:w="75" w:type="dxa"/>
+              <w:right w:w="75" w:type="dxa"/>
             </w:tcMar>
-            <w:vAlign w:val="center"/>
           </w:tcPr>
           <w:p>
             <w:pPr>
-              <w:spacing w:after="40" w:line="252" w:lineRule="auto"/>
+              <w:spacing w:after="40" w:line="240" w:lineRule="auto"/>
+              <w:jc w:val="center"/>
             </w:pPr>
             <w:r>
               <w:rPr>
                 <w:b w:val="0"/>
-                <w:sz w:val="19"/>
-              </w:rPr>
-              <w:t>Fail</w:t>
-            </w:r>
-          </w:p>
-        </w:tc>
-      </w:tr>
-      <w:tr>
-        <w:trPr>
-          <w:cantSplit/>
-        </w:trPr>
-        <w:tc>
-          <w:tcPr>
-            <w:tcW w:type="dxa" w:w="850"/>
-            <w:shd w:fill="F6F8FA"/>
-            <w:tcBorders>
-              <w:top w:val="single" w:sz="4" w:color="D9D9D9"/>
-              <w:left w:val="single" w:sz="4" w:color="D9D9D9"/>
-              <w:bottom w:val="single" w:sz="4" w:color="D9D9D9"/>
-              <w:right w:val="single" w:sz="4" w:color="D9D9D9"/>
-            </w:tcBorders>
-            <w:tcMar>
-              <w:top w:w="90" w:type="dxa"/>
-              <w:left w:w="90" w:type="dxa"/>
-              <w:bottom w:w="90" w:type="dxa"/>
-              <w:right w:w="90" w:type="dxa"/>
-            </w:tcMar>
-            <w:vAlign w:val="center"/>
-          </w:tcPr>
-          <w:p>
-            <w:pPr>
-              <w:spacing w:after="40" w:line="252" w:lineRule="auto"/>
-            </w:pPr>
-            <w:r>
-              <w:rPr>
-                <w:b w:val="0"/>
-                <w:sz w:val="19"/>
-              </w:rPr>
-              <w:t>TC-09</w:t>
-            </w:r>
-          </w:p>
-        </w:tc>
-        <w:tc>
-          <w:tcPr>
-            <w:tcW w:type="dxa" w:w="1984"/>
-            <w:shd w:fill="F6F8FA"/>
-            <w:tcBorders>
-              <w:top w:val="single" w:sz="4" w:color="D9D9D9"/>
-              <w:left w:val="single" w:sz="4" w:color="D9D9D9"/>
-              <w:bottom w:val="single" w:sz="4" w:color="D9D9D9"/>
-              <w:right w:val="single" w:sz="4" w:color="D9D9D9"/>
-            </w:tcBorders>
-            <w:tcMar>
-              <w:top w:w="90" w:type="dxa"/>
-              <w:left w:w="90" w:type="dxa"/>
-              <w:bottom w:w="90" w:type="dxa"/>
-              <w:right w:w="90" w:type="dxa"/>
-            </w:tcMar>
-            <w:vAlign w:val="center"/>
-          </w:tcPr>
-          <w:p>
-            <w:pPr>
-              <w:spacing w:after="40" w:line="252" w:lineRule="auto"/>
-            </w:pPr>
-            <w:r>
-              <w:rPr>
-                <w:b w:val="0"/>
-                <w:sz w:val="19"/>
-              </w:rPr>
-              <w:t>Поиск FR-5</w:t>
-            </w:r>
-          </w:p>
-        </w:tc>
-        <w:tc>
-          <w:tcPr>
-            <w:tcW w:type="dxa" w:w="3118"/>
-            <w:shd w:fill="F6F8FA"/>
-            <w:tcBorders>
-              <w:top w:val="single" w:sz="4" w:color="D9D9D9"/>
-              <w:left w:val="single" w:sz="4" w:color="D9D9D9"/>
-              <w:bottom w:val="single" w:sz="4" w:color="D9D9D9"/>
-              <w:right w:val="single" w:sz="4" w:color="D9D9D9"/>
-            </w:tcBorders>
-            <w:tcMar>
-              <w:top w:w="90" w:type="dxa"/>
-              <w:left w:w="90" w:type="dxa"/>
-              <w:bottom w:w="90" w:type="dxa"/>
-              <w:right w:w="90" w:type="dxa"/>
-            </w:tcMar>
-            <w:vAlign w:val="center"/>
-          </w:tcPr>
-          <w:p>
-            <w:pPr>
-              <w:spacing w:after="40" w:line="252" w:lineRule="auto"/>
-            </w:pPr>
-            <w:r>
-              <w:rPr>
-                <w:b w:val="0"/>
-                <w:sz w:val="19"/>
-              </w:rPr>
-              <w:t>Запрос Ноут</w:t>
-            </w:r>
-          </w:p>
-        </w:tc>
-        <w:tc>
-          <w:tcPr>
-            <w:tcW w:type="dxa" w:w="2721"/>
-            <w:shd w:fill="F6F8FA"/>
-            <w:tcBorders>
-              <w:top w:val="single" w:sz="4" w:color="D9D9D9"/>
-              <w:left w:val="single" w:sz="4" w:color="D9D9D9"/>
-              <w:bottom w:val="single" w:sz="4" w:color="D9D9D9"/>
-              <w:right w:val="single" w:sz="4" w:color="D9D9D9"/>
-            </w:tcBorders>
-            <w:tcMar>
-              <w:top w:w="90" w:type="dxa"/>
-              <w:left w:w="90" w:type="dxa"/>
-              <w:bottom w:w="90" w:type="dxa"/>
-              <w:right w:w="90" w:type="dxa"/>
-            </w:tcMar>
-            <w:vAlign w:val="center"/>
-          </w:tcPr>
-          <w:p>
-            <w:pPr>
-              <w:spacing w:after="40" w:line="252" w:lineRule="auto"/>
-            </w:pPr>
-            <w:r>
-              <w:rPr>
-                <w:b w:val="0"/>
-                <w:sz w:val="19"/>
-              </w:rPr>
-              <w:t>Найден A001</w:t>
-            </w:r>
-          </w:p>
-        </w:tc>
-        <w:tc>
-          <w:tcPr>
-            <w:tcW w:type="dxa" w:w="4139"/>
-            <w:shd w:fill="F6F8FA"/>
-            <w:tcBorders>
-              <w:top w:val="single" w:sz="4" w:color="D9D9D9"/>
-              <w:left w:val="single" w:sz="4" w:color="D9D9D9"/>
-              <w:bottom w:val="single" w:sz="4" w:color="D9D9D9"/>
-              <w:right w:val="single" w:sz="4" w:color="D9D9D9"/>
-            </w:tcBorders>
-            <w:tcMar>
-              <w:top w:w="90" w:type="dxa"/>
-              <w:left w:w="90" w:type="dxa"/>
-              <w:bottom w:w="90" w:type="dxa"/>
-              <w:right w:w="90" w:type="dxa"/>
-            </w:tcMar>
-            <w:vAlign w:val="center"/>
-          </w:tcPr>
-          <w:p>
-            <w:pPr>
-              <w:spacing w:after="40" w:line="252" w:lineRule="auto"/>
-            </w:pPr>
-            <w:r>
-              <w:rPr>
-                <w:b w:val="0"/>
-                <w:sz w:val="19"/>
-              </w:rPr>
-              <w:t>Найден ноутбук A001.</w:t>
-            </w:r>
-          </w:p>
-        </w:tc>
-        <w:tc>
-          <w:tcPr>
-            <w:tcW w:type="dxa" w:w="1077"/>
-            <w:shd w:fill="F6F8FA"/>
-            <w:tcBorders>
-              <w:top w:val="single" w:sz="4" w:color="D9D9D9"/>
-              <w:left w:val="single" w:sz="4" w:color="D9D9D9"/>
-              <w:bottom w:val="single" w:sz="4" w:color="D9D9D9"/>
-              <w:right w:val="single" w:sz="4" w:color="D9D9D9"/>
-            </w:tcBorders>
-            <w:tcMar>
-              <w:top w:w="90" w:type="dxa"/>
-              <w:left w:w="90" w:type="dxa"/>
-              <w:bottom w:w="90" w:type="dxa"/>
-              <w:right w:w="90" w:type="dxa"/>
-            </w:tcMar>
-            <w:vAlign w:val="center"/>
-          </w:tcPr>
-          <w:p>
-            <w:pPr>
-              <w:spacing w:after="40" w:line="252" w:lineRule="auto"/>
-            </w:pPr>
-            <w:r>
-              <w:rPr>
-                <w:b w:val="0"/>
-                <w:sz w:val="19"/>
+                <w:sz w:val="20"/>
               </w:rPr>
               <w:t>Pass</w:t>
             </w:r>
@@ -3010,7 +3629,8 @@
         </w:trPr>
         <w:tc>
           <w:tcPr>
-            <w:tcW w:type="dxa" w:w="850"/>
+            <w:tcW w:type="dxa" w:w="792"/>
+            <w:vAlign w:val="center"/>
             <w:shd w:fill="FFFFFF"/>
             <w:tcBorders>
               <w:top w:val="single" w:sz="4" w:color="D9D9D9"/>
@@ -3019,29 +3639,30 @@
               <w:right w:val="single" w:sz="4" w:color="D9D9D9"/>
             </w:tcBorders>
             <w:tcMar>
-              <w:top w:w="90" w:type="dxa"/>
-              <w:left w:w="90" w:type="dxa"/>
-              <w:bottom w:w="90" w:type="dxa"/>
-              <w:right w:w="90" w:type="dxa"/>
+              <w:top w:w="75" w:type="dxa"/>
+              <w:left w:w="75" w:type="dxa"/>
+              <w:bottom w:w="75" w:type="dxa"/>
+              <w:right w:w="75" w:type="dxa"/>
             </w:tcMar>
-            <w:vAlign w:val="center"/>
           </w:tcPr>
           <w:p>
             <w:pPr>
-              <w:spacing w:after="40" w:line="252" w:lineRule="auto"/>
+              <w:spacing w:after="40" w:line="240" w:lineRule="auto"/>
+              <w:jc w:val="center"/>
             </w:pPr>
             <w:r>
               <w:rPr>
                 <w:b w:val="0"/>
-                <w:sz w:val="19"/>
+                <w:sz w:val="20"/>
               </w:rPr>
-              <w:t>TC-10</w:t>
+              <w:t>TC-13</w:t>
             </w:r>
           </w:p>
         </w:tc>
         <w:tc>
           <w:tcPr>
-            <w:tcW w:type="dxa" w:w="1984"/>
+            <w:tcW w:type="dxa" w:w="1872"/>
+            <w:vAlign w:val="center"/>
             <w:shd w:fill="FFFFFF"/>
             <w:tcBorders>
               <w:top w:val="single" w:sz="4" w:color="D9D9D9"/>
@@ -3050,29 +3671,29 @@
               <w:right w:val="single" w:sz="4" w:color="D9D9D9"/>
             </w:tcBorders>
             <w:tcMar>
-              <w:top w:w="90" w:type="dxa"/>
-              <w:left w:w="90" w:type="dxa"/>
-              <w:bottom w:w="90" w:type="dxa"/>
-              <w:right w:w="90" w:type="dxa"/>
+              <w:top w:w="75" w:type="dxa"/>
+              <w:left w:w="75" w:type="dxa"/>
+              <w:bottom w:w="75" w:type="dxa"/>
+              <w:right w:w="75" w:type="dxa"/>
             </w:tcMar>
-            <w:vAlign w:val="center"/>
           </w:tcPr>
           <w:p>
             <w:pPr>
-              <w:spacing w:after="40" w:line="252" w:lineRule="auto"/>
+              <w:spacing w:after="40" w:line="240" w:lineRule="auto"/>
             </w:pPr>
             <w:r>
               <w:rPr>
                 <w:b w:val="0"/>
-                <w:sz w:val="19"/>
+                <w:sz w:val="20"/>
               </w:rPr>
-              <w:t>Категория FR-6</w:t>
+              <w:t>Количество FR-6</w:t>
             </w:r>
           </w:p>
         </w:tc>
         <w:tc>
           <w:tcPr>
-            <w:tcW w:type="dxa" w:w="3118"/>
+            <w:tcW w:type="dxa" w:w="3024"/>
+            <w:vAlign w:val="center"/>
             <w:shd w:fill="FFFFFF"/>
             <w:tcBorders>
               <w:top w:val="single" w:sz="4" w:color="D9D9D9"/>
@@ -3081,29 +3702,29 @@
               <w:right w:val="single" w:sz="4" w:color="D9D9D9"/>
             </w:tcBorders>
             <w:tcMar>
-              <w:top w:w="90" w:type="dxa"/>
-              <w:left w:w="90" w:type="dxa"/>
-              <w:bottom w:w="90" w:type="dxa"/>
-              <w:right w:w="90" w:type="dxa"/>
+              <w:top w:w="75" w:type="dxa"/>
+              <w:left w:w="75" w:type="dxa"/>
+              <w:bottom w:w="75" w:type="dxa"/>
+              <w:right w:w="75" w:type="dxa"/>
             </w:tcMar>
-            <w:vAlign w:val="center"/>
           </w:tcPr>
           <w:p>
             <w:pPr>
-              <w:spacing w:after="40" w:line="252" w:lineRule="auto"/>
+              <w:spacing w:after="40" w:line="240" w:lineRule="auto"/>
             </w:pPr>
             <w:r>
               <w:rPr>
                 <w:b w:val="0"/>
-                <w:sz w:val="19"/>
+                <w:sz w:val="20"/>
               </w:rPr>
-              <w:t>Фильтр Электроника</w:t>
+              <w:t>В функцию передано число 7</w:t>
             </w:r>
           </w:p>
         </w:tc>
         <w:tc>
           <w:tcPr>
-            <w:tcW w:type="dxa" w:w="2721"/>
+            <w:tcW w:type="dxa" w:w="2592"/>
+            <w:vAlign w:val="center"/>
             <w:shd w:fill="FFFFFF"/>
             <w:tcBorders>
               <w:top w:val="single" w:sz="4" w:color="D9D9D9"/>
@@ -3112,29 +3733,29 @@
               <w:right w:val="single" w:sz="4" w:color="D9D9D9"/>
             </w:tcBorders>
             <w:tcMar>
-              <w:top w:w="90" w:type="dxa"/>
-              <w:left w:w="90" w:type="dxa"/>
-              <w:bottom w:w="90" w:type="dxa"/>
-              <w:right w:w="90" w:type="dxa"/>
+              <w:top w:w="75" w:type="dxa"/>
+              <w:left w:w="75" w:type="dxa"/>
+              <w:bottom w:w="75" w:type="dxa"/>
+              <w:right w:w="75" w:type="dxa"/>
             </w:tcMar>
-            <w:vAlign w:val="center"/>
           </w:tcPr>
           <w:p>
             <w:pPr>
-              <w:spacing w:after="40" w:line="252" w:lineRule="auto"/>
+              <w:spacing w:after="40" w:line="240" w:lineRule="auto"/>
             </w:pPr>
             <w:r>
               <w:rPr>
                 <w:b w:val="0"/>
-                <w:sz w:val="19"/>
+                <w:sz w:val="20"/>
               </w:rPr>
-              <w:t>Найдены A001, A002</w:t>
+              <w:t>Остаток не больше 7: T202, M203</w:t>
             </w:r>
           </w:p>
         </w:tc>
         <w:tc>
           <w:tcPr>
-            <w:tcW w:type="dxa" w:w="4139"/>
+            <w:tcW w:type="dxa" w:w="4896"/>
+            <w:vAlign w:val="center"/>
             <w:shd w:fill="FFFFFF"/>
             <w:tcBorders>
               <w:top w:val="single" w:sz="4" w:color="D9D9D9"/>
@@ -3143,29 +3764,29 @@
               <w:right w:val="single" w:sz="4" w:color="D9D9D9"/>
             </w:tcBorders>
             <w:tcMar>
-              <w:top w:w="90" w:type="dxa"/>
-              <w:left w:w="90" w:type="dxa"/>
-              <w:bottom w:w="90" w:type="dxa"/>
-              <w:right w:w="90" w:type="dxa"/>
+              <w:top w:w="75" w:type="dxa"/>
+              <w:left w:w="75" w:type="dxa"/>
+              <w:bottom w:w="75" w:type="dxa"/>
+              <w:right w:w="75" w:type="dxa"/>
             </w:tcMar>
-            <w:vAlign w:val="center"/>
           </w:tcPr>
           <w:p>
             <w:pPr>
-              <w:spacing w:after="40" w:line="252" w:lineRule="auto"/>
+              <w:spacing w:after="40" w:line="240" w:lineRule="auto"/>
             </w:pPr>
             <w:r>
               <w:rPr>
                 <w:b w:val="0"/>
-                <w:sz w:val="19"/>
+                <w:sz w:val="20"/>
               </w:rPr>
-              <w:t>Найдены A001 и A002 из категории Электроника.</w:t>
+              <w:t>Найдены T202 и M203. Функции передано число 7.</w:t>
             </w:r>
           </w:p>
         </w:tc>
         <w:tc>
           <w:tcPr>
-            <w:tcW w:type="dxa" w:w="1077"/>
+            <w:tcW w:type="dxa" w:w="936"/>
+            <w:vAlign w:val="center"/>
             <w:shd w:fill="FFFFFF"/>
             <w:tcBorders>
               <w:top w:val="single" w:sz="4" w:color="D9D9D9"/>
@@ -3174,623 +3795,21 @@
               <w:right w:val="single" w:sz="4" w:color="D9D9D9"/>
             </w:tcBorders>
             <w:tcMar>
-              <w:top w:w="90" w:type="dxa"/>
-              <w:left w:w="90" w:type="dxa"/>
-              <w:bottom w:w="90" w:type="dxa"/>
-              <w:right w:w="90" w:type="dxa"/>
+              <w:top w:w="75" w:type="dxa"/>
+              <w:left w:w="75" w:type="dxa"/>
+              <w:bottom w:w="75" w:type="dxa"/>
+              <w:right w:w="75" w:type="dxa"/>
             </w:tcMar>
-            <w:vAlign w:val="center"/>
           </w:tcPr>
           <w:p>
             <w:pPr>
-              <w:spacing w:after="40" w:line="252" w:lineRule="auto"/>
+              <w:spacing w:after="40" w:line="240" w:lineRule="auto"/>
+              <w:jc w:val="center"/>
             </w:pPr>
             <w:r>
               <w:rPr>
                 <w:b w:val="0"/>
-                <w:sz w:val="19"/>
-              </w:rPr>
-              <w:t>Pass</w:t>
-            </w:r>
-          </w:p>
-        </w:tc>
-      </w:tr>
-    </w:tbl>
-    <w:p>
-      <w:r>
-        <w:br w:type="page"/>
-      </w:r>
-    </w:p>
-    <w:p>
-      <w:pPr>
-        <w:pStyle w:val="Heading1"/>
-      </w:pPr>
-      <w:r>
-        <w:t>Проверки 11–15</w:t>
-      </w:r>
-    </w:p>
-    <w:tbl>
-      <w:tblPr>
-        <w:tblW w:type="auto" w:w="0"/>
-        <w:tblLayout w:type="fixed"/>
-        <w:tblLook w:firstColumn="1" w:firstRow="1" w:lastColumn="0" w:lastRow="0" w:noHBand="0" w:noVBand="1" w:val="04A0"/>
-      </w:tblPr>
-      <w:tblGrid>
-        <w:gridCol w:w="850"/>
-        <w:gridCol w:w="1984"/>
-        <w:gridCol w:w="3118"/>
-        <w:gridCol w:w="2721"/>
-        <w:gridCol w:w="4139"/>
-        <w:gridCol w:w="1077"/>
-      </w:tblGrid>
-      <w:tr>
-        <w:trPr>
-          <w:cantSplit/>
-          <w:tblHeader/>
-        </w:trPr>
-        <w:tc>
-          <w:tcPr>
-            <w:tcW w:type="dxa" w:w="850"/>
-            <w:shd w:fill="E7EDF4"/>
-            <w:tcBorders>
-              <w:top w:val="single" w:sz="4" w:color="D9D9D9"/>
-              <w:left w:val="single" w:sz="4" w:color="D9D9D9"/>
-              <w:bottom w:val="single" w:sz="4" w:color="D9D9D9"/>
-              <w:right w:val="single" w:sz="4" w:color="D9D9D9"/>
-            </w:tcBorders>
-            <w:tcMar>
-              <w:top w:w="90" w:type="dxa"/>
-              <w:left w:w="90" w:type="dxa"/>
-              <w:bottom w:w="90" w:type="dxa"/>
-              <w:right w:w="90" w:type="dxa"/>
-            </w:tcMar>
-            <w:vAlign w:val="center"/>
-          </w:tcPr>
-          <w:p>
-            <w:pPr>
-              <w:spacing w:after="40" w:line="252" w:lineRule="auto"/>
-            </w:pPr>
-            <w:r>
-              <w:rPr>
-                <w:b/>
-                <w:sz w:val="19"/>
-              </w:rPr>
-              <w:t>ID</w:t>
-            </w:r>
-          </w:p>
-        </w:tc>
-        <w:tc>
-          <w:tcPr>
-            <w:tcW w:type="dxa" w:w="1984"/>
-            <w:shd w:fill="E7EDF4"/>
-            <w:tcBorders>
-              <w:top w:val="single" w:sz="4" w:color="D9D9D9"/>
-              <w:left w:val="single" w:sz="4" w:color="D9D9D9"/>
-              <w:bottom w:val="single" w:sz="4" w:color="D9D9D9"/>
-              <w:right w:val="single" w:sz="4" w:color="D9D9D9"/>
-            </w:tcBorders>
-            <w:tcMar>
-              <w:top w:w="90" w:type="dxa"/>
-              <w:left w:w="90" w:type="dxa"/>
-              <w:bottom w:w="90" w:type="dxa"/>
-              <w:right w:w="90" w:type="dxa"/>
-            </w:tcMar>
-            <w:vAlign w:val="center"/>
-          </w:tcPr>
-          <w:p>
-            <w:pPr>
-              <w:spacing w:after="40" w:line="252" w:lineRule="auto"/>
-            </w:pPr>
-            <w:r>
-              <w:rPr>
-                <w:b/>
-                <w:sz w:val="19"/>
-              </w:rPr>
-              <w:t>Проверяемая функция</w:t>
-            </w:r>
-          </w:p>
-        </w:tc>
-        <w:tc>
-          <w:tcPr>
-            <w:tcW w:type="dxa" w:w="3118"/>
-            <w:shd w:fill="E7EDF4"/>
-            <w:tcBorders>
-              <w:top w:val="single" w:sz="4" w:color="D9D9D9"/>
-              <w:left w:val="single" w:sz="4" w:color="D9D9D9"/>
-              <w:bottom w:val="single" w:sz="4" w:color="D9D9D9"/>
-              <w:right w:val="single" w:sz="4" w:color="D9D9D9"/>
-            </w:tcBorders>
-            <w:tcMar>
-              <w:top w:w="90" w:type="dxa"/>
-              <w:left w:w="90" w:type="dxa"/>
-              <w:bottom w:w="90" w:type="dxa"/>
-              <w:right w:w="90" w:type="dxa"/>
-            </w:tcMar>
-            <w:vAlign w:val="center"/>
-          </w:tcPr>
-          <w:p>
-            <w:pPr>
-              <w:spacing w:after="40" w:line="252" w:lineRule="auto"/>
-            </w:pPr>
-            <w:r>
-              <w:rPr>
-                <w:b/>
-                <w:sz w:val="19"/>
-              </w:rPr>
-              <w:t>Входные данные</w:t>
-            </w:r>
-          </w:p>
-        </w:tc>
-        <w:tc>
-          <w:tcPr>
-            <w:tcW w:type="dxa" w:w="2721"/>
-            <w:shd w:fill="E7EDF4"/>
-            <w:tcBorders>
-              <w:top w:val="single" w:sz="4" w:color="D9D9D9"/>
-              <w:left w:val="single" w:sz="4" w:color="D9D9D9"/>
-              <w:bottom w:val="single" w:sz="4" w:color="D9D9D9"/>
-              <w:right w:val="single" w:sz="4" w:color="D9D9D9"/>
-            </w:tcBorders>
-            <w:tcMar>
-              <w:top w:w="90" w:type="dxa"/>
-              <w:left w:w="90" w:type="dxa"/>
-              <w:bottom w:w="90" w:type="dxa"/>
-              <w:right w:w="90" w:type="dxa"/>
-            </w:tcMar>
-            <w:vAlign w:val="center"/>
-          </w:tcPr>
-          <w:p>
-            <w:pPr>
-              <w:spacing w:after="40" w:line="252" w:lineRule="auto"/>
-            </w:pPr>
-            <w:r>
-              <w:rPr>
-                <w:b/>
-                <w:sz w:val="19"/>
-              </w:rPr>
-              <w:t>Ожидаемый результат</w:t>
-            </w:r>
-          </w:p>
-        </w:tc>
-        <w:tc>
-          <w:tcPr>
-            <w:tcW w:type="dxa" w:w="4139"/>
-            <w:shd w:fill="E7EDF4"/>
-            <w:tcBorders>
-              <w:top w:val="single" w:sz="4" w:color="D9D9D9"/>
-              <w:left w:val="single" w:sz="4" w:color="D9D9D9"/>
-              <w:bottom w:val="single" w:sz="4" w:color="D9D9D9"/>
-              <w:right w:val="single" w:sz="4" w:color="D9D9D9"/>
-            </w:tcBorders>
-            <w:tcMar>
-              <w:top w:w="90" w:type="dxa"/>
-              <w:left w:w="90" w:type="dxa"/>
-              <w:bottom w:w="90" w:type="dxa"/>
-              <w:right w:w="90" w:type="dxa"/>
-            </w:tcMar>
-            <w:vAlign w:val="center"/>
-          </w:tcPr>
-          <w:p>
-            <w:pPr>
-              <w:spacing w:after="40" w:line="252" w:lineRule="auto"/>
-            </w:pPr>
-            <w:r>
-              <w:rPr>
-                <w:b/>
-                <w:sz w:val="19"/>
-              </w:rPr>
-              <w:t>Фактический результат</w:t>
-            </w:r>
-          </w:p>
-        </w:tc>
-        <w:tc>
-          <w:tcPr>
-            <w:tcW w:type="dxa" w:w="1077"/>
-            <w:shd w:fill="E7EDF4"/>
-            <w:tcBorders>
-              <w:top w:val="single" w:sz="4" w:color="D9D9D9"/>
-              <w:left w:val="single" w:sz="4" w:color="D9D9D9"/>
-              <w:bottom w:val="single" w:sz="4" w:color="D9D9D9"/>
-              <w:right w:val="single" w:sz="4" w:color="D9D9D9"/>
-            </w:tcBorders>
-            <w:tcMar>
-              <w:top w:w="90" w:type="dxa"/>
-              <w:left w:w="90" w:type="dxa"/>
-              <w:bottom w:w="90" w:type="dxa"/>
-              <w:right w:w="90" w:type="dxa"/>
-            </w:tcMar>
-            <w:vAlign w:val="center"/>
-          </w:tcPr>
-          <w:p>
-            <w:pPr>
-              <w:spacing w:after="40" w:line="252" w:lineRule="auto"/>
-            </w:pPr>
-            <w:r>
-              <w:rPr>
-                <w:b/>
-                <w:sz w:val="19"/>
-              </w:rPr>
-              <w:t>Статус</w:t>
-            </w:r>
-          </w:p>
-        </w:tc>
-      </w:tr>
-      <w:tr>
-        <w:trPr>
-          <w:cantSplit/>
-        </w:trPr>
-        <w:tc>
-          <w:tcPr>
-            <w:tcW w:type="dxa" w:w="850"/>
-            <w:shd w:fill="FFFFFF"/>
-            <w:tcBorders>
-              <w:top w:val="single" w:sz="4" w:color="D9D9D9"/>
-              <w:left w:val="single" w:sz="4" w:color="D9D9D9"/>
-              <w:bottom w:val="single" w:sz="4" w:color="D9D9D9"/>
-              <w:right w:val="single" w:sz="4" w:color="D9D9D9"/>
-            </w:tcBorders>
-            <w:tcMar>
-              <w:top w:w="90" w:type="dxa"/>
-              <w:left w:w="90" w:type="dxa"/>
-              <w:bottom w:w="90" w:type="dxa"/>
-              <w:right w:w="90" w:type="dxa"/>
-            </w:tcMar>
-            <w:vAlign w:val="center"/>
-          </w:tcPr>
-          <w:p>
-            <w:pPr>
-              <w:spacing w:after="40" w:line="252" w:lineRule="auto"/>
-            </w:pPr>
-            <w:r>
-              <w:rPr>
-                <w:b w:val="0"/>
-                <w:sz w:val="19"/>
-              </w:rPr>
-              <w:t>TC-11</w:t>
-            </w:r>
-          </w:p>
-        </w:tc>
-        <w:tc>
-          <w:tcPr>
-            <w:tcW w:type="dxa" w:w="1984"/>
-            <w:shd w:fill="FFFFFF"/>
-            <w:tcBorders>
-              <w:top w:val="single" w:sz="4" w:color="D9D9D9"/>
-              <w:left w:val="single" w:sz="4" w:color="D9D9D9"/>
-              <w:bottom w:val="single" w:sz="4" w:color="D9D9D9"/>
-              <w:right w:val="single" w:sz="4" w:color="D9D9D9"/>
-            </w:tcBorders>
-            <w:tcMar>
-              <w:top w:w="90" w:type="dxa"/>
-              <w:left w:w="90" w:type="dxa"/>
-              <w:bottom w:w="90" w:type="dxa"/>
-              <w:right w:w="90" w:type="dxa"/>
-            </w:tcMar>
-            <w:vAlign w:val="center"/>
-          </w:tcPr>
-          <w:p>
-            <w:pPr>
-              <w:spacing w:after="40" w:line="252" w:lineRule="auto"/>
-            </w:pPr>
-            <w:r>
-              <w:rPr>
-                <w:b w:val="0"/>
-                <w:sz w:val="19"/>
-              </w:rPr>
-              <w:t>Количество FR-6</w:t>
-            </w:r>
-          </w:p>
-        </w:tc>
-        <w:tc>
-          <w:tcPr>
-            <w:tcW w:type="dxa" w:w="3118"/>
-            <w:shd w:fill="FFFFFF"/>
-            <w:tcBorders>
-              <w:top w:val="single" w:sz="4" w:color="D9D9D9"/>
-              <w:left w:val="single" w:sz="4" w:color="D9D9D9"/>
-              <w:bottom w:val="single" w:sz="4" w:color="D9D9D9"/>
-              <w:right w:val="single" w:sz="4" w:color="D9D9D9"/>
-            </w:tcBorders>
-            <w:tcMar>
-              <w:top w:w="90" w:type="dxa"/>
-              <w:left w:w="90" w:type="dxa"/>
-              <w:bottom w:w="90" w:type="dxa"/>
-              <w:right w:w="90" w:type="dxa"/>
-            </w:tcMar>
-            <w:vAlign w:val="center"/>
-          </w:tcPr>
-          <w:p>
-            <w:pPr>
-              <w:spacing w:after="40" w:line="252" w:lineRule="auto"/>
-            </w:pPr>
-            <w:r>
-              <w:rPr>
-                <w:b w:val="0"/>
-                <w:sz w:val="19"/>
-              </w:rPr>
-              <w:t>Поле Кол-во ≤: 9</w:t>
-            </w:r>
-          </w:p>
-        </w:tc>
-        <w:tc>
-          <w:tcPr>
-            <w:tcW w:type="dxa" w:w="2721"/>
-            <w:shd w:fill="FFFFFF"/>
-            <w:tcBorders>
-              <w:top w:val="single" w:sz="4" w:color="D9D9D9"/>
-              <w:left w:val="single" w:sz="4" w:color="D9D9D9"/>
-              <w:bottom w:val="single" w:sz="4" w:color="D9D9D9"/>
-              <w:right w:val="single" w:sz="4" w:color="D9D9D9"/>
-            </w:tcBorders>
-            <w:tcMar>
-              <w:top w:w="90" w:type="dxa"/>
-              <w:left w:w="90" w:type="dxa"/>
-              <w:bottom w:w="90" w:type="dxa"/>
-              <w:right w:w="90" w:type="dxa"/>
-            </w:tcMar>
-            <w:vAlign w:val="center"/>
-          </w:tcPr>
-          <w:p>
-            <w:pPr>
-              <w:spacing w:after="40" w:line="252" w:lineRule="auto"/>
-            </w:pPr>
-            <w:r>
-              <w:rPr>
-                <w:b w:val="0"/>
-                <w:sz w:val="19"/>
-              </w:rPr>
-              <w:t>Найдены A001 с 5 и B001 с 0</w:t>
-            </w:r>
-          </w:p>
-        </w:tc>
-        <w:tc>
-          <w:tcPr>
-            <w:tcW w:type="dxa" w:w="4139"/>
-            <w:shd w:fill="FFFFFF"/>
-            <w:tcBorders>
-              <w:top w:val="single" w:sz="4" w:color="D9D9D9"/>
-              <w:left w:val="single" w:sz="4" w:color="D9D9D9"/>
-              <w:bottom w:val="single" w:sz="4" w:color="D9D9D9"/>
-              <w:right w:val="single" w:sz="4" w:color="D9D9D9"/>
-            </w:tcBorders>
-            <w:tcMar>
-              <w:top w:w="90" w:type="dxa"/>
-              <w:left w:w="90" w:type="dxa"/>
-              <w:bottom w:w="90" w:type="dxa"/>
-              <w:right w:w="90" w:type="dxa"/>
-            </w:tcMar>
-            <w:vAlign w:val="center"/>
-          </w:tcPr>
-          <w:p>
-            <w:pPr>
-              <w:spacing w:after="40" w:line="252" w:lineRule="auto"/>
-            </w:pPr>
-            <w:r>
-              <w:rPr>
-                <w:b w:val="0"/>
-                <w:sz w:val="19"/>
-              </w:rPr>
-              <w:t>Возник TypeError: программа сравнивает количество как число с текстом из поля.</w:t>
-            </w:r>
-          </w:p>
-        </w:tc>
-        <w:tc>
-          <w:tcPr>
-            <w:tcW w:type="dxa" w:w="1077"/>
-            <w:shd w:fill="FFFFFF"/>
-            <w:tcBorders>
-              <w:top w:val="single" w:sz="4" w:color="D9D9D9"/>
-              <w:left w:val="single" w:sz="4" w:color="D9D9D9"/>
-              <w:bottom w:val="single" w:sz="4" w:color="D9D9D9"/>
-              <w:right w:val="single" w:sz="4" w:color="D9D9D9"/>
-            </w:tcBorders>
-            <w:tcMar>
-              <w:top w:w="90" w:type="dxa"/>
-              <w:left w:w="90" w:type="dxa"/>
-              <w:bottom w:w="90" w:type="dxa"/>
-              <w:right w:w="90" w:type="dxa"/>
-            </w:tcMar>
-            <w:vAlign w:val="center"/>
-          </w:tcPr>
-          <w:p>
-            <w:pPr>
-              <w:spacing w:after="40" w:line="252" w:lineRule="auto"/>
-            </w:pPr>
-            <w:r>
-              <w:rPr>
-                <w:b w:val="0"/>
-                <w:sz w:val="19"/>
-              </w:rPr>
-              <w:t>Fail</w:t>
-            </w:r>
-          </w:p>
-        </w:tc>
-      </w:tr>
-      <w:tr>
-        <w:trPr>
-          <w:cantSplit/>
-        </w:trPr>
-        <w:tc>
-          <w:tcPr>
-            <w:tcW w:type="dxa" w:w="850"/>
-            <w:shd w:fill="F6F8FA"/>
-            <w:tcBorders>
-              <w:top w:val="single" w:sz="4" w:color="D9D9D9"/>
-              <w:left w:val="single" w:sz="4" w:color="D9D9D9"/>
-              <w:bottom w:val="single" w:sz="4" w:color="D9D9D9"/>
-              <w:right w:val="single" w:sz="4" w:color="D9D9D9"/>
-            </w:tcBorders>
-            <w:tcMar>
-              <w:top w:w="90" w:type="dxa"/>
-              <w:left w:w="90" w:type="dxa"/>
-              <w:bottom w:w="90" w:type="dxa"/>
-              <w:right w:w="90" w:type="dxa"/>
-            </w:tcMar>
-            <w:vAlign w:val="center"/>
-          </w:tcPr>
-          <w:p>
-            <w:pPr>
-              <w:spacing w:after="40" w:line="252" w:lineRule="auto"/>
-            </w:pPr>
-            <w:r>
-              <w:rPr>
-                <w:b w:val="0"/>
-                <w:sz w:val="19"/>
-              </w:rPr>
-              <w:t>TC-12</w:t>
-            </w:r>
-          </w:p>
-        </w:tc>
-        <w:tc>
-          <w:tcPr>
-            <w:tcW w:type="dxa" w:w="1984"/>
-            <w:shd w:fill="F6F8FA"/>
-            <w:tcBorders>
-              <w:top w:val="single" w:sz="4" w:color="D9D9D9"/>
-              <w:left w:val="single" w:sz="4" w:color="D9D9D9"/>
-              <w:bottom w:val="single" w:sz="4" w:color="D9D9D9"/>
-              <w:right w:val="single" w:sz="4" w:color="D9D9D9"/>
-            </w:tcBorders>
-            <w:tcMar>
-              <w:top w:w="90" w:type="dxa"/>
-              <w:left w:w="90" w:type="dxa"/>
-              <w:bottom w:w="90" w:type="dxa"/>
-              <w:right w:w="90" w:type="dxa"/>
-            </w:tcMar>
-            <w:vAlign w:val="center"/>
-          </w:tcPr>
-          <w:p>
-            <w:pPr>
-              <w:spacing w:after="40" w:line="252" w:lineRule="auto"/>
-            </w:pPr>
-            <w:r>
-              <w:rPr>
-                <w:b w:val="0"/>
-                <w:sz w:val="19"/>
-              </w:rPr>
-              <w:t>Количество FR-7</w:t>
-            </w:r>
-          </w:p>
-        </w:tc>
-        <w:tc>
-          <w:tcPr>
-            <w:tcW w:type="dxa" w:w="3118"/>
-            <w:shd w:fill="F6F8FA"/>
-            <w:tcBorders>
-              <w:top w:val="single" w:sz="4" w:color="D9D9D9"/>
-              <w:left w:val="single" w:sz="4" w:color="D9D9D9"/>
-              <w:bottom w:val="single" w:sz="4" w:color="D9D9D9"/>
-              <w:right w:val="single" w:sz="4" w:color="D9D9D9"/>
-            </w:tcBorders>
-            <w:tcMar>
-              <w:top w:w="90" w:type="dxa"/>
-              <w:left w:w="90" w:type="dxa"/>
-              <w:bottom w:w="90" w:type="dxa"/>
-              <w:right w:w="90" w:type="dxa"/>
-            </w:tcMar>
-            <w:vAlign w:val="center"/>
-          </w:tcPr>
-          <w:p>
-            <w:pPr>
-              <w:spacing w:after="40" w:line="252" w:lineRule="auto"/>
-            </w:pPr>
-            <w:r>
-              <w:rPr>
-                <w:b w:val="0"/>
-                <w:sz w:val="19"/>
-              </w:rPr>
-              <w:t>Количество исходного набора 5+10+0</w:t>
-            </w:r>
-          </w:p>
-        </w:tc>
-        <w:tc>
-          <w:tcPr>
-            <w:tcW w:type="dxa" w:w="2721"/>
-            <w:shd w:fill="F6F8FA"/>
-            <w:tcBorders>
-              <w:top w:val="single" w:sz="4" w:color="D9D9D9"/>
-              <w:left w:val="single" w:sz="4" w:color="D9D9D9"/>
-              <w:bottom w:val="single" w:sz="4" w:color="D9D9D9"/>
-              <w:right w:val="single" w:sz="4" w:color="D9D9D9"/>
-            </w:tcBorders>
-            <w:tcMar>
-              <w:top w:w="90" w:type="dxa"/>
-              <w:left w:w="90" w:type="dxa"/>
-              <w:bottom w:w="90" w:type="dxa"/>
-              <w:right w:w="90" w:type="dxa"/>
-            </w:tcMar>
-            <w:vAlign w:val="center"/>
-          </w:tcPr>
-          <w:p>
-            <w:pPr>
-              <w:spacing w:after="40" w:line="252" w:lineRule="auto"/>
-            </w:pPr>
-            <w:r>
-              <w:rPr>
-                <w:b w:val="0"/>
-                <w:sz w:val="19"/>
-              </w:rPr>
-              <w:t>15</w:t>
-            </w:r>
-          </w:p>
-        </w:tc>
-        <w:tc>
-          <w:tcPr>
-            <w:tcW w:type="dxa" w:w="4139"/>
-            <w:shd w:fill="F6F8FA"/>
-            <w:tcBorders>
-              <w:top w:val="single" w:sz="4" w:color="D9D9D9"/>
-              <w:left w:val="single" w:sz="4" w:color="D9D9D9"/>
-              <w:bottom w:val="single" w:sz="4" w:color="D9D9D9"/>
-              <w:right w:val="single" w:sz="4" w:color="D9D9D9"/>
-            </w:tcBorders>
-            <w:tcMar>
-              <w:top w:w="90" w:type="dxa"/>
-              <w:left w:w="90" w:type="dxa"/>
-              <w:bottom w:w="90" w:type="dxa"/>
-              <w:right w:w="90" w:type="dxa"/>
-            </w:tcMar>
-            <w:vAlign w:val="center"/>
-          </w:tcPr>
-          <w:p>
-            <w:pPr>
-              <w:spacing w:after="40" w:line="252" w:lineRule="auto"/>
-            </w:pPr>
-            <w:r>
-              <w:rPr>
-                <w:b w:val="0"/>
-                <w:sz w:val="19"/>
-              </w:rPr>
-              <w:t>Получилось 15 единиц.</w:t>
-            </w:r>
-          </w:p>
-        </w:tc>
-        <w:tc>
-          <w:tcPr>
-            <w:tcW w:type="dxa" w:w="1077"/>
-            <w:shd w:fill="F6F8FA"/>
-            <w:tcBorders>
-              <w:top w:val="single" w:sz="4" w:color="D9D9D9"/>
-              <w:left w:val="single" w:sz="4" w:color="D9D9D9"/>
-              <w:bottom w:val="single" w:sz="4" w:color="D9D9D9"/>
-              <w:right w:val="single" w:sz="4" w:color="D9D9D9"/>
-            </w:tcBorders>
-            <w:tcMar>
-              <w:top w:w="90" w:type="dxa"/>
-              <w:left w:w="90" w:type="dxa"/>
-              <w:bottom w:w="90" w:type="dxa"/>
-              <w:right w:w="90" w:type="dxa"/>
-            </w:tcMar>
-            <w:vAlign w:val="center"/>
-          </w:tcPr>
-          <w:p>
-            <w:pPr>
-              <w:spacing w:after="40" w:line="252" w:lineRule="auto"/>
-            </w:pPr>
-            <w:r>
-              <w:rPr>
-                <w:b w:val="0"/>
-                <w:sz w:val="19"/>
+                <w:sz w:val="20"/>
               </w:rPr>
               <w:t>Pass</w:t>
             </w:r>
@@ -3803,7 +3822,8 @@
         </w:trPr>
         <w:tc>
           <w:tcPr>
-            <w:tcW w:type="dxa" w:w="850"/>
+            <w:tcW w:type="dxa" w:w="792"/>
+            <w:vAlign w:val="center"/>
             <w:shd w:fill="FFFFFF"/>
             <w:tcBorders>
               <w:top w:val="single" w:sz="4" w:color="D9D9D9"/>
@@ -3812,29 +3832,30 @@
               <w:right w:val="single" w:sz="4" w:color="D9D9D9"/>
             </w:tcBorders>
             <w:tcMar>
-              <w:top w:w="90" w:type="dxa"/>
-              <w:left w:w="90" w:type="dxa"/>
-              <w:bottom w:w="90" w:type="dxa"/>
-              <w:right w:w="90" w:type="dxa"/>
+              <w:top w:w="75" w:type="dxa"/>
+              <w:left w:w="75" w:type="dxa"/>
+              <w:bottom w:w="75" w:type="dxa"/>
+              <w:right w:w="75" w:type="dxa"/>
             </w:tcMar>
-            <w:vAlign w:val="center"/>
           </w:tcPr>
           <w:p>
             <w:pPr>
-              <w:spacing w:after="40" w:line="252" w:lineRule="auto"/>
+              <w:spacing w:after="40" w:line="240" w:lineRule="auto"/>
+              <w:jc w:val="center"/>
             </w:pPr>
             <w:r>
               <w:rPr>
                 <w:b w:val="0"/>
-                <w:sz w:val="19"/>
+                <w:sz w:val="20"/>
               </w:rPr>
-              <w:t>TC-13</w:t>
+              <w:t>TC-14</w:t>
             </w:r>
           </w:p>
         </w:tc>
         <w:tc>
           <w:tcPr>
-            <w:tcW w:type="dxa" w:w="1984"/>
+            <w:tcW w:type="dxa" w:w="1872"/>
+            <w:vAlign w:val="center"/>
             <w:shd w:fill="FFFFFF"/>
             <w:tcBorders>
               <w:top w:val="single" w:sz="4" w:color="D9D9D9"/>
@@ -3843,29 +3864,29 @@
               <w:right w:val="single" w:sz="4" w:color="D9D9D9"/>
             </w:tcBorders>
             <w:tcMar>
-              <w:top w:w="90" w:type="dxa"/>
-              <w:left w:w="90" w:type="dxa"/>
-              <w:bottom w:w="90" w:type="dxa"/>
-              <w:right w:w="90" w:type="dxa"/>
+              <w:top w:w="75" w:type="dxa"/>
+              <w:left w:w="75" w:type="dxa"/>
+              <w:bottom w:w="75" w:type="dxa"/>
+              <w:right w:w="75" w:type="dxa"/>
             </w:tcMar>
-            <w:vAlign w:val="center"/>
           </w:tcPr>
           <w:p>
             <w:pPr>
-              <w:spacing w:after="40" w:line="252" w:lineRule="auto"/>
+              <w:spacing w:after="40" w:line="240" w:lineRule="auto"/>
             </w:pPr>
             <w:r>
               <w:rPr>
                 <w:b w:val="0"/>
-                <w:sz w:val="19"/>
+                <w:sz w:val="20"/>
               </w:rPr>
-              <w:t>Стоимость FR-7</w:t>
+              <w:t>Итоги FR-7</w:t>
             </w:r>
           </w:p>
         </w:tc>
         <w:tc>
           <w:tcPr>
-            <w:tcW w:type="dxa" w:w="3118"/>
+            <w:tcW w:type="dxa" w:w="3024"/>
+            <w:vAlign w:val="center"/>
             <w:shd w:fill="FFFFFF"/>
             <w:tcBorders>
               <w:top w:val="single" w:sz="4" w:color="D9D9D9"/>
@@ -3874,29 +3895,29 @@
               <w:right w:val="single" w:sz="4" w:color="D9D9D9"/>
             </w:tcBorders>
             <w:tcMar>
-              <w:top w:w="90" w:type="dxa"/>
-              <w:left w:w="90" w:type="dxa"/>
-              <w:bottom w:w="90" w:type="dxa"/>
-              <w:right w:w="90" w:type="dxa"/>
+              <w:top w:w="75" w:type="dxa"/>
+              <w:left w:w="75" w:type="dxa"/>
+              <w:bottom w:w="75" w:type="dxa"/>
+              <w:right w:w="75" w:type="dxa"/>
             </w:tcMar>
-            <w:vAlign w:val="center"/>
           </w:tcPr>
           <w:p>
             <w:pPr>
-              <w:spacing w:after="40" w:line="252" w:lineRule="auto"/>
+              <w:spacing w:after="40" w:line="240" w:lineRule="auto"/>
             </w:pPr>
             <w:r>
               <w:rPr>
                 <w:b w:val="0"/>
-                <w:sz w:val="19"/>
+                <w:sz w:val="20"/>
               </w:rPr>
-              <w:t>Исходный набор без копеек</w:t>
+              <w:t>Исходный набор: 8, 4, 0 единиц</w:t>
             </w:r>
           </w:p>
         </w:tc>
         <w:tc>
           <w:tcPr>
-            <w:tcW w:type="dxa" w:w="2721"/>
+            <w:tcW w:type="dxa" w:w="2592"/>
+            <w:vAlign w:val="center"/>
             <w:shd w:fill="FFFFFF"/>
             <w:tcBorders>
               <w:top w:val="single" w:sz="4" w:color="D9D9D9"/>
@@ -3905,29 +3926,29 @@
               <w:right w:val="single" w:sz="4" w:color="D9D9D9"/>
             </w:tcBorders>
             <w:tcMar>
-              <w:top w:w="90" w:type="dxa"/>
-              <w:left w:w="90" w:type="dxa"/>
-              <w:bottom w:w="90" w:type="dxa"/>
-              <w:right w:w="90" w:type="dxa"/>
+              <w:top w:w="75" w:type="dxa"/>
+              <w:left w:w="75" w:type="dxa"/>
+              <w:bottom w:w="75" w:type="dxa"/>
+              <w:right w:w="75" w:type="dxa"/>
             </w:tcMar>
-            <w:vAlign w:val="center"/>
           </w:tcPr>
           <w:p>
             <w:pPr>
-              <w:spacing w:after="40" w:line="252" w:lineRule="auto"/>
+              <w:spacing w:after="40" w:line="240" w:lineRule="auto"/>
             </w:pPr>
             <w:r>
               <w:rPr>
                 <w:b w:val="0"/>
-                <w:sz w:val="19"/>
+                <w:sz w:val="20"/>
               </w:rPr>
-              <w:t>210000</w:t>
+              <w:t>12 единиц; 103400 руб.</w:t>
             </w:r>
           </w:p>
         </w:tc>
         <w:tc>
           <w:tcPr>
-            <w:tcW w:type="dxa" w:w="4139"/>
+            <w:tcW w:type="dxa" w:w="4896"/>
+            <w:vAlign w:val="center"/>
             <w:shd w:fill="FFFFFF"/>
             <w:tcBorders>
               <w:top w:val="single" w:sz="4" w:color="D9D9D9"/>
@@ -3936,29 +3957,29 @@
               <w:right w:val="single" w:sz="4" w:color="D9D9D9"/>
             </w:tcBorders>
             <w:tcMar>
-              <w:top w:w="90" w:type="dxa"/>
-              <w:left w:w="90" w:type="dxa"/>
-              <w:bottom w:w="90" w:type="dxa"/>
-              <w:right w:w="90" w:type="dxa"/>
+              <w:top w:w="75" w:type="dxa"/>
+              <w:left w:w="75" w:type="dxa"/>
+              <w:bottom w:w="75" w:type="dxa"/>
+              <w:right w:w="75" w:type="dxa"/>
             </w:tcMar>
-            <w:vAlign w:val="center"/>
           </w:tcPr>
           <w:p>
             <w:pPr>
-              <w:spacing w:after="40" w:line="252" w:lineRule="auto"/>
+              <w:spacing w:after="40" w:line="240" w:lineRule="auto"/>
             </w:pPr>
             <w:r>
               <w:rPr>
                 <w:b w:val="0"/>
-                <w:sz w:val="19"/>
+                <w:sz w:val="20"/>
               </w:rPr>
-              <w:t>Получилось 210000.</w:t>
+              <w:t>Количество 12, стоимость 103400 руб.</w:t>
             </w:r>
           </w:p>
         </w:tc>
         <w:tc>
           <w:tcPr>
-            <w:tcW w:type="dxa" w:w="1077"/>
+            <w:tcW w:type="dxa" w:w="936"/>
+            <w:vAlign w:val="center"/>
             <w:shd w:fill="FFFFFF"/>
             <w:tcBorders>
               <w:top w:val="single" w:sz="4" w:color="D9D9D9"/>
@@ -3967,21 +3988,21 @@
               <w:right w:val="single" w:sz="4" w:color="D9D9D9"/>
             </w:tcBorders>
             <w:tcMar>
-              <w:top w:w="90" w:type="dxa"/>
-              <w:left w:w="90" w:type="dxa"/>
-              <w:bottom w:w="90" w:type="dxa"/>
-              <w:right w:w="90" w:type="dxa"/>
+              <w:top w:w="75" w:type="dxa"/>
+              <w:left w:w="75" w:type="dxa"/>
+              <w:bottom w:w="75" w:type="dxa"/>
+              <w:right w:w="75" w:type="dxa"/>
             </w:tcMar>
-            <w:vAlign w:val="center"/>
           </w:tcPr>
           <w:p>
             <w:pPr>
-              <w:spacing w:after="40" w:line="252" w:lineRule="auto"/>
+              <w:spacing w:after="40" w:line="240" w:lineRule="auto"/>
+              <w:jc w:val="center"/>
             </w:pPr>
             <w:r>
               <w:rPr>
                 <w:b w:val="0"/>
-                <w:sz w:val="19"/>
+                <w:sz w:val="20"/>
               </w:rPr>
               <w:t>Pass</w:t>
             </w:r>
@@ -3994,198 +4015,8 @@
         </w:trPr>
         <w:tc>
           <w:tcPr>
-            <w:tcW w:type="dxa" w:w="850"/>
-            <w:shd w:fill="F6F8FA"/>
-            <w:tcBorders>
-              <w:top w:val="single" w:sz="4" w:color="D9D9D9"/>
-              <w:left w:val="single" w:sz="4" w:color="D9D9D9"/>
-              <w:bottom w:val="single" w:sz="4" w:color="D9D9D9"/>
-              <w:right w:val="single" w:sz="4" w:color="D9D9D9"/>
-            </w:tcBorders>
-            <w:tcMar>
-              <w:top w:w="90" w:type="dxa"/>
-              <w:left w:w="90" w:type="dxa"/>
-              <w:bottom w:w="90" w:type="dxa"/>
-              <w:right w:w="90" w:type="dxa"/>
-            </w:tcMar>
+            <w:tcW w:type="dxa" w:w="792"/>
             <w:vAlign w:val="center"/>
-          </w:tcPr>
-          <w:p>
-            <w:pPr>
-              <w:spacing w:after="40" w:line="252" w:lineRule="auto"/>
-            </w:pPr>
-            <w:r>
-              <w:rPr>
-                <w:b w:val="0"/>
-                <w:sz w:val="19"/>
-              </w:rPr>
-              <w:t>TC-14</w:t>
-            </w:r>
-          </w:p>
-        </w:tc>
-        <w:tc>
-          <w:tcPr>
-            <w:tcW w:type="dxa" w:w="1984"/>
-            <w:shd w:fill="F6F8FA"/>
-            <w:tcBorders>
-              <w:top w:val="single" w:sz="4" w:color="D9D9D9"/>
-              <w:left w:val="single" w:sz="4" w:color="D9D9D9"/>
-              <w:bottom w:val="single" w:sz="4" w:color="D9D9D9"/>
-              <w:right w:val="single" w:sz="4" w:color="D9D9D9"/>
-            </w:tcBorders>
-            <w:tcMar>
-              <w:top w:w="90" w:type="dxa"/>
-              <w:left w:w="90" w:type="dxa"/>
-              <w:bottom w:w="90" w:type="dxa"/>
-              <w:right w:w="90" w:type="dxa"/>
-            </w:tcMar>
-            <w:vAlign w:val="center"/>
-          </w:tcPr>
-          <w:p>
-            <w:pPr>
-              <w:spacing w:after="40" w:line="252" w:lineRule="auto"/>
-            </w:pPr>
-            <w:r>
-              <w:rPr>
-                <w:b w:val="0"/>
-                <w:sz w:val="19"/>
-              </w:rPr>
-              <w:t>Копейки FR-7</w:t>
-            </w:r>
-          </w:p>
-        </w:tc>
-        <w:tc>
-          <w:tcPr>
-            <w:tcW w:type="dxa" w:w="3118"/>
-            <w:shd w:fill="F6F8FA"/>
-            <w:tcBorders>
-              <w:top w:val="single" w:sz="4" w:color="D9D9D9"/>
-              <w:left w:val="single" w:sz="4" w:color="D9D9D9"/>
-              <w:bottom w:val="single" w:sz="4" w:color="D9D9D9"/>
-              <w:right w:val="single" w:sz="4" w:color="D9D9D9"/>
-            </w:tcBorders>
-            <w:tcMar>
-              <w:top w:w="90" w:type="dxa"/>
-              <w:left w:w="90" w:type="dxa"/>
-              <w:bottom w:w="90" w:type="dxa"/>
-              <w:right w:w="90" w:type="dxa"/>
-            </w:tcMar>
-            <w:vAlign w:val="center"/>
-          </w:tcPr>
-          <w:p>
-            <w:pPr>
-              <w:spacing w:after="40" w:line="252" w:lineRule="auto"/>
-            </w:pPr>
-            <w:r>
-              <w:rPr>
-                <w:b w:val="0"/>
-                <w:sz w:val="19"/>
-              </w:rPr>
-              <w:t>Количество 3; цена 100.50</w:t>
-            </w:r>
-          </w:p>
-        </w:tc>
-        <w:tc>
-          <w:tcPr>
-            <w:tcW w:type="dxa" w:w="2721"/>
-            <w:shd w:fill="F6F8FA"/>
-            <w:tcBorders>
-              <w:top w:val="single" w:sz="4" w:color="D9D9D9"/>
-              <w:left w:val="single" w:sz="4" w:color="D9D9D9"/>
-              <w:bottom w:val="single" w:sz="4" w:color="D9D9D9"/>
-              <w:right w:val="single" w:sz="4" w:color="D9D9D9"/>
-            </w:tcBorders>
-            <w:tcMar>
-              <w:top w:w="90" w:type="dxa"/>
-              <w:left w:w="90" w:type="dxa"/>
-              <w:bottom w:w="90" w:type="dxa"/>
-              <w:right w:w="90" w:type="dxa"/>
-            </w:tcMar>
-            <w:vAlign w:val="center"/>
-          </w:tcPr>
-          <w:p>
-            <w:pPr>
-              <w:spacing w:after="40" w:line="252" w:lineRule="auto"/>
-            </w:pPr>
-            <w:r>
-              <w:rPr>
-                <w:b w:val="0"/>
-                <w:sz w:val="19"/>
-              </w:rPr>
-              <w:t>301.50</w:t>
-            </w:r>
-          </w:p>
-        </w:tc>
-        <w:tc>
-          <w:tcPr>
-            <w:tcW w:type="dxa" w:w="4139"/>
-            <w:shd w:fill="F6F8FA"/>
-            <w:tcBorders>
-              <w:top w:val="single" w:sz="4" w:color="D9D9D9"/>
-              <w:left w:val="single" w:sz="4" w:color="D9D9D9"/>
-              <w:bottom w:val="single" w:sz="4" w:color="D9D9D9"/>
-              <w:right w:val="single" w:sz="4" w:color="D9D9D9"/>
-            </w:tcBorders>
-            <w:tcMar>
-              <w:top w:w="90" w:type="dxa"/>
-              <w:left w:w="90" w:type="dxa"/>
-              <w:bottom w:w="90" w:type="dxa"/>
-              <w:right w:w="90" w:type="dxa"/>
-            </w:tcMar>
-            <w:vAlign w:val="center"/>
-          </w:tcPr>
-          <w:p>
-            <w:pPr>
-              <w:spacing w:after="40" w:line="252" w:lineRule="auto"/>
-            </w:pPr>
-            <w:r>
-              <w:rPr>
-                <w:b w:val="0"/>
-                <w:sz w:val="19"/>
-              </w:rPr>
-              <w:t>Получилось 301 вместо 301.50.</w:t>
-            </w:r>
-          </w:p>
-        </w:tc>
-        <w:tc>
-          <w:tcPr>
-            <w:tcW w:type="dxa" w:w="1077"/>
-            <w:shd w:fill="F6F8FA"/>
-            <w:tcBorders>
-              <w:top w:val="single" w:sz="4" w:color="D9D9D9"/>
-              <w:left w:val="single" w:sz="4" w:color="D9D9D9"/>
-              <w:bottom w:val="single" w:sz="4" w:color="D9D9D9"/>
-              <w:right w:val="single" w:sz="4" w:color="D9D9D9"/>
-            </w:tcBorders>
-            <w:tcMar>
-              <w:top w:w="90" w:type="dxa"/>
-              <w:left w:w="90" w:type="dxa"/>
-              <w:bottom w:w="90" w:type="dxa"/>
-              <w:right w:w="90" w:type="dxa"/>
-            </w:tcMar>
-            <w:vAlign w:val="center"/>
-          </w:tcPr>
-          <w:p>
-            <w:pPr>
-              <w:spacing w:after="40" w:line="252" w:lineRule="auto"/>
-            </w:pPr>
-            <w:r>
-              <w:rPr>
-                <w:b w:val="0"/>
-                <w:sz w:val="19"/>
-              </w:rPr>
-              <w:t>Fail</w:t>
-            </w:r>
-          </w:p>
-        </w:tc>
-      </w:tr>
-      <w:tr>
-        <w:trPr>
-          <w:cantSplit/>
-        </w:trPr>
-        <w:tc>
-          <w:tcPr>
-            <w:tcW w:type="dxa" w:w="850"/>
             <w:shd w:fill="FFFFFF"/>
             <w:tcBorders>
               <w:top w:val="single" w:sz="4" w:color="D9D9D9"/>
@@ -4194,21 +4025,21 @@
               <w:right w:val="single" w:sz="4" w:color="D9D9D9"/>
             </w:tcBorders>
             <w:tcMar>
-              <w:top w:w="90" w:type="dxa"/>
-              <w:left w:w="90" w:type="dxa"/>
-              <w:bottom w:w="90" w:type="dxa"/>
-              <w:right w:w="90" w:type="dxa"/>
+              <w:top w:w="75" w:type="dxa"/>
+              <w:left w:w="75" w:type="dxa"/>
+              <w:bottom w:w="75" w:type="dxa"/>
+              <w:right w:w="75" w:type="dxa"/>
             </w:tcMar>
-            <w:vAlign w:val="center"/>
           </w:tcPr>
           <w:p>
             <w:pPr>
-              <w:spacing w:after="40" w:line="252" w:lineRule="auto"/>
+              <w:spacing w:after="40" w:line="240" w:lineRule="auto"/>
+              <w:jc w:val="center"/>
             </w:pPr>
             <w:r>
               <w:rPr>
                 <w:b w:val="0"/>
-                <w:sz w:val="19"/>
+                <w:sz w:val="20"/>
               </w:rPr>
               <w:t>TC-15</w:t>
             </w:r>
@@ -4216,7 +4047,8 @@
         </w:tc>
         <w:tc>
           <w:tcPr>
-            <w:tcW w:type="dxa" w:w="1984"/>
+            <w:tcW w:type="dxa" w:w="1872"/>
+            <w:vAlign w:val="center"/>
             <w:shd w:fill="FFFFFF"/>
             <w:tcBorders>
               <w:top w:val="single" w:sz="4" w:color="D9D9D9"/>
@@ -4225,21 +4057,20 @@
               <w:right w:val="single" w:sz="4" w:color="D9D9D9"/>
             </w:tcBorders>
             <w:tcMar>
-              <w:top w:w="90" w:type="dxa"/>
-              <w:left w:w="90" w:type="dxa"/>
-              <w:bottom w:w="90" w:type="dxa"/>
-              <w:right w:w="90" w:type="dxa"/>
+              <w:top w:w="75" w:type="dxa"/>
+              <w:left w:w="75" w:type="dxa"/>
+              <w:bottom w:w="75" w:type="dxa"/>
+              <w:right w:w="75" w:type="dxa"/>
             </w:tcMar>
-            <w:vAlign w:val="center"/>
           </w:tcPr>
           <w:p>
             <w:pPr>
-              <w:spacing w:after="40" w:line="252" w:lineRule="auto"/>
+              <w:spacing w:after="40" w:line="240" w:lineRule="auto"/>
             </w:pPr>
             <w:r>
               <w:rPr>
                 <w:b w:val="0"/>
-                <w:sz w:val="19"/>
+                <w:sz w:val="20"/>
               </w:rPr>
               <w:t>Статистика FR-8</w:t>
             </w:r>
@@ -4247,7 +4078,8 @@
         </w:tc>
         <w:tc>
           <w:tcPr>
-            <w:tcW w:type="dxa" w:w="3118"/>
+            <w:tcW w:type="dxa" w:w="3024"/>
+            <w:vAlign w:val="center"/>
             <w:shd w:fill="FFFFFF"/>
             <w:tcBorders>
               <w:top w:val="single" w:sz="4" w:color="D9D9D9"/>
@@ -4256,29 +4088,29 @@
               <w:right w:val="single" w:sz="4" w:color="D9D9D9"/>
             </w:tcBorders>
             <w:tcMar>
-              <w:top w:w="90" w:type="dxa"/>
-              <w:left w:w="90" w:type="dxa"/>
-              <w:bottom w:w="90" w:type="dxa"/>
-              <w:right w:w="90" w:type="dxa"/>
+              <w:top w:w="75" w:type="dxa"/>
+              <w:left w:w="75" w:type="dxa"/>
+              <w:bottom w:w="75" w:type="dxa"/>
+              <w:right w:w="75" w:type="dxa"/>
             </w:tcMar>
-            <w:vAlign w:val="center"/>
           </w:tcPr>
           <w:p>
             <w:pPr>
-              <w:spacing w:after="40" w:line="252" w:lineRule="auto"/>
+              <w:spacing w:after="40" w:line="240" w:lineRule="auto"/>
             </w:pPr>
             <w:r>
               <w:rPr>
                 <w:b w:val="0"/>
-                <w:sz w:val="19"/>
+                <w:sz w:val="20"/>
               </w:rPr>
-              <w:t>Три исходных товара</w:t>
+              <w:t>Две категории исходного набора</w:t>
             </w:r>
           </w:p>
         </w:tc>
         <w:tc>
           <w:tcPr>
-            <w:tcW w:type="dxa" w:w="2721"/>
+            <w:tcW w:type="dxa" w:w="2592"/>
+            <w:vAlign w:val="center"/>
             <w:shd w:fill="FFFFFF"/>
             <w:tcBorders>
               <w:top w:val="single" w:sz="4" w:color="D9D9D9"/>
@@ -4287,29 +4119,29 @@
               <w:right w:val="single" w:sz="4" w:color="D9D9D9"/>
             </w:tcBorders>
             <w:tcMar>
-              <w:top w:w="90" w:type="dxa"/>
-              <w:left w:w="90" w:type="dxa"/>
-              <w:bottom w:w="90" w:type="dxa"/>
-              <w:right w:w="90" w:type="dxa"/>
+              <w:top w:w="75" w:type="dxa"/>
+              <w:left w:w="75" w:type="dxa"/>
+              <w:bottom w:w="75" w:type="dxa"/>
+              <w:right w:w="75" w:type="dxa"/>
             </w:tcMar>
-            <w:vAlign w:val="center"/>
           </w:tcPr>
           <w:p>
             <w:pPr>
-              <w:spacing w:after="40" w:line="252" w:lineRule="auto"/>
+              <w:spacing w:after="40" w:line="240" w:lineRule="auto"/>
             </w:pPr>
             <w:r>
               <w:rPr>
                 <w:b w:val="0"/>
-                <w:sz w:val="19"/>
+                <w:sz w:val="20"/>
               </w:rPr>
-              <w:t>Электроника: 2 товара, 15 единиц, 210000; Мебель: 1 товар, 0 единиц, 0</w:t>
+              <w:t>Электроника: 12 единиц; Мебель: 0</w:t>
             </w:r>
           </w:p>
         </w:tc>
         <w:tc>
           <w:tcPr>
-            <w:tcW w:type="dxa" w:w="4139"/>
+            <w:tcW w:type="dxa" w:w="4896"/>
+            <w:vAlign w:val="center"/>
             <w:shd w:fill="FFFFFF"/>
             <w:tcBorders>
               <w:top w:val="single" w:sz="4" w:color="D9D9D9"/>
@@ -4318,29 +4150,29 @@
               <w:right w:val="single" w:sz="4" w:color="D9D9D9"/>
             </w:tcBorders>
             <w:tcMar>
-              <w:top w:w="90" w:type="dxa"/>
-              <w:left w:w="90" w:type="dxa"/>
-              <w:bottom w:w="90" w:type="dxa"/>
-              <w:right w:w="90" w:type="dxa"/>
+              <w:top w:w="75" w:type="dxa"/>
+              <w:left w:w="75" w:type="dxa"/>
+              <w:bottom w:w="75" w:type="dxa"/>
+              <w:right w:w="75" w:type="dxa"/>
             </w:tcMar>
-            <w:vAlign w:val="center"/>
           </w:tcPr>
           <w:p>
             <w:pPr>
-              <w:spacing w:after="40" w:line="252" w:lineRule="auto"/>
+              <w:spacing w:after="40" w:line="240" w:lineRule="auto"/>
             </w:pPr>
             <w:r>
               <w:rPr>
                 <w:b w:val="0"/>
-                <w:sz w:val="19"/>
+                <w:sz w:val="20"/>
               </w:rPr>
-              <w:t>Электроника: 2 товара, 15 единиц, 210000. Мебель: 1 товар, 0 единиц, 0.</w:t>
+              <w:t>Электроника: 2 позиции, 12 единиц, 103400. Мебель: 1 позиция, 0 единиц, 0.</w:t>
             </w:r>
           </w:p>
         </w:tc>
         <w:tc>
           <w:tcPr>
-            <w:tcW w:type="dxa" w:w="1077"/>
+            <w:tcW w:type="dxa" w:w="936"/>
+            <w:vAlign w:val="center"/>
             <w:shd w:fill="FFFFFF"/>
             <w:tcBorders>
               <w:top w:val="single" w:sz="4" w:color="D9D9D9"/>
@@ -4349,432 +4181,21 @@
               <w:right w:val="single" w:sz="4" w:color="D9D9D9"/>
             </w:tcBorders>
             <w:tcMar>
-              <w:top w:w="90" w:type="dxa"/>
-              <w:left w:w="90" w:type="dxa"/>
-              <w:bottom w:w="90" w:type="dxa"/>
-              <w:right w:w="90" w:type="dxa"/>
+              <w:top w:w="75" w:type="dxa"/>
+              <w:left w:w="75" w:type="dxa"/>
+              <w:bottom w:w="75" w:type="dxa"/>
+              <w:right w:w="75" w:type="dxa"/>
             </w:tcMar>
-            <w:vAlign w:val="center"/>
           </w:tcPr>
           <w:p>
             <w:pPr>
-              <w:spacing w:after="40" w:line="252" w:lineRule="auto"/>
+              <w:spacing w:after="40" w:line="240" w:lineRule="auto"/>
+              <w:jc w:val="center"/>
             </w:pPr>
             <w:r>
               <w:rPr>
                 <w:b w:val="0"/>
-                <w:sz w:val="19"/>
-              </w:rPr>
-              <w:t>Pass</w:t>
-            </w:r>
-          </w:p>
-        </w:tc>
-      </w:tr>
-    </w:tbl>
-    <w:p>
-      <w:r>
-        <w:br w:type="page"/>
-      </w:r>
-    </w:p>
-    <w:p>
-      <w:pPr>
-        <w:pStyle w:val="Heading1"/>
-      </w:pPr>
-      <w:r>
-        <w:t>Проверки 16–20</w:t>
-      </w:r>
-    </w:p>
-    <w:tbl>
-      <w:tblPr>
-        <w:tblW w:type="auto" w:w="0"/>
-        <w:tblLayout w:type="fixed"/>
-        <w:tblLook w:firstColumn="1" w:firstRow="1" w:lastColumn="0" w:lastRow="0" w:noHBand="0" w:noVBand="1" w:val="04A0"/>
-      </w:tblPr>
-      <w:tblGrid>
-        <w:gridCol w:w="850"/>
-        <w:gridCol w:w="1984"/>
-        <w:gridCol w:w="3118"/>
-        <w:gridCol w:w="2721"/>
-        <w:gridCol w:w="4139"/>
-        <w:gridCol w:w="1077"/>
-      </w:tblGrid>
-      <w:tr>
-        <w:trPr>
-          <w:cantSplit/>
-          <w:tblHeader/>
-        </w:trPr>
-        <w:tc>
-          <w:tcPr>
-            <w:tcW w:type="dxa" w:w="850"/>
-            <w:shd w:fill="E7EDF4"/>
-            <w:tcBorders>
-              <w:top w:val="single" w:sz="4" w:color="D9D9D9"/>
-              <w:left w:val="single" w:sz="4" w:color="D9D9D9"/>
-              <w:bottom w:val="single" w:sz="4" w:color="D9D9D9"/>
-              <w:right w:val="single" w:sz="4" w:color="D9D9D9"/>
-            </w:tcBorders>
-            <w:tcMar>
-              <w:top w:w="90" w:type="dxa"/>
-              <w:left w:w="90" w:type="dxa"/>
-              <w:bottom w:w="90" w:type="dxa"/>
-              <w:right w:w="90" w:type="dxa"/>
-            </w:tcMar>
-            <w:vAlign w:val="center"/>
-          </w:tcPr>
-          <w:p>
-            <w:pPr>
-              <w:spacing w:after="40" w:line="252" w:lineRule="auto"/>
-            </w:pPr>
-            <w:r>
-              <w:rPr>
-                <w:b/>
-                <w:sz w:val="19"/>
-              </w:rPr>
-              <w:t>ID</w:t>
-            </w:r>
-          </w:p>
-        </w:tc>
-        <w:tc>
-          <w:tcPr>
-            <w:tcW w:type="dxa" w:w="1984"/>
-            <w:shd w:fill="E7EDF4"/>
-            <w:tcBorders>
-              <w:top w:val="single" w:sz="4" w:color="D9D9D9"/>
-              <w:left w:val="single" w:sz="4" w:color="D9D9D9"/>
-              <w:bottom w:val="single" w:sz="4" w:color="D9D9D9"/>
-              <w:right w:val="single" w:sz="4" w:color="D9D9D9"/>
-            </w:tcBorders>
-            <w:tcMar>
-              <w:top w:w="90" w:type="dxa"/>
-              <w:left w:w="90" w:type="dxa"/>
-              <w:bottom w:w="90" w:type="dxa"/>
-              <w:right w:w="90" w:type="dxa"/>
-            </w:tcMar>
-            <w:vAlign w:val="center"/>
-          </w:tcPr>
-          <w:p>
-            <w:pPr>
-              <w:spacing w:after="40" w:line="252" w:lineRule="auto"/>
-            </w:pPr>
-            <w:r>
-              <w:rPr>
-                <w:b/>
-                <w:sz w:val="19"/>
-              </w:rPr>
-              <w:t>Проверяемая функция</w:t>
-            </w:r>
-          </w:p>
-        </w:tc>
-        <w:tc>
-          <w:tcPr>
-            <w:tcW w:type="dxa" w:w="3118"/>
-            <w:shd w:fill="E7EDF4"/>
-            <w:tcBorders>
-              <w:top w:val="single" w:sz="4" w:color="D9D9D9"/>
-              <w:left w:val="single" w:sz="4" w:color="D9D9D9"/>
-              <w:bottom w:val="single" w:sz="4" w:color="D9D9D9"/>
-              <w:right w:val="single" w:sz="4" w:color="D9D9D9"/>
-            </w:tcBorders>
-            <w:tcMar>
-              <w:top w:w="90" w:type="dxa"/>
-              <w:left w:w="90" w:type="dxa"/>
-              <w:bottom w:w="90" w:type="dxa"/>
-              <w:right w:w="90" w:type="dxa"/>
-            </w:tcMar>
-            <w:vAlign w:val="center"/>
-          </w:tcPr>
-          <w:p>
-            <w:pPr>
-              <w:spacing w:after="40" w:line="252" w:lineRule="auto"/>
-            </w:pPr>
-            <w:r>
-              <w:rPr>
-                <w:b/>
-                <w:sz w:val="19"/>
-              </w:rPr>
-              <w:t>Входные данные</w:t>
-            </w:r>
-          </w:p>
-        </w:tc>
-        <w:tc>
-          <w:tcPr>
-            <w:tcW w:type="dxa" w:w="2721"/>
-            <w:shd w:fill="E7EDF4"/>
-            <w:tcBorders>
-              <w:top w:val="single" w:sz="4" w:color="D9D9D9"/>
-              <w:left w:val="single" w:sz="4" w:color="D9D9D9"/>
-              <w:bottom w:val="single" w:sz="4" w:color="D9D9D9"/>
-              <w:right w:val="single" w:sz="4" w:color="D9D9D9"/>
-            </w:tcBorders>
-            <w:tcMar>
-              <w:top w:w="90" w:type="dxa"/>
-              <w:left w:w="90" w:type="dxa"/>
-              <w:bottom w:w="90" w:type="dxa"/>
-              <w:right w:w="90" w:type="dxa"/>
-            </w:tcMar>
-            <w:vAlign w:val="center"/>
-          </w:tcPr>
-          <w:p>
-            <w:pPr>
-              <w:spacing w:after="40" w:line="252" w:lineRule="auto"/>
-            </w:pPr>
-            <w:r>
-              <w:rPr>
-                <w:b/>
-                <w:sz w:val="19"/>
-              </w:rPr>
-              <w:t>Ожидаемый результат</w:t>
-            </w:r>
-          </w:p>
-        </w:tc>
-        <w:tc>
-          <w:tcPr>
-            <w:tcW w:type="dxa" w:w="4139"/>
-            <w:shd w:fill="E7EDF4"/>
-            <w:tcBorders>
-              <w:top w:val="single" w:sz="4" w:color="D9D9D9"/>
-              <w:left w:val="single" w:sz="4" w:color="D9D9D9"/>
-              <w:bottom w:val="single" w:sz="4" w:color="D9D9D9"/>
-              <w:right w:val="single" w:sz="4" w:color="D9D9D9"/>
-            </w:tcBorders>
-            <w:tcMar>
-              <w:top w:w="90" w:type="dxa"/>
-              <w:left w:w="90" w:type="dxa"/>
-              <w:bottom w:w="90" w:type="dxa"/>
-              <w:right w:w="90" w:type="dxa"/>
-            </w:tcMar>
-            <w:vAlign w:val="center"/>
-          </w:tcPr>
-          <w:p>
-            <w:pPr>
-              <w:spacing w:after="40" w:line="252" w:lineRule="auto"/>
-            </w:pPr>
-            <w:r>
-              <w:rPr>
-                <w:b/>
-                <w:sz w:val="19"/>
-              </w:rPr>
-              <w:t>Фактический результат</w:t>
-            </w:r>
-          </w:p>
-        </w:tc>
-        <w:tc>
-          <w:tcPr>
-            <w:tcW w:type="dxa" w:w="1077"/>
-            <w:shd w:fill="E7EDF4"/>
-            <w:tcBorders>
-              <w:top w:val="single" w:sz="4" w:color="D9D9D9"/>
-              <w:left w:val="single" w:sz="4" w:color="D9D9D9"/>
-              <w:bottom w:val="single" w:sz="4" w:color="D9D9D9"/>
-              <w:right w:val="single" w:sz="4" w:color="D9D9D9"/>
-            </w:tcBorders>
-            <w:tcMar>
-              <w:top w:w="90" w:type="dxa"/>
-              <w:left w:w="90" w:type="dxa"/>
-              <w:bottom w:w="90" w:type="dxa"/>
-              <w:right w:w="90" w:type="dxa"/>
-            </w:tcMar>
-            <w:vAlign w:val="center"/>
-          </w:tcPr>
-          <w:p>
-            <w:pPr>
-              <w:spacing w:after="40" w:line="252" w:lineRule="auto"/>
-            </w:pPr>
-            <w:r>
-              <w:rPr>
-                <w:b/>
-                <w:sz w:val="19"/>
-              </w:rPr>
-              <w:t>Статус</w:t>
-            </w:r>
-          </w:p>
-        </w:tc>
-      </w:tr>
-      <w:tr>
-        <w:trPr>
-          <w:cantSplit/>
-        </w:trPr>
-        <w:tc>
-          <w:tcPr>
-            <w:tcW w:type="dxa" w:w="850"/>
-            <w:shd w:fill="FFFFFF"/>
-            <w:tcBorders>
-              <w:top w:val="single" w:sz="4" w:color="D9D9D9"/>
-              <w:left w:val="single" w:sz="4" w:color="D9D9D9"/>
-              <w:bottom w:val="single" w:sz="4" w:color="D9D9D9"/>
-              <w:right w:val="single" w:sz="4" w:color="D9D9D9"/>
-            </w:tcBorders>
-            <w:tcMar>
-              <w:top w:w="90" w:type="dxa"/>
-              <w:left w:w="90" w:type="dxa"/>
-              <w:bottom w:w="90" w:type="dxa"/>
-              <w:right w:w="90" w:type="dxa"/>
-            </w:tcMar>
-            <w:vAlign w:val="center"/>
-          </w:tcPr>
-          <w:p>
-            <w:pPr>
-              <w:spacing w:after="40" w:line="252" w:lineRule="auto"/>
-            </w:pPr>
-            <w:r>
-              <w:rPr>
-                <w:b w:val="0"/>
-                <w:sz w:val="19"/>
-              </w:rPr>
-              <w:t>TC-16</w:t>
-            </w:r>
-          </w:p>
-        </w:tc>
-        <w:tc>
-          <w:tcPr>
-            <w:tcW w:type="dxa" w:w="1984"/>
-            <w:shd w:fill="FFFFFF"/>
-            <w:tcBorders>
-              <w:top w:val="single" w:sz="4" w:color="D9D9D9"/>
-              <w:left w:val="single" w:sz="4" w:color="D9D9D9"/>
-              <w:bottom w:val="single" w:sz="4" w:color="D9D9D9"/>
-              <w:right w:val="single" w:sz="4" w:color="D9D9D9"/>
-            </w:tcBorders>
-            <w:tcMar>
-              <w:top w:w="90" w:type="dxa"/>
-              <w:left w:w="90" w:type="dxa"/>
-              <w:bottom w:w="90" w:type="dxa"/>
-              <w:right w:w="90" w:type="dxa"/>
-            </w:tcMar>
-            <w:vAlign w:val="center"/>
-          </w:tcPr>
-          <w:p>
-            <w:pPr>
-              <w:spacing w:after="40" w:line="252" w:lineRule="auto"/>
-            </w:pPr>
-            <w:r>
-              <w:rPr>
-                <w:b w:val="0"/>
-                <w:sz w:val="19"/>
-              </w:rPr>
-              <w:t>Экспорт FR-9</w:t>
-            </w:r>
-          </w:p>
-        </w:tc>
-        <w:tc>
-          <w:tcPr>
-            <w:tcW w:type="dxa" w:w="3118"/>
-            <w:shd w:fill="FFFFFF"/>
-            <w:tcBorders>
-              <w:top w:val="single" w:sz="4" w:color="D9D9D9"/>
-              <w:left w:val="single" w:sz="4" w:color="D9D9D9"/>
-              <w:bottom w:val="single" w:sz="4" w:color="D9D9D9"/>
-              <w:right w:val="single" w:sz="4" w:color="D9D9D9"/>
-            </w:tcBorders>
-            <w:tcMar>
-              <w:top w:w="90" w:type="dxa"/>
-              <w:left w:w="90" w:type="dxa"/>
-              <w:bottom w:w="90" w:type="dxa"/>
-              <w:right w:w="90" w:type="dxa"/>
-            </w:tcMar>
-            <w:vAlign w:val="center"/>
-          </w:tcPr>
-          <w:p>
-            <w:pPr>
-              <w:spacing w:after="40" w:line="252" w:lineRule="auto"/>
-            </w:pPr>
-            <w:r>
-              <w:rPr>
-                <w:b w:val="0"/>
-                <w:sz w:val="19"/>
-              </w:rPr>
-              <w:t>Исходный набор без запятых в тексте</w:t>
-            </w:r>
-          </w:p>
-        </w:tc>
-        <w:tc>
-          <w:tcPr>
-            <w:tcW w:type="dxa" w:w="2721"/>
-            <w:shd w:fill="FFFFFF"/>
-            <w:tcBorders>
-              <w:top w:val="single" w:sz="4" w:color="D9D9D9"/>
-              <w:left w:val="single" w:sz="4" w:color="D9D9D9"/>
-              <w:bottom w:val="single" w:sz="4" w:color="D9D9D9"/>
-              <w:right w:val="single" w:sz="4" w:color="D9D9D9"/>
-            </w:tcBorders>
-            <w:tcMar>
-              <w:top w:w="90" w:type="dxa"/>
-              <w:left w:w="90" w:type="dxa"/>
-              <w:bottom w:w="90" w:type="dxa"/>
-              <w:right w:w="90" w:type="dxa"/>
-            </w:tcMar>
-            <w:vAlign w:val="center"/>
-          </w:tcPr>
-          <w:p>
-            <w:pPr>
-              <w:spacing w:after="40" w:line="252" w:lineRule="auto"/>
-            </w:pPr>
-            <w:r>
-              <w:rPr>
-                <w:b w:val="0"/>
-                <w:sz w:val="19"/>
-              </w:rPr>
-              <w:t>CSV: заголовок и три товара, по 8 полей</w:t>
-            </w:r>
-          </w:p>
-        </w:tc>
-        <w:tc>
-          <w:tcPr>
-            <w:tcW w:type="dxa" w:w="4139"/>
-            <w:shd w:fill="FFFFFF"/>
-            <w:tcBorders>
-              <w:top w:val="single" w:sz="4" w:color="D9D9D9"/>
-              <w:left w:val="single" w:sz="4" w:color="D9D9D9"/>
-              <w:bottom w:val="single" w:sz="4" w:color="D9D9D9"/>
-              <w:right w:val="single" w:sz="4" w:color="D9D9D9"/>
-            </w:tcBorders>
-            <w:tcMar>
-              <w:top w:w="90" w:type="dxa"/>
-              <w:left w:w="90" w:type="dxa"/>
-              <w:bottom w:w="90" w:type="dxa"/>
-              <w:right w:w="90" w:type="dxa"/>
-            </w:tcMar>
-            <w:vAlign w:val="center"/>
-          </w:tcPr>
-          <w:p>
-            <w:pPr>
-              <w:spacing w:after="40" w:line="252" w:lineRule="auto"/>
-            </w:pPr>
-            <w:r>
-              <w:rPr>
-                <w:b w:val="0"/>
-                <w:sz w:val="19"/>
-              </w:rPr>
-              <w:t>В файле заголовок и 3 товара. В каждой строке 8 полей.</w:t>
-            </w:r>
-          </w:p>
-        </w:tc>
-        <w:tc>
-          <w:tcPr>
-            <w:tcW w:type="dxa" w:w="1077"/>
-            <w:shd w:fill="FFFFFF"/>
-            <w:tcBorders>
-              <w:top w:val="single" w:sz="4" w:color="D9D9D9"/>
-              <w:left w:val="single" w:sz="4" w:color="D9D9D9"/>
-              <w:bottom w:val="single" w:sz="4" w:color="D9D9D9"/>
-              <w:right w:val="single" w:sz="4" w:color="D9D9D9"/>
-            </w:tcBorders>
-            <w:tcMar>
-              <w:top w:w="90" w:type="dxa"/>
-              <w:left w:w="90" w:type="dxa"/>
-              <w:bottom w:w="90" w:type="dxa"/>
-              <w:right w:w="90" w:type="dxa"/>
-            </w:tcMar>
-            <w:vAlign w:val="center"/>
-          </w:tcPr>
-          <w:p>
-            <w:pPr>
-              <w:spacing w:after="40" w:line="252" w:lineRule="auto"/>
-            </w:pPr>
-            <w:r>
-              <w:rPr>
-                <w:b w:val="0"/>
-                <w:sz w:val="19"/>
+                <w:sz w:val="20"/>
               </w:rPr>
               <w:t>Pass</w:t>
             </w:r>
@@ -4787,8 +4208,9 @@
         </w:trPr>
         <w:tc>
           <w:tcPr>
-            <w:tcW w:type="dxa" w:w="850"/>
-            <w:shd w:fill="F6F8FA"/>
+            <w:tcW w:type="dxa" w:w="792"/>
+            <w:vAlign w:val="center"/>
+            <w:shd w:fill="FFFFFF"/>
             <w:tcBorders>
               <w:top w:val="single" w:sz="4" w:color="D9D9D9"/>
               <w:left w:val="single" w:sz="4" w:color="D9D9D9"/>
@@ -4796,30 +4218,31 @@
               <w:right w:val="single" w:sz="4" w:color="D9D9D9"/>
             </w:tcBorders>
             <w:tcMar>
-              <w:top w:w="90" w:type="dxa"/>
-              <w:left w:w="90" w:type="dxa"/>
-              <w:bottom w:w="90" w:type="dxa"/>
-              <w:right w:w="90" w:type="dxa"/>
+              <w:top w:w="75" w:type="dxa"/>
+              <w:left w:w="75" w:type="dxa"/>
+              <w:bottom w:w="75" w:type="dxa"/>
+              <w:right w:w="75" w:type="dxa"/>
             </w:tcMar>
-            <w:vAlign w:val="center"/>
           </w:tcPr>
           <w:p>
             <w:pPr>
-              <w:spacing w:after="40" w:line="252" w:lineRule="auto"/>
+              <w:spacing w:after="40" w:line="240" w:lineRule="auto"/>
+              <w:jc w:val="center"/>
             </w:pPr>
             <w:r>
               <w:rPr>
                 <w:b w:val="0"/>
-                <w:sz w:val="19"/>
+                <w:sz w:val="20"/>
               </w:rPr>
-              <w:t>TC-17</w:t>
+              <w:t>TC-16</w:t>
             </w:r>
           </w:p>
         </w:tc>
         <w:tc>
           <w:tcPr>
-            <w:tcW w:type="dxa" w:w="1984"/>
-            <w:shd w:fill="F6F8FA"/>
+            <w:tcW w:type="dxa" w:w="1872"/>
+            <w:vAlign w:val="center"/>
+            <w:shd w:fill="FFFFFF"/>
             <w:tcBorders>
               <w:top w:val="single" w:sz="4" w:color="D9D9D9"/>
               <w:left w:val="single" w:sz="4" w:color="D9D9D9"/>
@@ -4827,30 +4250,30 @@
               <w:right w:val="single" w:sz="4" w:color="D9D9D9"/>
             </w:tcBorders>
             <w:tcMar>
-              <w:top w:w="90" w:type="dxa"/>
-              <w:left w:w="90" w:type="dxa"/>
-              <w:bottom w:w="90" w:type="dxa"/>
-              <w:right w:w="90" w:type="dxa"/>
+              <w:top w:w="75" w:type="dxa"/>
+              <w:left w:w="75" w:type="dxa"/>
+              <w:bottom w:w="75" w:type="dxa"/>
+              <w:right w:w="75" w:type="dxa"/>
             </w:tcMar>
-            <w:vAlign w:val="center"/>
           </w:tcPr>
           <w:p>
             <w:pPr>
-              <w:spacing w:after="40" w:line="252" w:lineRule="auto"/>
+              <w:spacing w:after="40" w:line="240" w:lineRule="auto"/>
             </w:pPr>
             <w:r>
               <w:rPr>
                 <w:b w:val="0"/>
-                <w:sz w:val="19"/>
+                <w:sz w:val="20"/>
               </w:rPr>
-              <w:t>JSON FR-10</w:t>
+              <w:t>CSV FR-9</w:t>
             </w:r>
           </w:p>
         </w:tc>
         <w:tc>
           <w:tcPr>
-            <w:tcW w:type="dxa" w:w="3118"/>
-            <w:shd w:fill="F6F8FA"/>
+            <w:tcW w:type="dxa" w:w="3024"/>
+            <w:vAlign w:val="center"/>
+            <w:shd w:fill="FFFFFF"/>
             <w:tcBorders>
               <w:top w:val="single" w:sz="4" w:color="D9D9D9"/>
               <w:left w:val="single" w:sz="4" w:color="D9D9D9"/>
@@ -4858,30 +4281,30 @@
               <w:right w:val="single" w:sz="4" w:color="D9D9D9"/>
             </w:tcBorders>
             <w:tcMar>
-              <w:top w:w="90" w:type="dxa"/>
-              <w:left w:w="90" w:type="dxa"/>
-              <w:bottom w:w="90" w:type="dxa"/>
-              <w:right w:w="90" w:type="dxa"/>
+              <w:top w:w="75" w:type="dxa"/>
+              <w:left w:w="75" w:type="dxa"/>
+              <w:bottom w:w="75" w:type="dxa"/>
+              <w:right w:w="75" w:type="dxa"/>
             </w:tcMar>
-            <w:vAlign w:val="center"/>
           </w:tcPr>
           <w:p>
             <w:pPr>
-              <w:spacing w:after="40" w:line="252" w:lineRule="auto"/>
+              <w:spacing w:after="40" w:line="240" w:lineRule="auto"/>
             </w:pPr>
             <w:r>
               <w:rPr>
                 <w:b w:val="0"/>
-                <w:sz w:val="19"/>
+                <w:sz w:val="20"/>
               </w:rPr>
-              <w:t>Сохранить и загрузить три товара</w:t>
+              <w:t>Экспорт трёх товаров в result.csv</w:t>
             </w:r>
           </w:p>
         </w:tc>
         <w:tc>
           <w:tcPr>
-            <w:tcW w:type="dxa" w:w="2721"/>
-            <w:shd w:fill="F6F8FA"/>
+            <w:tcW w:type="dxa" w:w="2592"/>
+            <w:vAlign w:val="center"/>
+            <w:shd w:fill="FFFFFF"/>
             <w:tcBorders>
               <w:top w:val="single" w:sz="4" w:color="D9D9D9"/>
               <w:left w:val="single" w:sz="4" w:color="D9D9D9"/>
@@ -4889,30 +4312,30 @@
               <w:right w:val="single" w:sz="4" w:color="D9D9D9"/>
             </w:tcBorders>
             <w:tcMar>
-              <w:top w:w="90" w:type="dxa"/>
-              <w:left w:w="90" w:type="dxa"/>
-              <w:bottom w:w="90" w:type="dxa"/>
-              <w:right w:w="90" w:type="dxa"/>
+              <w:top w:w="75" w:type="dxa"/>
+              <w:left w:w="75" w:type="dxa"/>
+              <w:bottom w:w="75" w:type="dxa"/>
+              <w:right w:w="75" w:type="dxa"/>
             </w:tcMar>
-            <w:vAlign w:val="center"/>
           </w:tcPr>
           <w:p>
             <w:pPr>
-              <w:spacing w:after="40" w:line="252" w:lineRule="auto"/>
+              <w:spacing w:after="40" w:line="240" w:lineRule="auto"/>
             </w:pPr>
             <w:r>
               <w:rPr>
                 <w:b w:val="0"/>
-                <w:sz w:val="19"/>
+                <w:sz w:val="20"/>
               </w:rPr>
-              <w:t>Все данные совпадают</w:t>
+              <w:t>Все товары, заголовок и 8 полей</w:t>
             </w:r>
           </w:p>
         </w:tc>
         <w:tc>
           <w:tcPr>
-            <w:tcW w:type="dxa" w:w="4139"/>
-            <w:shd w:fill="F6F8FA"/>
+            <w:tcW w:type="dxa" w:w="4896"/>
+            <w:vAlign w:val="center"/>
+            <w:shd w:fill="FFFFFF"/>
             <w:tcBorders>
               <w:top w:val="single" w:sz="4" w:color="D9D9D9"/>
               <w:left w:val="single" w:sz="4" w:color="D9D9D9"/>
@@ -4920,30 +4343,30 @@
               <w:right w:val="single" w:sz="4" w:color="D9D9D9"/>
             </w:tcBorders>
             <w:tcMar>
-              <w:top w:w="90" w:type="dxa"/>
-              <w:left w:w="90" w:type="dxa"/>
-              <w:bottom w:w="90" w:type="dxa"/>
-              <w:right w:w="90" w:type="dxa"/>
+              <w:top w:w="75" w:type="dxa"/>
+              <w:left w:w="75" w:type="dxa"/>
+              <w:bottom w:w="75" w:type="dxa"/>
+              <w:right w:w="75" w:type="dxa"/>
             </w:tcMar>
-            <w:vAlign w:val="center"/>
           </w:tcPr>
           <w:p>
             <w:pPr>
-              <w:spacing w:after="40" w:line="252" w:lineRule="auto"/>
+              <w:spacing w:after="40" w:line="240" w:lineRule="auto"/>
             </w:pPr>
             <w:r>
               <w:rPr>
                 <w:b w:val="0"/>
-                <w:sz w:val="19"/>
+                <w:sz w:val="20"/>
               </w:rPr>
-              <w:t>После сохранения и загрузки все поля совпали.</w:t>
+              <w:t>В CSV три товара и заголовок. Название Монитор читается.</w:t>
             </w:r>
           </w:p>
         </w:tc>
         <w:tc>
           <w:tcPr>
-            <w:tcW w:type="dxa" w:w="1077"/>
-            <w:shd w:fill="F6F8FA"/>
+            <w:tcW w:type="dxa" w:w="936"/>
+            <w:vAlign w:val="center"/>
+            <w:shd w:fill="FFFFFF"/>
             <w:tcBorders>
               <w:top w:val="single" w:sz="4" w:color="D9D9D9"/>
               <w:left w:val="single" w:sz="4" w:color="D9D9D9"/>
@@ -4951,21 +4374,21 @@
               <w:right w:val="single" w:sz="4" w:color="D9D9D9"/>
             </w:tcBorders>
             <w:tcMar>
-              <w:top w:w="90" w:type="dxa"/>
-              <w:left w:w="90" w:type="dxa"/>
-              <w:bottom w:w="90" w:type="dxa"/>
-              <w:right w:w="90" w:type="dxa"/>
+              <w:top w:w="75" w:type="dxa"/>
+              <w:left w:w="75" w:type="dxa"/>
+              <w:bottom w:w="75" w:type="dxa"/>
+              <w:right w:w="75" w:type="dxa"/>
             </w:tcMar>
-            <w:vAlign w:val="center"/>
           </w:tcPr>
           <w:p>
             <w:pPr>
-              <w:spacing w:after="40" w:line="252" w:lineRule="auto"/>
+              <w:spacing w:after="40" w:line="240" w:lineRule="auto"/>
+              <w:jc w:val="center"/>
             </w:pPr>
             <w:r>
               <w:rPr>
                 <w:b w:val="0"/>
-                <w:sz w:val="19"/>
+                <w:sz w:val="20"/>
               </w:rPr>
               <w:t>Pass</w:t>
             </w:r>
@@ -4978,7 +4401,8 @@
         </w:trPr>
         <w:tc>
           <w:tcPr>
-            <w:tcW w:type="dxa" w:w="850"/>
+            <w:tcW w:type="dxa" w:w="792"/>
+            <w:vAlign w:val="center"/>
             <w:shd w:fill="FFFFFF"/>
             <w:tcBorders>
               <w:top w:val="single" w:sz="4" w:color="D9D9D9"/>
@@ -4987,29 +4411,30 @@
               <w:right w:val="single" w:sz="4" w:color="D9D9D9"/>
             </w:tcBorders>
             <w:tcMar>
-              <w:top w:w="90" w:type="dxa"/>
-              <w:left w:w="90" w:type="dxa"/>
-              <w:bottom w:w="90" w:type="dxa"/>
-              <w:right w:w="90" w:type="dxa"/>
+              <w:top w:w="75" w:type="dxa"/>
+              <w:left w:w="75" w:type="dxa"/>
+              <w:bottom w:w="75" w:type="dxa"/>
+              <w:right w:w="75" w:type="dxa"/>
             </w:tcMar>
-            <w:vAlign w:val="center"/>
           </w:tcPr>
           <w:p>
             <w:pPr>
-              <w:spacing w:after="40" w:line="252" w:lineRule="auto"/>
+              <w:spacing w:after="40" w:line="240" w:lineRule="auto"/>
+              <w:jc w:val="center"/>
             </w:pPr>
             <w:r>
               <w:rPr>
                 <w:b w:val="0"/>
-                <w:sz w:val="19"/>
+                <w:sz w:val="20"/>
               </w:rPr>
-              <w:t>TC-18</w:t>
+              <w:t>TC-17</w:t>
             </w:r>
           </w:p>
         </w:tc>
         <w:tc>
           <w:tcPr>
-            <w:tcW w:type="dxa" w:w="1984"/>
+            <w:tcW w:type="dxa" w:w="1872"/>
+            <w:vAlign w:val="center"/>
             <w:shd w:fill="FFFFFF"/>
             <w:tcBorders>
               <w:top w:val="single" w:sz="4" w:color="D9D9D9"/>
@@ -5018,29 +4443,29 @@
               <w:right w:val="single" w:sz="4" w:color="D9D9D9"/>
             </w:tcBorders>
             <w:tcMar>
-              <w:top w:w="90" w:type="dxa"/>
-              <w:left w:w="90" w:type="dxa"/>
-              <w:bottom w:w="90" w:type="dxa"/>
-              <w:right w:w="90" w:type="dxa"/>
+              <w:top w:w="75" w:type="dxa"/>
+              <w:left w:w="75" w:type="dxa"/>
+              <w:bottom w:w="75" w:type="dxa"/>
+              <w:right w:w="75" w:type="dxa"/>
             </w:tcMar>
-            <w:vAlign w:val="center"/>
           </w:tcPr>
           <w:p>
             <w:pPr>
-              <w:spacing w:after="40" w:line="252" w:lineRule="auto"/>
+              <w:spacing w:after="40" w:line="240" w:lineRule="auto"/>
             </w:pPr>
             <w:r>
               <w:rPr>
                 <w:b w:val="0"/>
-                <w:sz w:val="19"/>
+                <w:sz w:val="20"/>
               </w:rPr>
-              <w:t>Русский интерфейс NFR-1</w:t>
+              <w:t>Загрузка FR-10</w:t>
             </w:r>
           </w:p>
         </w:tc>
         <w:tc>
           <w:tcPr>
-            <w:tcW w:type="dxa" w:w="3118"/>
+            <w:tcW w:type="dxa" w:w="3024"/>
+            <w:vAlign w:val="center"/>
             <w:shd w:fill="FFFFFF"/>
             <w:tcBorders>
               <w:top w:val="single" w:sz="4" w:color="D9D9D9"/>
@@ -5049,29 +4474,29 @@
               <w:right w:val="single" w:sz="4" w:color="D9D9D9"/>
             </w:tcBorders>
             <w:tcMar>
-              <w:top w:w="90" w:type="dxa"/>
-              <w:left w:w="90" w:type="dxa"/>
-              <w:bottom w:w="90" w:type="dxa"/>
-              <w:right w:w="90" w:type="dxa"/>
+              <w:top w:w="75" w:type="dxa"/>
+              <w:left w:w="75" w:type="dxa"/>
+              <w:bottom w:w="75" w:type="dxa"/>
+              <w:right w:w="75" w:type="dxa"/>
             </w:tcMar>
-            <w:vAlign w:val="center"/>
           </w:tcPr>
           <w:p>
             <w:pPr>
-              <w:spacing w:after="40" w:line="252" w:lineRule="auto"/>
+              <w:spacing w:after="40" w:line="240" w:lineRule="auto"/>
             </w:pPr>
             <w:r>
               <w:rPr>
                 <w:b w:val="0"/>
-                <w:sz w:val="19"/>
+                <w:sz w:val="20"/>
               </w:rPr>
-              <w:t>Проверить строки построения интерфейса</w:t>
+              <w:t>Сохранить и заново загрузить исходный набор</w:t>
             </w:r>
           </w:p>
         </w:tc>
         <w:tc>
           <w:tcPr>
-            <w:tcW w:type="dxa" w:w="2721"/>
+            <w:tcW w:type="dxa" w:w="2592"/>
+            <w:vAlign w:val="center"/>
             <w:shd w:fill="FFFFFF"/>
             <w:tcBorders>
               <w:top w:val="single" w:sz="4" w:color="D9D9D9"/>
@@ -5080,29 +4505,29 @@
               <w:right w:val="single" w:sz="4" w:color="D9D9D9"/>
             </w:tcBorders>
             <w:tcMar>
-              <w:top w:w="90" w:type="dxa"/>
-              <w:left w:w="90" w:type="dxa"/>
-              <w:bottom w:w="90" w:type="dxa"/>
-              <w:right w:w="90" w:type="dxa"/>
+              <w:top w:w="75" w:type="dxa"/>
+              <w:left w:w="75" w:type="dxa"/>
+              <w:bottom w:w="75" w:type="dxa"/>
+              <w:right w:w="75" w:type="dxa"/>
             </w:tcMar>
-            <w:vAlign w:val="center"/>
           </w:tcPr>
           <w:p>
             <w:pPr>
-              <w:spacing w:after="40" w:line="252" w:lineRule="auto"/>
+              <w:spacing w:after="40" w:line="240" w:lineRule="auto"/>
             </w:pPr>
             <w:r>
               <w:rPr>
                 <w:b w:val="0"/>
-                <w:sz w:val="19"/>
+                <w:sz w:val="20"/>
               </w:rPr>
-              <w:t>Интерфейс на русском</w:t>
+              <w:t>Поля всех товаров совпадают</w:t>
             </w:r>
           </w:p>
         </w:tc>
         <w:tc>
           <w:tcPr>
-            <w:tcW w:type="dxa" w:w="4139"/>
+            <w:tcW w:type="dxa" w:w="4896"/>
+            <w:vAlign w:val="center"/>
             <w:shd w:fill="FFFFFF"/>
             <w:tcBorders>
               <w:top w:val="single" w:sz="4" w:color="D9D9D9"/>
@@ -5111,29 +4536,29 @@
               <w:right w:val="single" w:sz="4" w:color="D9D9D9"/>
             </w:tcBorders>
             <w:tcMar>
-              <w:top w:w="90" w:type="dxa"/>
-              <w:left w:w="90" w:type="dxa"/>
-              <w:bottom w:w="90" w:type="dxa"/>
-              <w:right w:w="90" w:type="dxa"/>
+              <w:top w:w="75" w:type="dxa"/>
+              <w:left w:w="75" w:type="dxa"/>
+              <w:bottom w:w="75" w:type="dxa"/>
+              <w:right w:w="75" w:type="dxa"/>
             </w:tcMar>
-            <w:vAlign w:val="center"/>
           </w:tcPr>
           <w:p>
             <w:pPr>
-              <w:spacing w:after="40" w:line="252" w:lineRule="auto"/>
+              <w:spacing w:after="40" w:line="240" w:lineRule="auto"/>
             </w:pPr>
             <w:r>
               <w:rPr>
                 <w:b w:val="0"/>
-                <w:sz w:val="19"/>
+                <w:sz w:val="20"/>
               </w:rPr>
-              <w:t>Названия кнопок, вкладок и полей в коде написаны на русском.</w:t>
+              <w:t>После загрузки совпали все поля трёх товаров.</w:t>
             </w:r>
           </w:p>
         </w:tc>
         <w:tc>
           <w:tcPr>
-            <w:tcW w:type="dxa" w:w="1077"/>
+            <w:tcW w:type="dxa" w:w="936"/>
+            <w:vAlign w:val="center"/>
             <w:shd w:fill="FFFFFF"/>
             <w:tcBorders>
               <w:top w:val="single" w:sz="4" w:color="D9D9D9"/>
@@ -5142,21 +4567,21 @@
               <w:right w:val="single" w:sz="4" w:color="D9D9D9"/>
             </w:tcBorders>
             <w:tcMar>
-              <w:top w:w="90" w:type="dxa"/>
-              <w:left w:w="90" w:type="dxa"/>
-              <w:bottom w:w="90" w:type="dxa"/>
-              <w:right w:w="90" w:type="dxa"/>
+              <w:top w:w="75" w:type="dxa"/>
+              <w:left w:w="75" w:type="dxa"/>
+              <w:bottom w:w="75" w:type="dxa"/>
+              <w:right w:w="75" w:type="dxa"/>
             </w:tcMar>
-            <w:vAlign w:val="center"/>
           </w:tcPr>
           <w:p>
             <w:pPr>
-              <w:spacing w:after="40" w:line="252" w:lineRule="auto"/>
+              <w:spacing w:after="40" w:line="240" w:lineRule="auto"/>
+              <w:jc w:val="center"/>
             </w:pPr>
             <w:r>
               <w:rPr>
                 <w:b w:val="0"/>
-                <w:sz w:val="19"/>
+                <w:sz w:val="20"/>
               </w:rPr>
               <w:t>Pass</w:t>
             </w:r>
@@ -5169,198 +4594,8 @@
         </w:trPr>
         <w:tc>
           <w:tcPr>
-            <w:tcW w:type="dxa" w:w="850"/>
-            <w:shd w:fill="F6F8FA"/>
-            <w:tcBorders>
-              <w:top w:val="single" w:sz="4" w:color="D9D9D9"/>
-              <w:left w:val="single" w:sz="4" w:color="D9D9D9"/>
-              <w:bottom w:val="single" w:sz="4" w:color="D9D9D9"/>
-              <w:right w:val="single" w:sz="4" w:color="D9D9D9"/>
-            </w:tcBorders>
-            <w:tcMar>
-              <w:top w:w="90" w:type="dxa"/>
-              <w:left w:w="90" w:type="dxa"/>
-              <w:bottom w:w="90" w:type="dxa"/>
-              <w:right w:w="90" w:type="dxa"/>
-            </w:tcMar>
+            <w:tcW w:type="dxa" w:w="792"/>
             <w:vAlign w:val="center"/>
-          </w:tcPr>
-          <w:p>
-            <w:pPr>
-              <w:spacing w:after="40" w:line="252" w:lineRule="auto"/>
-            </w:pPr>
-            <w:r>
-              <w:rPr>
-                <w:b w:val="0"/>
-                <w:sz w:val="19"/>
-              </w:rPr>
-              <w:t>TC-19</w:t>
-            </w:r>
-          </w:p>
-        </w:tc>
-        <w:tc>
-          <w:tcPr>
-            <w:tcW w:type="dxa" w:w="1984"/>
-            <w:shd w:fill="F6F8FA"/>
-            <w:tcBorders>
-              <w:top w:val="single" w:sz="4" w:color="D9D9D9"/>
-              <w:left w:val="single" w:sz="4" w:color="D9D9D9"/>
-              <w:bottom w:val="single" w:sz="4" w:color="D9D9D9"/>
-              <w:right w:val="single" w:sz="4" w:color="D9D9D9"/>
-            </w:tcBorders>
-            <w:tcMar>
-              <w:top w:w="90" w:type="dxa"/>
-              <w:left w:w="90" w:type="dxa"/>
-              <w:bottom w:w="90" w:type="dxa"/>
-              <w:right w:w="90" w:type="dxa"/>
-            </w:tcMar>
-            <w:vAlign w:val="center"/>
-          </w:tcPr>
-          <w:p>
-            <w:pPr>
-              <w:spacing w:after="40" w:line="252" w:lineRule="auto"/>
-            </w:pPr>
-            <w:r>
-              <w:rPr>
-                <w:b w:val="0"/>
-                <w:sz w:val="19"/>
-              </w:rPr>
-              <w:t>Сброс фильтров FR-5 FR-6</w:t>
-            </w:r>
-          </w:p>
-        </w:tc>
-        <w:tc>
-          <w:tcPr>
-            <w:tcW w:type="dxa" w:w="3118"/>
-            <w:shd w:fill="F6F8FA"/>
-            <w:tcBorders>
-              <w:top w:val="single" w:sz="4" w:color="D9D9D9"/>
-              <w:left w:val="single" w:sz="4" w:color="D9D9D9"/>
-              <w:bottom w:val="single" w:sz="4" w:color="D9D9D9"/>
-              <w:right w:val="single" w:sz="4" w:color="D9D9D9"/>
-            </w:tcBorders>
-            <w:tcMar>
-              <w:top w:w="90" w:type="dxa"/>
-              <w:left w:w="90" w:type="dxa"/>
-              <w:bottom w:w="90" w:type="dxa"/>
-              <w:right w:w="90" w:type="dxa"/>
-            </w:tcMar>
-            <w:vAlign w:val="center"/>
-          </w:tcPr>
-          <w:p>
-            <w:pPr>
-              <w:spacing w:after="40" w:line="252" w:lineRule="auto"/>
-            </w:pPr>
-            <w:r>
-              <w:rPr>
-                <w:b w:val="0"/>
-                <w:sz w:val="19"/>
-              </w:rPr>
-              <w:t>Выбрать условия и вызвать Сбросить</w:t>
-            </w:r>
-          </w:p>
-        </w:tc>
-        <w:tc>
-          <w:tcPr>
-            <w:tcW w:type="dxa" w:w="2721"/>
-            <w:shd w:fill="F6F8FA"/>
-            <w:tcBorders>
-              <w:top w:val="single" w:sz="4" w:color="D9D9D9"/>
-              <w:left w:val="single" w:sz="4" w:color="D9D9D9"/>
-              <w:bottom w:val="single" w:sz="4" w:color="D9D9D9"/>
-              <w:right w:val="single" w:sz="4" w:color="D9D9D9"/>
-            </w:tcBorders>
-            <w:tcMar>
-              <w:top w:w="90" w:type="dxa"/>
-              <w:left w:w="90" w:type="dxa"/>
-              <w:bottom w:w="90" w:type="dxa"/>
-              <w:right w:w="90" w:type="dxa"/>
-            </w:tcMar>
-            <w:vAlign w:val="center"/>
-          </w:tcPr>
-          <w:p>
-            <w:pPr>
-              <w:spacing w:after="40" w:line="252" w:lineRule="auto"/>
-            </w:pPr>
-            <w:r>
-              <w:rPr>
-                <w:b w:val="0"/>
-                <w:sz w:val="19"/>
-              </w:rPr>
-              <w:t>Все исходные товары, условия очищены</w:t>
-            </w:r>
-          </w:p>
-        </w:tc>
-        <w:tc>
-          <w:tcPr>
-            <w:tcW w:type="dxa" w:w="4139"/>
-            <w:shd w:fill="F6F8FA"/>
-            <w:tcBorders>
-              <w:top w:val="single" w:sz="4" w:color="D9D9D9"/>
-              <w:left w:val="single" w:sz="4" w:color="D9D9D9"/>
-              <w:bottom w:val="single" w:sz="4" w:color="D9D9D9"/>
-              <w:right w:val="single" w:sz="4" w:color="D9D9D9"/>
-            </w:tcBorders>
-            <w:tcMar>
-              <w:top w:w="90" w:type="dxa"/>
-              <w:left w:w="90" w:type="dxa"/>
-              <w:bottom w:w="90" w:type="dxa"/>
-              <w:right w:w="90" w:type="dxa"/>
-            </w:tcMar>
-            <w:vAlign w:val="center"/>
-          </w:tcPr>
-          <w:p>
-            <w:pPr>
-              <w:spacing w:after="40" w:line="252" w:lineRule="auto"/>
-            </w:pPr>
-            <w:r>
-              <w:rPr>
-                <w:b w:val="0"/>
-                <w:sz w:val="19"/>
-              </w:rPr>
-              <w:t>Условия сброшены, снова доступны все 3 товара.</w:t>
-            </w:r>
-          </w:p>
-        </w:tc>
-        <w:tc>
-          <w:tcPr>
-            <w:tcW w:type="dxa" w:w="1077"/>
-            <w:shd w:fill="F6F8FA"/>
-            <w:tcBorders>
-              <w:top w:val="single" w:sz="4" w:color="D9D9D9"/>
-              <w:left w:val="single" w:sz="4" w:color="D9D9D9"/>
-              <w:bottom w:val="single" w:sz="4" w:color="D9D9D9"/>
-              <w:right w:val="single" w:sz="4" w:color="D9D9D9"/>
-            </w:tcBorders>
-            <w:tcMar>
-              <w:top w:w="90" w:type="dxa"/>
-              <w:left w:w="90" w:type="dxa"/>
-              <w:bottom w:w="90" w:type="dxa"/>
-              <w:right w:w="90" w:type="dxa"/>
-            </w:tcMar>
-            <w:vAlign w:val="center"/>
-          </w:tcPr>
-          <w:p>
-            <w:pPr>
-              <w:spacing w:after="40" w:line="252" w:lineRule="auto"/>
-            </w:pPr>
-            <w:r>
-              <w:rPr>
-                <w:b w:val="0"/>
-                <w:sz w:val="19"/>
-              </w:rPr>
-              <w:t>Pass</w:t>
-            </w:r>
-          </w:p>
-        </w:tc>
-      </w:tr>
-      <w:tr>
-        <w:trPr>
-          <w:cantSplit/>
-        </w:trPr>
-        <w:tc>
-          <w:tcPr>
-            <w:tcW w:type="dxa" w:w="850"/>
             <w:shd w:fill="FFFFFF"/>
             <w:tcBorders>
               <w:top w:val="single" w:sz="4" w:color="D9D9D9"/>
@@ -5369,29 +4604,30 @@
               <w:right w:val="single" w:sz="4" w:color="D9D9D9"/>
             </w:tcBorders>
             <w:tcMar>
-              <w:top w:w="90" w:type="dxa"/>
-              <w:left w:w="90" w:type="dxa"/>
-              <w:bottom w:w="90" w:type="dxa"/>
-              <w:right w:w="90" w:type="dxa"/>
+              <w:top w:w="75" w:type="dxa"/>
+              <w:left w:w="75" w:type="dxa"/>
+              <w:bottom w:w="75" w:type="dxa"/>
+              <w:right w:w="75" w:type="dxa"/>
             </w:tcMar>
-            <w:vAlign w:val="center"/>
           </w:tcPr>
           <w:p>
             <w:pPr>
-              <w:spacing w:after="40" w:line="252" w:lineRule="auto"/>
+              <w:spacing w:after="40" w:line="240" w:lineRule="auto"/>
+              <w:jc w:val="center"/>
             </w:pPr>
             <w:r>
               <w:rPr>
                 <w:b w:val="0"/>
-                <w:sz w:val="19"/>
+                <w:sz w:val="20"/>
               </w:rPr>
-              <w:t>TC-20</w:t>
+              <w:t>TC-18</w:t>
             </w:r>
           </w:p>
         </w:tc>
         <w:tc>
           <w:tcPr>
-            <w:tcW w:type="dxa" w:w="1984"/>
+            <w:tcW w:type="dxa" w:w="1872"/>
+            <w:vAlign w:val="center"/>
             <w:shd w:fill="FFFFFF"/>
             <w:tcBorders>
               <w:top w:val="single" w:sz="4" w:color="D9D9D9"/>
@@ -5400,29 +4636,29 @@
               <w:right w:val="single" w:sz="4" w:color="D9D9D9"/>
             </w:tcBorders>
             <w:tcMar>
-              <w:top w:w="90" w:type="dxa"/>
-              <w:left w:w="90" w:type="dxa"/>
-              <w:bottom w:w="90" w:type="dxa"/>
-              <w:right w:w="90" w:type="dxa"/>
+              <w:top w:w="75" w:type="dxa"/>
+              <w:left w:w="75" w:type="dxa"/>
+              <w:bottom w:w="75" w:type="dxa"/>
+              <w:right w:w="75" w:type="dxa"/>
             </w:tcMar>
-            <w:vAlign w:val="center"/>
           </w:tcPr>
           <w:p>
             <w:pPr>
-              <w:spacing w:after="40" w:line="252" w:lineRule="auto"/>
+              <w:spacing w:after="40" w:line="240" w:lineRule="auto"/>
             </w:pPr>
             <w:r>
               <w:rPr>
                 <w:b w:val="0"/>
-                <w:sz w:val="19"/>
+                <w:sz w:val="20"/>
               </w:rPr>
-              <w:t>Экспорт с фильтром FR-9</w:t>
+              <w:t>Автосохранение FR-10</w:t>
             </w:r>
           </w:p>
         </w:tc>
         <w:tc>
           <w:tcPr>
-            <w:tcW w:type="dxa" w:w="3118"/>
+            <w:tcW w:type="dxa" w:w="3024"/>
+            <w:vAlign w:val="center"/>
             <w:shd w:fill="FFFFFF"/>
             <w:tcBorders>
               <w:top w:val="single" w:sz="4" w:color="D9D9D9"/>
@@ -5431,29 +4667,29 @@
               <w:right w:val="single" w:sz="4" w:color="D9D9D9"/>
             </w:tcBorders>
             <w:tcMar>
-              <w:top w:w="90" w:type="dxa"/>
-              <w:left w:w="90" w:type="dxa"/>
-              <w:bottom w:w="90" w:type="dxa"/>
-              <w:right w:w="90" w:type="dxa"/>
+              <w:top w:w="75" w:type="dxa"/>
+              <w:left w:w="75" w:type="dxa"/>
+              <w:bottom w:w="75" w:type="dxa"/>
+              <w:right w:w="75" w:type="dxa"/>
             </w:tcMar>
-            <w:vAlign w:val="center"/>
           </w:tcPr>
           <w:p>
             <w:pPr>
-              <w:spacing w:after="40" w:line="252" w:lineRule="auto"/>
+              <w:spacing w:after="40" w:line="240" w:lineRule="auto"/>
             </w:pPr>
             <w:r>
               <w:rPr>
                 <w:b w:val="0"/>
-                <w:sz w:val="19"/>
+                <w:sz w:val="20"/>
               </w:rPr>
-              <w:t>Выбрана категория Мебель; экспорт</w:t>
+              <w:t>Добавить T204, затем прочитать JSON</w:t>
             </w:r>
           </w:p>
         </w:tc>
         <w:tc>
           <w:tcPr>
-            <w:tcW w:type="dxa" w:w="2721"/>
+            <w:tcW w:type="dxa" w:w="2592"/>
+            <w:vAlign w:val="center"/>
             <w:shd w:fill="FFFFFF"/>
             <w:tcBorders>
               <w:top w:val="single" w:sz="4" w:color="D9D9D9"/>
@@ -5462,29 +4698,29 @@
               <w:right w:val="single" w:sz="4" w:color="D9D9D9"/>
             </w:tcBorders>
             <w:tcMar>
-              <w:top w:w="90" w:type="dxa"/>
-              <w:left w:w="90" w:type="dxa"/>
-              <w:bottom w:w="90" w:type="dxa"/>
-              <w:right w:w="90" w:type="dxa"/>
+              <w:top w:w="75" w:type="dxa"/>
+              <w:left w:w="75" w:type="dxa"/>
+              <w:bottom w:w="75" w:type="dxa"/>
+              <w:right w:w="75" w:type="dxa"/>
             </w:tcMar>
-            <w:vAlign w:val="center"/>
           </w:tcPr>
           <w:p>
             <w:pPr>
-              <w:spacing w:after="40" w:line="252" w:lineRule="auto"/>
+              <w:spacing w:after="40" w:line="240" w:lineRule="auto"/>
             </w:pPr>
             <w:r>
               <w:rPr>
                 <w:b w:val="0"/>
-                <w:sz w:val="19"/>
+                <w:sz w:val="20"/>
               </w:rPr>
-              <w:t>Экспортированы все три товара</w:t>
+              <w:t>T204 сохранён автоматически</w:t>
             </w:r>
           </w:p>
         </w:tc>
         <w:tc>
           <w:tcPr>
-            <w:tcW w:type="dxa" w:w="4139"/>
+            <w:tcW w:type="dxa" w:w="4896"/>
+            <w:vAlign w:val="center"/>
             <w:shd w:fill="FFFFFF"/>
             <w:tcBorders>
               <w:top w:val="single" w:sz="4" w:color="D9D9D9"/>
@@ -5493,29 +4729,29 @@
               <w:right w:val="single" w:sz="4" w:color="D9D9D9"/>
             </w:tcBorders>
             <w:tcMar>
-              <w:top w:w="90" w:type="dxa"/>
-              <w:left w:w="90" w:type="dxa"/>
-              <w:bottom w:w="90" w:type="dxa"/>
-              <w:right w:w="90" w:type="dxa"/>
+              <w:top w:w="75" w:type="dxa"/>
+              <w:left w:w="75" w:type="dxa"/>
+              <w:bottom w:w="75" w:type="dxa"/>
+              <w:right w:w="75" w:type="dxa"/>
             </w:tcMar>
-            <w:vAlign w:val="center"/>
           </w:tcPr>
           <w:p>
             <w:pPr>
-              <w:spacing w:after="40" w:line="252" w:lineRule="auto"/>
+              <w:spacing w:after="40" w:line="240" w:lineRule="auto"/>
             </w:pPr>
             <w:r>
               <w:rPr>
                 <w:b w:val="0"/>
-                <w:sz w:val="19"/>
+                <w:sz w:val="20"/>
               </w:rPr>
-              <w:t>В CSV попали все 3 товара, хотя выбран фильтр Мебель.</w:t>
+              <w:t>T204 записан в JSON при добавлении.</w:t>
             </w:r>
           </w:p>
         </w:tc>
         <w:tc>
           <w:tcPr>
-            <w:tcW w:type="dxa" w:w="1077"/>
+            <w:tcW w:type="dxa" w:w="936"/>
+            <w:vAlign w:val="center"/>
             <w:shd w:fill="FFFFFF"/>
             <w:tcBorders>
               <w:top w:val="single" w:sz="4" w:color="D9D9D9"/>
@@ -5524,21 +4760,21 @@
               <w:right w:val="single" w:sz="4" w:color="D9D9D9"/>
             </w:tcBorders>
             <w:tcMar>
-              <w:top w:w="90" w:type="dxa"/>
-              <w:left w:w="90" w:type="dxa"/>
-              <w:bottom w:w="90" w:type="dxa"/>
-              <w:right w:w="90" w:type="dxa"/>
+              <w:top w:w="75" w:type="dxa"/>
+              <w:left w:w="75" w:type="dxa"/>
+              <w:bottom w:w="75" w:type="dxa"/>
+              <w:right w:w="75" w:type="dxa"/>
             </w:tcMar>
-            <w:vAlign w:val="center"/>
           </w:tcPr>
           <w:p>
             <w:pPr>
-              <w:spacing w:after="40" w:line="252" w:lineRule="auto"/>
+              <w:spacing w:after="40" w:line="240" w:lineRule="auto"/>
+              <w:jc w:val="center"/>
             </w:pPr>
             <w:r>
               <w:rPr>
                 <w:b w:val="0"/>
-                <w:sz w:val="19"/>
+                <w:sz w:val="20"/>
               </w:rPr>
               <w:t>Pass</w:t>
             </w:r>
@@ -5546,6 +4782,11 @@
         </w:tc>
       </w:tr>
     </w:tbl>
+    <w:p>
+      <w:r>
+        <w:t>В TC-13 число передавалось прямо в функцию фильтрации. Работа поля ввода количества этим случаем не проверяется. Скорость и внешний вид окна не оценивались.</w:t>
+      </w:r>
+    </w:p>
     <w:p>
       <w:r>
         <w:br w:type="page"/>
@@ -5556,7 +4797,7 @@
         <w:pStyle w:val="Heading1"/>
       </w:pPr>
       <w:r>
-        <w:t>Найденные ошибки</w:t>
+        <w:t>Ошибки которые нашёл</w:t>
       </w:r>
     </w:p>
     <w:tbl>
@@ -5566,22 +4807,22 @@
         <w:tblLook w:firstColumn="1" w:firstRow="1" w:lastColumn="0" w:lastRow="0" w:noHBand="0" w:noVBand="1" w:val="04A0"/>
       </w:tblPr>
       <w:tblGrid>
-        <w:gridCol w:w="1020"/>
-        <w:gridCol w:w="1191"/>
-        <w:gridCol w:w="2835"/>
-        <w:gridCol w:w="5669"/>
-        <w:gridCol w:w="1587"/>
-        <w:gridCol w:w="1587"/>
+        <w:gridCol w:w="1008"/>
+        <w:gridCol w:w="936"/>
+        <w:gridCol w:w="2952"/>
+        <w:gridCol w:w="6192"/>
+        <w:gridCol w:w="1584"/>
+        <w:gridCol w:w="1440"/>
       </w:tblGrid>
       <w:tr>
         <w:trPr>
           <w:cantSplit/>
-          <w:tblHeader/>
         </w:trPr>
         <w:tc>
           <w:tcPr>
-            <w:tcW w:type="dxa" w:w="1020"/>
-            <w:shd w:fill="E7EDF4"/>
+            <w:tcW w:type="dxa" w:w="1008"/>
+            <w:vAlign w:val="center"/>
+            <w:shd w:fill="E8E8E8"/>
             <w:tcBorders>
               <w:top w:val="single" w:sz="4" w:color="D9D9D9"/>
               <w:left w:val="single" w:sz="4" w:color="D9D9D9"/>
@@ -5589,21 +4830,21 @@
               <w:right w:val="single" w:sz="4" w:color="D9D9D9"/>
             </w:tcBorders>
             <w:tcMar>
-              <w:top w:w="90" w:type="dxa"/>
-              <w:left w:w="90" w:type="dxa"/>
-              <w:bottom w:w="90" w:type="dxa"/>
-              <w:right w:w="90" w:type="dxa"/>
+              <w:top w:w="75" w:type="dxa"/>
+              <w:left w:w="75" w:type="dxa"/>
+              <w:bottom w:w="75" w:type="dxa"/>
+              <w:right w:w="75" w:type="dxa"/>
             </w:tcMar>
-            <w:vAlign w:val="center"/>
           </w:tcPr>
           <w:p>
             <w:pPr>
-              <w:spacing w:after="40" w:line="252" w:lineRule="auto"/>
+              <w:spacing w:after="40" w:line="240" w:lineRule="auto"/>
+              <w:jc w:val="center"/>
             </w:pPr>
             <w:r>
               <w:rPr>
                 <w:b/>
-                <w:sz w:val="19"/>
+                <w:sz w:val="20"/>
               </w:rPr>
               <w:t>ID</w:t>
             </w:r>
@@ -5611,8 +4852,9 @@
         </w:tc>
         <w:tc>
           <w:tcPr>
-            <w:tcW w:type="dxa" w:w="1191"/>
-            <w:shd w:fill="E7EDF4"/>
+            <w:tcW w:type="dxa" w:w="936"/>
+            <w:vAlign w:val="center"/>
+            <w:shd w:fill="E8E8E8"/>
             <w:tcBorders>
               <w:top w:val="single" w:sz="4" w:color="D9D9D9"/>
               <w:left w:val="single" w:sz="4" w:color="D9D9D9"/>
@@ -5620,30 +4862,30 @@
               <w:right w:val="single" w:sz="4" w:color="D9D9D9"/>
             </w:tcBorders>
             <w:tcMar>
-              <w:top w:w="90" w:type="dxa"/>
-              <w:left w:w="90" w:type="dxa"/>
-              <w:bottom w:w="90" w:type="dxa"/>
-              <w:right w:w="90" w:type="dxa"/>
+              <w:top w:w="75" w:type="dxa"/>
+              <w:left w:w="75" w:type="dxa"/>
+              <w:bottom w:w="75" w:type="dxa"/>
+              <w:right w:w="75" w:type="dxa"/>
             </w:tcMar>
-            <w:vAlign w:val="center"/>
           </w:tcPr>
           <w:p>
             <w:pPr>
-              <w:spacing w:after="40" w:line="252" w:lineRule="auto"/>
+              <w:spacing w:after="40" w:line="240" w:lineRule="auto"/>
             </w:pPr>
             <w:r>
               <w:rPr>
                 <w:b/>
-                <w:sz w:val="19"/>
+                <w:sz w:val="20"/>
               </w:rPr>
-              <w:t>Связанный TC</w:t>
+              <w:t>TC</w:t>
             </w:r>
           </w:p>
         </w:tc>
         <w:tc>
           <w:tcPr>
-            <w:tcW w:type="dxa" w:w="2835"/>
-            <w:shd w:fill="E7EDF4"/>
+            <w:tcW w:type="dxa" w:w="2952"/>
+            <w:vAlign w:val="center"/>
+            <w:shd w:fill="E8E8E8"/>
             <w:tcBorders>
               <w:top w:val="single" w:sz="4" w:color="D9D9D9"/>
               <w:left w:val="single" w:sz="4" w:color="D9D9D9"/>
@@ -5651,30 +4893,30 @@
               <w:right w:val="single" w:sz="4" w:color="D9D9D9"/>
             </w:tcBorders>
             <w:tcMar>
-              <w:top w:w="90" w:type="dxa"/>
-              <w:left w:w="90" w:type="dxa"/>
-              <w:bottom w:w="90" w:type="dxa"/>
-              <w:right w:w="90" w:type="dxa"/>
+              <w:top w:w="75" w:type="dxa"/>
+              <w:left w:w="75" w:type="dxa"/>
+              <w:bottom w:w="75" w:type="dxa"/>
+              <w:right w:w="75" w:type="dxa"/>
             </w:tcMar>
-            <w:vAlign w:val="center"/>
           </w:tcPr>
           <w:p>
             <w:pPr>
-              <w:spacing w:after="40" w:line="252" w:lineRule="auto"/>
+              <w:spacing w:after="40" w:line="240" w:lineRule="auto"/>
             </w:pPr>
             <w:r>
               <w:rPr>
                 <w:b/>
-                <w:sz w:val="19"/>
+                <w:sz w:val="20"/>
               </w:rPr>
-              <w:t>Описание ошибки</w:t>
+              <w:t>Описание</w:t>
             </w:r>
           </w:p>
         </w:tc>
         <w:tc>
           <w:tcPr>
-            <w:tcW w:type="dxa" w:w="5669"/>
-            <w:shd w:fill="E7EDF4"/>
+            <w:tcW w:type="dxa" w:w="6192"/>
+            <w:vAlign w:val="center"/>
+            <w:shd w:fill="E8E8E8"/>
             <w:tcBorders>
               <w:top w:val="single" w:sz="4" w:color="D9D9D9"/>
               <w:left w:val="single" w:sz="4" w:color="D9D9D9"/>
@@ -5682,30 +4924,30 @@
               <w:right w:val="single" w:sz="4" w:color="D9D9D9"/>
             </w:tcBorders>
             <w:tcMar>
-              <w:top w:w="90" w:type="dxa"/>
-              <w:left w:w="90" w:type="dxa"/>
-              <w:bottom w:w="90" w:type="dxa"/>
-              <w:right w:w="90" w:type="dxa"/>
+              <w:top w:w="75" w:type="dxa"/>
+              <w:left w:w="75" w:type="dxa"/>
+              <w:bottom w:w="75" w:type="dxa"/>
+              <w:right w:w="75" w:type="dxa"/>
             </w:tcMar>
-            <w:vAlign w:val="center"/>
           </w:tcPr>
           <w:p>
             <w:pPr>
-              <w:spacing w:after="40" w:line="252" w:lineRule="auto"/>
+              <w:spacing w:after="40" w:line="240" w:lineRule="auto"/>
             </w:pPr>
             <w:r>
               <w:rPr>
                 <w:b/>
-                <w:sz w:val="19"/>
+                <w:sz w:val="20"/>
               </w:rPr>
-              <w:t>Шаги воспроизведения</w:t>
+              <w:t>Как повторить</w:t>
             </w:r>
           </w:p>
         </w:tc>
         <w:tc>
           <w:tcPr>
-            <w:tcW w:type="dxa" w:w="1587"/>
-            <w:shd w:fill="E7EDF4"/>
+            <w:tcW w:type="dxa" w:w="1584"/>
+            <w:vAlign w:val="center"/>
+            <w:shd w:fill="E8E8E8"/>
             <w:tcBorders>
               <w:top w:val="single" w:sz="4" w:color="D9D9D9"/>
               <w:left w:val="single" w:sz="4" w:color="D9D9D9"/>
@@ -5713,21 +4955,20 @@
               <w:right w:val="single" w:sz="4" w:color="D9D9D9"/>
             </w:tcBorders>
             <w:tcMar>
-              <w:top w:w="90" w:type="dxa"/>
-              <w:left w:w="90" w:type="dxa"/>
-              <w:bottom w:w="90" w:type="dxa"/>
-              <w:right w:w="90" w:type="dxa"/>
+              <w:top w:w="75" w:type="dxa"/>
+              <w:left w:w="75" w:type="dxa"/>
+              <w:bottom w:w="75" w:type="dxa"/>
+              <w:right w:w="75" w:type="dxa"/>
             </w:tcMar>
-            <w:vAlign w:val="center"/>
           </w:tcPr>
           <w:p>
             <w:pPr>
-              <w:spacing w:after="40" w:line="252" w:lineRule="auto"/>
+              <w:spacing w:after="40" w:line="240" w:lineRule="auto"/>
             </w:pPr>
             <w:r>
               <w:rPr>
                 <w:b/>
-                <w:sz w:val="19"/>
+                <w:sz w:val="20"/>
               </w:rPr>
               <w:t>Серьёзность</w:t>
             </w:r>
@@ -5735,8 +4976,9 @@
         </w:tc>
         <w:tc>
           <w:tcPr>
-            <w:tcW w:type="dxa" w:w="1587"/>
-            <w:shd w:fill="E7EDF4"/>
+            <w:tcW w:type="dxa" w:w="1440"/>
+            <w:vAlign w:val="center"/>
+            <w:shd w:fill="E8E8E8"/>
             <w:tcBorders>
               <w:top w:val="single" w:sz="4" w:color="D9D9D9"/>
               <w:left w:val="single" w:sz="4" w:color="D9D9D9"/>
@@ -5744,21 +4986,21 @@
               <w:right w:val="single" w:sz="4" w:color="D9D9D9"/>
             </w:tcBorders>
             <w:tcMar>
-              <w:top w:w="90" w:type="dxa"/>
-              <w:left w:w="90" w:type="dxa"/>
-              <w:bottom w:w="90" w:type="dxa"/>
-              <w:right w:w="90" w:type="dxa"/>
+              <w:top w:w="75" w:type="dxa"/>
+              <w:left w:w="75" w:type="dxa"/>
+              <w:bottom w:w="75" w:type="dxa"/>
+              <w:right w:w="75" w:type="dxa"/>
             </w:tcMar>
-            <w:vAlign w:val="center"/>
           </w:tcPr>
           <w:p>
             <w:pPr>
-              <w:spacing w:after="40" w:line="252" w:lineRule="auto"/>
+              <w:spacing w:after="40" w:line="240" w:lineRule="auto"/>
+              <w:jc w:val="center"/>
             </w:pPr>
             <w:r>
               <w:rPr>
                 <w:b/>
-                <w:sz w:val="19"/>
+                <w:sz w:val="20"/>
               </w:rPr>
               <w:t>Тип</w:t>
             </w:r>
@@ -5771,7 +5013,8 @@
         </w:trPr>
         <w:tc>
           <w:tcPr>
-            <w:tcW w:type="dxa" w:w="1020"/>
+            <w:tcW w:type="dxa" w:w="1008"/>
+            <w:vAlign w:val="center"/>
             <w:shd w:fill="FFFFFF"/>
             <w:tcBorders>
               <w:top w:val="single" w:sz="4" w:color="D9D9D9"/>
@@ -5780,21 +5023,21 @@
               <w:right w:val="single" w:sz="4" w:color="D9D9D9"/>
             </w:tcBorders>
             <w:tcMar>
-              <w:top w:w="90" w:type="dxa"/>
-              <w:left w:w="90" w:type="dxa"/>
-              <w:bottom w:w="90" w:type="dxa"/>
-              <w:right w:w="90" w:type="dxa"/>
+              <w:top w:w="75" w:type="dxa"/>
+              <w:left w:w="75" w:type="dxa"/>
+              <w:bottom w:w="75" w:type="dxa"/>
+              <w:right w:w="75" w:type="dxa"/>
             </w:tcMar>
-            <w:vAlign w:val="center"/>
           </w:tcPr>
           <w:p>
             <w:pPr>
-              <w:spacing w:after="40" w:line="252" w:lineRule="auto"/>
+              <w:spacing w:after="40" w:line="240" w:lineRule="auto"/>
+              <w:jc w:val="center"/>
             </w:pPr>
             <w:r>
               <w:rPr>
                 <w:b w:val="0"/>
-                <w:sz w:val="19"/>
+                <w:sz w:val="20"/>
               </w:rPr>
               <w:t>BUG-01</w:t>
             </w:r>
@@ -5802,7 +5045,8 @@
         </w:tc>
         <w:tc>
           <w:tcPr>
-            <w:tcW w:type="dxa" w:w="1191"/>
+            <w:tcW w:type="dxa" w:w="936"/>
+            <w:vAlign w:val="center"/>
             <w:shd w:fill="FFFFFF"/>
             <w:tcBorders>
               <w:top w:val="single" w:sz="4" w:color="D9D9D9"/>
@@ -5811,21 +5055,20 @@
               <w:right w:val="single" w:sz="4" w:color="D9D9D9"/>
             </w:tcBorders>
             <w:tcMar>
-              <w:top w:w="90" w:type="dxa"/>
-              <w:left w:w="90" w:type="dxa"/>
-              <w:bottom w:w="90" w:type="dxa"/>
-              <w:right w:w="90" w:type="dxa"/>
+              <w:top w:w="75" w:type="dxa"/>
+              <w:left w:w="75" w:type="dxa"/>
+              <w:bottom w:w="75" w:type="dxa"/>
+              <w:right w:w="75" w:type="dxa"/>
             </w:tcMar>
-            <w:vAlign w:val="center"/>
           </w:tcPr>
           <w:p>
             <w:pPr>
-              <w:spacing w:after="40" w:line="252" w:lineRule="auto"/>
+              <w:spacing w:after="40" w:line="240" w:lineRule="auto"/>
             </w:pPr>
             <w:r>
               <w:rPr>
                 <w:b w:val="0"/>
-                <w:sz w:val="19"/>
+                <w:sz w:val="20"/>
               </w:rPr>
               <w:t>TC-02</w:t>
             </w:r>
@@ -5833,7 +5076,8 @@
         </w:tc>
         <w:tc>
           <w:tcPr>
-            <w:tcW w:type="dxa" w:w="2835"/>
+            <w:tcW w:type="dxa" w:w="2952"/>
+            <w:vAlign w:val="center"/>
             <w:shd w:fill="FFFFFF"/>
             <w:tcBorders>
               <w:top w:val="single" w:sz="4" w:color="D9D9D9"/>
@@ -5842,29 +5086,29 @@
               <w:right w:val="single" w:sz="4" w:color="D9D9D9"/>
             </w:tcBorders>
             <w:tcMar>
-              <w:top w:w="90" w:type="dxa"/>
-              <w:left w:w="90" w:type="dxa"/>
-              <w:bottom w:w="90" w:type="dxa"/>
-              <w:right w:w="90" w:type="dxa"/>
+              <w:top w:w="75" w:type="dxa"/>
+              <w:left w:w="75" w:type="dxa"/>
+              <w:bottom w:w="75" w:type="dxa"/>
+              <w:right w:w="75" w:type="dxa"/>
             </w:tcMar>
-            <w:vAlign w:val="center"/>
           </w:tcPr>
           <w:p>
             <w:pPr>
-              <w:spacing w:after="40" w:line="252" w:lineRule="auto"/>
+              <w:spacing w:after="40" w:line="240" w:lineRule="auto"/>
             </w:pPr>
             <w:r>
               <w:rPr>
                 <w:b w:val="0"/>
-                <w:sz w:val="19"/>
+                <w:sz w:val="20"/>
               </w:rPr>
-              <w:t>Можно добавить два товара с одинаковым артикулом.</w:t>
+              <w:t>Принимается пустое название.</w:t>
             </w:r>
           </w:p>
         </w:tc>
         <w:tc>
           <w:tcPr>
-            <w:tcW w:type="dxa" w:w="5669"/>
+            <w:tcW w:type="dxa" w:w="6192"/>
+            <w:vAlign w:val="center"/>
             <w:shd w:fill="FFFFFF"/>
             <w:tcBorders>
               <w:top w:val="single" w:sz="4" w:color="D9D9D9"/>
@@ -5873,29 +5117,29 @@
               <w:right w:val="single" w:sz="4" w:color="D9D9D9"/>
             </w:tcBorders>
             <w:tcMar>
-              <w:top w:w="90" w:type="dxa"/>
-              <w:left w:w="90" w:type="dxa"/>
-              <w:bottom w:w="90" w:type="dxa"/>
-              <w:right w:w="90" w:type="dxa"/>
+              <w:top w:w="75" w:type="dxa"/>
+              <w:left w:w="75" w:type="dxa"/>
+              <w:bottom w:w="75" w:type="dxa"/>
+              <w:right w:w="75" w:type="dxa"/>
             </w:tcMar>
-            <w:vAlign w:val="center"/>
           </w:tcPr>
           <w:p>
             <w:pPr>
-              <w:spacing w:after="40" w:line="252" w:lineRule="auto"/>
+              <w:spacing w:after="40" w:line="240" w:lineRule="auto"/>
             </w:pPr>
             <w:r>
               <w:rPr>
                 <w:b w:val="0"/>
-                <w:sz w:val="19"/>
+                <w:sz w:val="20"/>
               </w:rPr>
-              <w:t>1. Добавить товар с A001. 2. Добавить ещё один товар с A001. Второй товар тоже сохраняется.</w:t>
+              <w:t>1. У наушников T204 очистить название. 2. Вызвать добавление. В списке появляется товар без названия.</w:t>
             </w:r>
           </w:p>
         </w:tc>
         <w:tc>
           <w:tcPr>
-            <w:tcW w:type="dxa" w:w="1587"/>
+            <w:tcW w:type="dxa" w:w="1584"/>
+            <w:vAlign w:val="center"/>
             <w:shd w:fill="FFFFFF"/>
             <w:tcBorders>
               <w:top w:val="single" w:sz="4" w:color="D9D9D9"/>
@@ -5904,21 +5148,20 @@
               <w:right w:val="single" w:sz="4" w:color="D9D9D9"/>
             </w:tcBorders>
             <w:tcMar>
-              <w:top w:w="90" w:type="dxa"/>
-              <w:left w:w="90" w:type="dxa"/>
-              <w:bottom w:w="90" w:type="dxa"/>
-              <w:right w:w="90" w:type="dxa"/>
+              <w:top w:w="75" w:type="dxa"/>
+              <w:left w:w="75" w:type="dxa"/>
+              <w:bottom w:w="75" w:type="dxa"/>
+              <w:right w:w="75" w:type="dxa"/>
             </w:tcMar>
-            <w:vAlign w:val="center"/>
           </w:tcPr>
           <w:p>
             <w:pPr>
-              <w:spacing w:after="40" w:line="252" w:lineRule="auto"/>
+              <w:spacing w:after="40" w:line="240" w:lineRule="auto"/>
             </w:pPr>
             <w:r>
               <w:rPr>
                 <w:b w:val="0"/>
-                <w:sz w:val="19"/>
+                <w:sz w:val="20"/>
               </w:rPr>
               <w:t>Высокая</w:t>
             </w:r>
@@ -5926,7 +5169,8 @@
         </w:tc>
         <w:tc>
           <w:tcPr>
-            <w:tcW w:type="dxa" w:w="1587"/>
+            <w:tcW w:type="dxa" w:w="1440"/>
+            <w:vAlign w:val="center"/>
             <w:shd w:fill="FFFFFF"/>
             <w:tcBorders>
               <w:top w:val="single" w:sz="4" w:color="D9D9D9"/>
@@ -5935,21 +5179,21 @@
               <w:right w:val="single" w:sz="4" w:color="D9D9D9"/>
             </w:tcBorders>
             <w:tcMar>
-              <w:top w:w="90" w:type="dxa"/>
-              <w:left w:w="90" w:type="dxa"/>
-              <w:bottom w:w="90" w:type="dxa"/>
-              <w:right w:w="90" w:type="dxa"/>
+              <w:top w:w="75" w:type="dxa"/>
+              <w:left w:w="75" w:type="dxa"/>
+              <w:bottom w:w="75" w:type="dxa"/>
+              <w:right w:w="75" w:type="dxa"/>
             </w:tcMar>
-            <w:vAlign w:val="center"/>
           </w:tcPr>
           <w:p>
             <w:pPr>
-              <w:spacing w:after="40" w:line="252" w:lineRule="auto"/>
+              <w:spacing w:after="40" w:line="240" w:lineRule="auto"/>
+              <w:jc w:val="center"/>
             </w:pPr>
             <w:r>
               <w:rPr>
                 <w:b w:val="0"/>
-                <w:sz w:val="19"/>
+                <w:sz w:val="20"/>
               </w:rPr>
               <w:t>Логическая</w:t>
             </w:r>
@@ -5962,8 +5206,9 @@
         </w:trPr>
         <w:tc>
           <w:tcPr>
-            <w:tcW w:type="dxa" w:w="1020"/>
-            <w:shd w:fill="F6F8FA"/>
+            <w:tcW w:type="dxa" w:w="1008"/>
+            <w:vAlign w:val="center"/>
+            <w:shd w:fill="FFFFFF"/>
             <w:tcBorders>
               <w:top w:val="single" w:sz="4" w:color="D9D9D9"/>
               <w:left w:val="single" w:sz="4" w:color="D9D9D9"/>
@@ -5971,21 +5216,21 @@
               <w:right w:val="single" w:sz="4" w:color="D9D9D9"/>
             </w:tcBorders>
             <w:tcMar>
-              <w:top w:w="90" w:type="dxa"/>
-              <w:left w:w="90" w:type="dxa"/>
-              <w:bottom w:w="90" w:type="dxa"/>
-              <w:right w:w="90" w:type="dxa"/>
+              <w:top w:w="75" w:type="dxa"/>
+              <w:left w:w="75" w:type="dxa"/>
+              <w:bottom w:w="75" w:type="dxa"/>
+              <w:right w:w="75" w:type="dxa"/>
             </w:tcMar>
-            <w:vAlign w:val="center"/>
           </w:tcPr>
           <w:p>
             <w:pPr>
-              <w:spacing w:after="40" w:line="252" w:lineRule="auto"/>
+              <w:spacing w:after="40" w:line="240" w:lineRule="auto"/>
+              <w:jc w:val="center"/>
             </w:pPr>
             <w:r>
               <w:rPr>
                 <w:b w:val="0"/>
-                <w:sz w:val="19"/>
+                <w:sz w:val="20"/>
               </w:rPr>
               <w:t>BUG-02</w:t>
             </w:r>
@@ -5993,8 +5238,9 @@
         </w:tc>
         <w:tc>
           <w:tcPr>
-            <w:tcW w:type="dxa" w:w="1191"/>
-            <w:shd w:fill="F6F8FA"/>
+            <w:tcW w:type="dxa" w:w="936"/>
+            <w:vAlign w:val="center"/>
+            <w:shd w:fill="FFFFFF"/>
             <w:tcBorders>
               <w:top w:val="single" w:sz="4" w:color="D9D9D9"/>
               <w:left w:val="single" w:sz="4" w:color="D9D9D9"/>
@@ -6002,21 +5248,213 @@
               <w:right w:val="single" w:sz="4" w:color="D9D9D9"/>
             </w:tcBorders>
             <w:tcMar>
-              <w:top w:w="90" w:type="dxa"/>
-              <w:left w:w="90" w:type="dxa"/>
-              <w:bottom w:w="90" w:type="dxa"/>
-              <w:right w:w="90" w:type="dxa"/>
+              <w:top w:w="75" w:type="dxa"/>
+              <w:left w:w="75" w:type="dxa"/>
+              <w:bottom w:w="75" w:type="dxa"/>
+              <w:right w:w="75" w:type="dxa"/>
             </w:tcMar>
-            <w:vAlign w:val="center"/>
           </w:tcPr>
           <w:p>
             <w:pPr>
-              <w:spacing w:after="40" w:line="252" w:lineRule="auto"/>
+              <w:spacing w:after="40" w:line="240" w:lineRule="auto"/>
             </w:pPr>
             <w:r>
               <w:rPr>
                 <w:b w:val="0"/>
-                <w:sz w:val="19"/>
+                <w:sz w:val="20"/>
+              </w:rPr>
+              <w:t>TC-03</w:t>
+            </w:r>
+          </w:p>
+        </w:tc>
+        <w:tc>
+          <w:tcPr>
+            <w:tcW w:type="dxa" w:w="2952"/>
+            <w:vAlign w:val="center"/>
+            <w:shd w:fill="FFFFFF"/>
+            <w:tcBorders>
+              <w:top w:val="single" w:sz="4" w:color="D9D9D9"/>
+              <w:left w:val="single" w:sz="4" w:color="D9D9D9"/>
+              <w:bottom w:val="single" w:sz="4" w:color="D9D9D9"/>
+              <w:right w:val="single" w:sz="4" w:color="D9D9D9"/>
+            </w:tcBorders>
+            <w:tcMar>
+              <w:top w:w="75" w:type="dxa"/>
+              <w:left w:w="75" w:type="dxa"/>
+              <w:bottom w:w="75" w:type="dxa"/>
+              <w:right w:w="75" w:type="dxa"/>
+            </w:tcMar>
+          </w:tcPr>
+          <w:p>
+            <w:pPr>
+              <w:spacing w:after="40" w:line="240" w:lineRule="auto"/>
+            </w:pPr>
+            <w:r>
+              <w:rPr>
+                <w:b w:val="0"/>
+                <w:sz w:val="20"/>
+              </w:rPr>
+              <w:t>Повторный артикул не отклоняется.</w:t>
+            </w:r>
+          </w:p>
+        </w:tc>
+        <w:tc>
+          <w:tcPr>
+            <w:tcW w:type="dxa" w:w="6192"/>
+            <w:vAlign w:val="center"/>
+            <w:shd w:fill="FFFFFF"/>
+            <w:tcBorders>
+              <w:top w:val="single" w:sz="4" w:color="D9D9D9"/>
+              <w:left w:val="single" w:sz="4" w:color="D9D9D9"/>
+              <w:bottom w:val="single" w:sz="4" w:color="D9D9D9"/>
+              <w:right w:val="single" w:sz="4" w:color="D9D9D9"/>
+            </w:tcBorders>
+            <w:tcMar>
+              <w:top w:w="75" w:type="dxa"/>
+              <w:left w:w="75" w:type="dxa"/>
+              <w:bottom w:w="75" w:type="dxa"/>
+              <w:right w:w="75" w:type="dxa"/>
+            </w:tcMar>
+          </w:tcPr>
+          <w:p>
+            <w:pPr>
+              <w:spacing w:after="40" w:line="240" w:lineRule="auto"/>
+            </w:pPr>
+            <w:r>
+              <w:rPr>
+                <w:b w:val="0"/>
+                <w:sz w:val="20"/>
+              </w:rPr>
+              <w:t>1. В исходном наборе есть T201. 2. Добавить наушники с T201. Получаются два товара с одним артикулом.</w:t>
+            </w:r>
+          </w:p>
+        </w:tc>
+        <w:tc>
+          <w:tcPr>
+            <w:tcW w:type="dxa" w:w="1584"/>
+            <w:vAlign w:val="center"/>
+            <w:shd w:fill="FFFFFF"/>
+            <w:tcBorders>
+              <w:top w:val="single" w:sz="4" w:color="D9D9D9"/>
+              <w:left w:val="single" w:sz="4" w:color="D9D9D9"/>
+              <w:bottom w:val="single" w:sz="4" w:color="D9D9D9"/>
+              <w:right w:val="single" w:sz="4" w:color="D9D9D9"/>
+            </w:tcBorders>
+            <w:tcMar>
+              <w:top w:w="75" w:type="dxa"/>
+              <w:left w:w="75" w:type="dxa"/>
+              <w:bottom w:w="75" w:type="dxa"/>
+              <w:right w:w="75" w:type="dxa"/>
+            </w:tcMar>
+          </w:tcPr>
+          <w:p>
+            <w:pPr>
+              <w:spacing w:after="40" w:line="240" w:lineRule="auto"/>
+            </w:pPr>
+            <w:r>
+              <w:rPr>
+                <w:b w:val="0"/>
+                <w:sz w:val="20"/>
+              </w:rPr>
+              <w:t>Высокая</w:t>
+            </w:r>
+          </w:p>
+        </w:tc>
+        <w:tc>
+          <w:tcPr>
+            <w:tcW w:type="dxa" w:w="1440"/>
+            <w:vAlign w:val="center"/>
+            <w:shd w:fill="FFFFFF"/>
+            <w:tcBorders>
+              <w:top w:val="single" w:sz="4" w:color="D9D9D9"/>
+              <w:left w:val="single" w:sz="4" w:color="D9D9D9"/>
+              <w:bottom w:val="single" w:sz="4" w:color="D9D9D9"/>
+              <w:right w:val="single" w:sz="4" w:color="D9D9D9"/>
+            </w:tcBorders>
+            <w:tcMar>
+              <w:top w:w="75" w:type="dxa"/>
+              <w:left w:w="75" w:type="dxa"/>
+              <w:bottom w:w="75" w:type="dxa"/>
+              <w:right w:w="75" w:type="dxa"/>
+            </w:tcMar>
+          </w:tcPr>
+          <w:p>
+            <w:pPr>
+              <w:spacing w:after="40" w:line="240" w:lineRule="auto"/>
+              <w:jc w:val="center"/>
+            </w:pPr>
+            <w:r>
+              <w:rPr>
+                <w:b w:val="0"/>
+                <w:sz w:val="20"/>
+              </w:rPr>
+              <w:t>Логическая</w:t>
+            </w:r>
+          </w:p>
+        </w:tc>
+      </w:tr>
+      <w:tr>
+        <w:trPr>
+          <w:cantSplit/>
+        </w:trPr>
+        <w:tc>
+          <w:tcPr>
+            <w:tcW w:type="dxa" w:w="1008"/>
+            <w:vAlign w:val="center"/>
+            <w:shd w:fill="FFFFFF"/>
+            <w:tcBorders>
+              <w:top w:val="single" w:sz="4" w:color="D9D9D9"/>
+              <w:left w:val="single" w:sz="4" w:color="D9D9D9"/>
+              <w:bottom w:val="single" w:sz="4" w:color="D9D9D9"/>
+              <w:right w:val="single" w:sz="4" w:color="D9D9D9"/>
+            </w:tcBorders>
+            <w:tcMar>
+              <w:top w:w="75" w:type="dxa"/>
+              <w:left w:w="75" w:type="dxa"/>
+              <w:bottom w:w="75" w:type="dxa"/>
+              <w:right w:w="75" w:type="dxa"/>
+            </w:tcMar>
+          </w:tcPr>
+          <w:p>
+            <w:pPr>
+              <w:spacing w:after="40" w:line="240" w:lineRule="auto"/>
+              <w:jc w:val="center"/>
+            </w:pPr>
+            <w:r>
+              <w:rPr>
+                <w:b w:val="0"/>
+                <w:sz w:val="20"/>
+              </w:rPr>
+              <w:t>BUG-03</w:t>
+            </w:r>
+          </w:p>
+        </w:tc>
+        <w:tc>
+          <w:tcPr>
+            <w:tcW w:type="dxa" w:w="936"/>
+            <w:vAlign w:val="center"/>
+            <w:shd w:fill="FFFFFF"/>
+            <w:tcBorders>
+              <w:top w:val="single" w:sz="4" w:color="D9D9D9"/>
+              <w:left w:val="single" w:sz="4" w:color="D9D9D9"/>
+              <w:bottom w:val="single" w:sz="4" w:color="D9D9D9"/>
+              <w:right w:val="single" w:sz="4" w:color="D9D9D9"/>
+            </w:tcBorders>
+            <w:tcMar>
+              <w:top w:w="75" w:type="dxa"/>
+              <w:left w:w="75" w:type="dxa"/>
+              <w:bottom w:w="75" w:type="dxa"/>
+              <w:right w:w="75" w:type="dxa"/>
+            </w:tcMar>
+          </w:tcPr>
+          <w:p>
+            <w:pPr>
+              <w:spacing w:after="40" w:line="240" w:lineRule="auto"/>
+            </w:pPr>
+            <w:r>
+              <w:rPr>
+                <w:b w:val="0"/>
+                <w:sz w:val="20"/>
               </w:rPr>
               <w:t>TC-07</w:t>
             </w:r>
@@ -6024,8 +5462,9 @@
         </w:tc>
         <w:tc>
           <w:tcPr>
-            <w:tcW w:type="dxa" w:w="2835"/>
-            <w:shd w:fill="F6F8FA"/>
+            <w:tcW w:type="dxa" w:w="2952"/>
+            <w:vAlign w:val="center"/>
+            <w:shd w:fill="FFFFFF"/>
             <w:tcBorders>
               <w:top w:val="single" w:sz="4" w:color="D9D9D9"/>
               <w:left w:val="single" w:sz="4" w:color="D9D9D9"/>
@@ -6033,30 +5472,30 @@
               <w:right w:val="single" w:sz="4" w:color="D9D9D9"/>
             </w:tcBorders>
             <w:tcMar>
-              <w:top w:w="90" w:type="dxa"/>
-              <w:left w:w="90" w:type="dxa"/>
-              <w:bottom w:w="90" w:type="dxa"/>
-              <w:right w:w="90" w:type="dxa"/>
+              <w:top w:w="75" w:type="dxa"/>
+              <w:left w:w="75" w:type="dxa"/>
+              <w:bottom w:w="75" w:type="dxa"/>
+              <w:right w:w="75" w:type="dxa"/>
             </w:tcMar>
-            <w:vAlign w:val="center"/>
           </w:tcPr>
           <w:p>
             <w:pPr>
-              <w:spacing w:after="40" w:line="252" w:lineRule="auto"/>
+              <w:spacing w:after="40" w:line="240" w:lineRule="auto"/>
             </w:pPr>
             <w:r>
               <w:rPr>
                 <w:b w:val="0"/>
-                <w:sz w:val="19"/>
+                <w:sz w:val="20"/>
               </w:rPr>
-              <w:t>Нет редактирования товара.</w:t>
+              <w:t>Нельзя изменить товар.</w:t>
             </w:r>
           </w:p>
         </w:tc>
         <w:tc>
           <w:tcPr>
-            <w:tcW w:type="dxa" w:w="5669"/>
-            <w:shd w:fill="F6F8FA"/>
+            <w:tcW w:type="dxa" w:w="6192"/>
+            <w:vAlign w:val="center"/>
+            <w:shd w:fill="FFFFFF"/>
             <w:tcBorders>
               <w:top w:val="single" w:sz="4" w:color="D9D9D9"/>
               <w:left w:val="single" w:sz="4" w:color="D9D9D9"/>
@@ -6064,30 +5503,30 @@
               <w:right w:val="single" w:sz="4" w:color="D9D9D9"/>
             </w:tcBorders>
             <w:tcMar>
-              <w:top w:w="90" w:type="dxa"/>
-              <w:left w:w="90" w:type="dxa"/>
-              <w:bottom w:w="90" w:type="dxa"/>
-              <w:right w:w="90" w:type="dxa"/>
+              <w:top w:w="75" w:type="dxa"/>
+              <w:left w:w="75" w:type="dxa"/>
+              <w:bottom w:w="75" w:type="dxa"/>
+              <w:right w:w="75" w:type="dxa"/>
             </w:tcMar>
-            <w:vAlign w:val="center"/>
           </w:tcPr>
           <w:p>
             <w:pPr>
-              <w:spacing w:after="40" w:line="252" w:lineRule="auto"/>
+              <w:spacing w:after="40" w:line="240" w:lineRule="auto"/>
             </w:pPr>
             <w:r>
               <w:rPr>
                 <w:b w:val="0"/>
-                <w:sz w:val="19"/>
+                <w:sz w:val="20"/>
               </w:rPr>
-              <w:t>1. Проверить построение интерфейса и обработчики в gui.py. 2. Найти действие для изменения выбранного товара. Кнопки и обработчика нет.</w:t>
+              <w:t>1. Проверить в gui.py действия для выбранного товара. 2. Найти смену цены T201. Кнопки и обработчика изменения нет.</w:t>
             </w:r>
           </w:p>
         </w:tc>
         <w:tc>
           <w:tcPr>
-            <w:tcW w:type="dxa" w:w="1587"/>
-            <w:shd w:fill="F6F8FA"/>
+            <w:tcW w:type="dxa" w:w="1584"/>
+            <w:vAlign w:val="center"/>
+            <w:shd w:fill="FFFFFF"/>
             <w:tcBorders>
               <w:top w:val="single" w:sz="4" w:color="D9D9D9"/>
               <w:left w:val="single" w:sz="4" w:color="D9D9D9"/>
@@ -6095,21 +5534,20 @@
               <w:right w:val="single" w:sz="4" w:color="D9D9D9"/>
             </w:tcBorders>
             <w:tcMar>
-              <w:top w:w="90" w:type="dxa"/>
-              <w:left w:w="90" w:type="dxa"/>
-              <w:bottom w:w="90" w:type="dxa"/>
-              <w:right w:w="90" w:type="dxa"/>
+              <w:top w:w="75" w:type="dxa"/>
+              <w:left w:w="75" w:type="dxa"/>
+              <w:bottom w:w="75" w:type="dxa"/>
+              <w:right w:w="75" w:type="dxa"/>
             </w:tcMar>
-            <w:vAlign w:val="center"/>
           </w:tcPr>
           <w:p>
             <w:pPr>
-              <w:spacing w:after="40" w:line="252" w:lineRule="auto"/>
+              <w:spacing w:after="40" w:line="240" w:lineRule="auto"/>
             </w:pPr>
             <w:r>
               <w:rPr>
                 <w:b w:val="0"/>
-                <w:sz w:val="19"/>
+                <w:sz w:val="20"/>
               </w:rPr>
               <w:t>Высокая</w:t>
             </w:r>
@@ -6117,8 +5555,9 @@
         </w:tc>
         <w:tc>
           <w:tcPr>
-            <w:tcW w:type="dxa" w:w="1587"/>
-            <w:shd w:fill="F6F8FA"/>
+            <w:tcW w:type="dxa" w:w="1440"/>
+            <w:vAlign w:val="center"/>
+            <w:shd w:fill="FFFFFF"/>
             <w:tcBorders>
               <w:top w:val="single" w:sz="4" w:color="D9D9D9"/>
               <w:left w:val="single" w:sz="4" w:color="D9D9D9"/>
@@ -6126,21 +5565,21 @@
               <w:right w:val="single" w:sz="4" w:color="D9D9D9"/>
             </w:tcBorders>
             <w:tcMar>
-              <w:top w:w="90" w:type="dxa"/>
-              <w:left w:w="90" w:type="dxa"/>
-              <w:bottom w:w="90" w:type="dxa"/>
-              <w:right w:w="90" w:type="dxa"/>
+              <w:top w:w="75" w:type="dxa"/>
+              <w:left w:w="75" w:type="dxa"/>
+              <w:bottom w:w="75" w:type="dxa"/>
+              <w:right w:w="75" w:type="dxa"/>
             </w:tcMar>
-            <w:vAlign w:val="center"/>
           </w:tcPr>
           <w:p>
             <w:pPr>
-              <w:spacing w:after="40" w:line="252" w:lineRule="auto"/>
+              <w:spacing w:after="40" w:line="240" w:lineRule="auto"/>
+              <w:jc w:val="center"/>
             </w:pPr>
             <w:r>
               <w:rPr>
                 <w:b w:val="0"/>
-                <w:sz w:val="19"/>
+                <w:sz w:val="20"/>
               </w:rPr>
               <w:t>Интерфейсная</w:t>
             </w:r>
@@ -6153,7 +5592,8 @@
         </w:trPr>
         <w:tc>
           <w:tcPr>
-            <w:tcW w:type="dxa" w:w="1020"/>
+            <w:tcW w:type="dxa" w:w="1008"/>
+            <w:vAlign w:val="center"/>
             <w:shd w:fill="FFFFFF"/>
             <w:tcBorders>
               <w:top w:val="single" w:sz="4" w:color="D9D9D9"/>
@@ -6162,29 +5602,30 @@
               <w:right w:val="single" w:sz="4" w:color="D9D9D9"/>
             </w:tcBorders>
             <w:tcMar>
-              <w:top w:w="90" w:type="dxa"/>
-              <w:left w:w="90" w:type="dxa"/>
-              <w:bottom w:w="90" w:type="dxa"/>
-              <w:right w:w="90" w:type="dxa"/>
+              <w:top w:w="75" w:type="dxa"/>
+              <w:left w:w="75" w:type="dxa"/>
+              <w:bottom w:w="75" w:type="dxa"/>
+              <w:right w:w="75" w:type="dxa"/>
             </w:tcMar>
-            <w:vAlign w:val="center"/>
           </w:tcPr>
           <w:p>
             <w:pPr>
-              <w:spacing w:after="40" w:line="252" w:lineRule="auto"/>
+              <w:spacing w:after="40" w:line="240" w:lineRule="auto"/>
+              <w:jc w:val="center"/>
             </w:pPr>
             <w:r>
               <w:rPr>
                 <w:b w:val="0"/>
-                <w:sz w:val="19"/>
+                <w:sz w:val="20"/>
               </w:rPr>
-              <w:t>BUG-03</w:t>
+              <w:t>BUG-04</w:t>
             </w:r>
           </w:p>
         </w:tc>
         <w:tc>
           <w:tcPr>
-            <w:tcW w:type="dxa" w:w="1191"/>
+            <w:tcW w:type="dxa" w:w="936"/>
+            <w:vAlign w:val="center"/>
             <w:shd w:fill="FFFFFF"/>
             <w:tcBorders>
               <w:top w:val="single" w:sz="4" w:color="D9D9D9"/>
@@ -6193,29 +5634,29 @@
               <w:right w:val="single" w:sz="4" w:color="D9D9D9"/>
             </w:tcBorders>
             <w:tcMar>
-              <w:top w:w="90" w:type="dxa"/>
-              <w:left w:w="90" w:type="dxa"/>
-              <w:bottom w:w="90" w:type="dxa"/>
-              <w:right w:w="90" w:type="dxa"/>
+              <w:top w:w="75" w:type="dxa"/>
+              <w:left w:w="75" w:type="dxa"/>
+              <w:bottom w:w="75" w:type="dxa"/>
+              <w:right w:w="75" w:type="dxa"/>
             </w:tcMar>
-            <w:vAlign w:val="center"/>
           </w:tcPr>
           <w:p>
             <w:pPr>
-              <w:spacing w:after="40" w:line="252" w:lineRule="auto"/>
+              <w:spacing w:after="40" w:line="240" w:lineRule="auto"/>
             </w:pPr>
             <w:r>
               <w:rPr>
                 <w:b w:val="0"/>
-                <w:sz w:val="19"/>
+                <w:sz w:val="20"/>
               </w:rPr>
-              <w:t>TC-08</w:t>
+              <w:t>TC-09</w:t>
             </w:r>
           </w:p>
         </w:tc>
         <w:tc>
           <w:tcPr>
-            <w:tcW w:type="dxa" w:w="2835"/>
+            <w:tcW w:type="dxa" w:w="2952"/>
+            <w:vAlign w:val="center"/>
             <w:shd w:fill="FFFFFF"/>
             <w:tcBorders>
               <w:top w:val="single" w:sz="4" w:color="D9D9D9"/>
@@ -6224,29 +5665,29 @@
               <w:right w:val="single" w:sz="4" w:color="D9D9D9"/>
             </w:tcBorders>
             <w:tcMar>
-              <w:top w:w="90" w:type="dxa"/>
-              <w:left w:w="90" w:type="dxa"/>
-              <w:bottom w:w="90" w:type="dxa"/>
-              <w:right w:w="90" w:type="dxa"/>
+              <w:top w:w="75" w:type="dxa"/>
+              <w:left w:w="75" w:type="dxa"/>
+              <w:bottom w:w="75" w:type="dxa"/>
+              <w:right w:w="75" w:type="dxa"/>
             </w:tcMar>
-            <w:vAlign w:val="center"/>
           </w:tcPr>
           <w:p>
             <w:pPr>
-              <w:spacing w:after="40" w:line="252" w:lineRule="auto"/>
+              <w:spacing w:after="40" w:line="240" w:lineRule="auto"/>
             </w:pPr>
             <w:r>
               <w:rPr>
                 <w:b w:val="0"/>
-                <w:sz w:val="19"/>
+                <w:sz w:val="20"/>
               </w:rPr>
-              <w:t>Удаление не сохраняется.</w:t>
+              <w:t>Товар удаляется без вопроса.</w:t>
             </w:r>
           </w:p>
         </w:tc>
         <w:tc>
           <w:tcPr>
-            <w:tcW w:type="dxa" w:w="5669"/>
+            <w:tcW w:type="dxa" w:w="6192"/>
+            <w:vAlign w:val="center"/>
             <w:shd w:fill="FFFFFF"/>
             <w:tcBorders>
               <w:top w:val="single" w:sz="4" w:color="D9D9D9"/>
@@ -6255,29 +5696,29 @@
               <w:right w:val="single" w:sz="4" w:color="D9D9D9"/>
             </w:tcBorders>
             <w:tcMar>
-              <w:top w:w="90" w:type="dxa"/>
-              <w:left w:w="90" w:type="dxa"/>
-              <w:bottom w:w="90" w:type="dxa"/>
-              <w:right w:w="90" w:type="dxa"/>
+              <w:top w:w="75" w:type="dxa"/>
+              <w:left w:w="75" w:type="dxa"/>
+              <w:bottom w:w="75" w:type="dxa"/>
+              <w:right w:w="75" w:type="dxa"/>
             </w:tcMar>
-            <w:vAlign w:val="center"/>
           </w:tcPr>
           <w:p>
             <w:pPr>
-              <w:spacing w:after="40" w:line="252" w:lineRule="auto"/>
+              <w:spacing w:after="40" w:line="240" w:lineRule="auto"/>
             </w:pPr>
             <w:r>
               <w:rPr>
                 <w:b w:val="0"/>
-                <w:sz w:val="19"/>
+                <w:sz w:val="20"/>
               </w:rPr>
-              <w:t>1. Сохранить три товара в JSON. 2. Выбрать A001 и вызвать удаление. 3. Загрузить данные снова. A001 возвращается.</w:t>
+              <w:t>1. Выбрать T201 в тестовой таблице. 2. Подготовить ответ Нет для подтверждения. 3. Вызвать удаление. Запрос не вызывается, товар сразу удалён.</w:t>
             </w:r>
           </w:p>
         </w:tc>
         <w:tc>
           <w:tcPr>
-            <w:tcW w:type="dxa" w:w="1587"/>
+            <w:tcW w:type="dxa" w:w="1584"/>
+            <w:vAlign w:val="center"/>
             <w:shd w:fill="FFFFFF"/>
             <w:tcBorders>
               <w:top w:val="single" w:sz="4" w:color="D9D9D9"/>
@@ -6286,21 +5727,20 @@
               <w:right w:val="single" w:sz="4" w:color="D9D9D9"/>
             </w:tcBorders>
             <w:tcMar>
-              <w:top w:w="90" w:type="dxa"/>
-              <w:left w:w="90" w:type="dxa"/>
-              <w:bottom w:w="90" w:type="dxa"/>
-              <w:right w:w="90" w:type="dxa"/>
+              <w:top w:w="75" w:type="dxa"/>
+              <w:left w:w="75" w:type="dxa"/>
+              <w:bottom w:w="75" w:type="dxa"/>
+              <w:right w:w="75" w:type="dxa"/>
             </w:tcMar>
-            <w:vAlign w:val="center"/>
           </w:tcPr>
           <w:p>
             <w:pPr>
-              <w:spacing w:after="40" w:line="252" w:lineRule="auto"/>
+              <w:spacing w:after="40" w:line="240" w:lineRule="auto"/>
             </w:pPr>
             <w:r>
               <w:rPr>
                 <w:b w:val="0"/>
-                <w:sz w:val="19"/>
+                <w:sz w:val="20"/>
               </w:rPr>
               <w:t>Высокая</w:t>
             </w:r>
@@ -6308,7 +5748,8 @@
         </w:tc>
         <w:tc>
           <w:tcPr>
-            <w:tcW w:type="dxa" w:w="1587"/>
+            <w:tcW w:type="dxa" w:w="1440"/>
+            <w:vAlign w:val="center"/>
             <w:shd w:fill="FFFFFF"/>
             <w:tcBorders>
               <w:top w:val="single" w:sz="4" w:color="D9D9D9"/>
@@ -6317,23 +5758,23 @@
               <w:right w:val="single" w:sz="4" w:color="D9D9D9"/>
             </w:tcBorders>
             <w:tcMar>
-              <w:top w:w="90" w:type="dxa"/>
-              <w:left w:w="90" w:type="dxa"/>
-              <w:bottom w:w="90" w:type="dxa"/>
-              <w:right w:w="90" w:type="dxa"/>
+              <w:top w:w="75" w:type="dxa"/>
+              <w:left w:w="75" w:type="dxa"/>
+              <w:bottom w:w="75" w:type="dxa"/>
+              <w:right w:w="75" w:type="dxa"/>
             </w:tcMar>
-            <w:vAlign w:val="center"/>
           </w:tcPr>
           <w:p>
             <w:pPr>
-              <w:spacing w:after="40" w:line="252" w:lineRule="auto"/>
+              <w:spacing w:after="40" w:line="240" w:lineRule="auto"/>
+              <w:jc w:val="center"/>
             </w:pPr>
             <w:r>
               <w:rPr>
                 <w:b w:val="0"/>
-                <w:sz w:val="19"/>
+                <w:sz w:val="20"/>
               </w:rPr>
-              <w:t>Хранения</w:t>
+              <w:t>Интерфейсная</w:t>
             </w:r>
           </w:p>
         </w:tc>
@@ -6344,198 +5785,8 @@
         </w:trPr>
         <w:tc>
           <w:tcPr>
-            <w:tcW w:type="dxa" w:w="1020"/>
-            <w:shd w:fill="F6F8FA"/>
-            <w:tcBorders>
-              <w:top w:val="single" w:sz="4" w:color="D9D9D9"/>
-              <w:left w:val="single" w:sz="4" w:color="D9D9D9"/>
-              <w:bottom w:val="single" w:sz="4" w:color="D9D9D9"/>
-              <w:right w:val="single" w:sz="4" w:color="D9D9D9"/>
-            </w:tcBorders>
-            <w:tcMar>
-              <w:top w:w="90" w:type="dxa"/>
-              <w:left w:w="90" w:type="dxa"/>
-              <w:bottom w:w="90" w:type="dxa"/>
-              <w:right w:w="90" w:type="dxa"/>
-            </w:tcMar>
+            <w:tcW w:type="dxa" w:w="1008"/>
             <w:vAlign w:val="center"/>
-          </w:tcPr>
-          <w:p>
-            <w:pPr>
-              <w:spacing w:after="40" w:line="252" w:lineRule="auto"/>
-            </w:pPr>
-            <w:r>
-              <w:rPr>
-                <w:b w:val="0"/>
-                <w:sz w:val="19"/>
-              </w:rPr>
-              <w:t>BUG-04</w:t>
-            </w:r>
-          </w:p>
-        </w:tc>
-        <w:tc>
-          <w:tcPr>
-            <w:tcW w:type="dxa" w:w="1191"/>
-            <w:shd w:fill="F6F8FA"/>
-            <w:tcBorders>
-              <w:top w:val="single" w:sz="4" w:color="D9D9D9"/>
-              <w:left w:val="single" w:sz="4" w:color="D9D9D9"/>
-              <w:bottom w:val="single" w:sz="4" w:color="D9D9D9"/>
-              <w:right w:val="single" w:sz="4" w:color="D9D9D9"/>
-            </w:tcBorders>
-            <w:tcMar>
-              <w:top w:w="90" w:type="dxa"/>
-              <w:left w:w="90" w:type="dxa"/>
-              <w:bottom w:w="90" w:type="dxa"/>
-              <w:right w:w="90" w:type="dxa"/>
-            </w:tcMar>
-            <w:vAlign w:val="center"/>
-          </w:tcPr>
-          <w:p>
-            <w:pPr>
-              <w:spacing w:after="40" w:line="252" w:lineRule="auto"/>
-            </w:pPr>
-            <w:r>
-              <w:rPr>
-                <w:b w:val="0"/>
-                <w:sz w:val="19"/>
-              </w:rPr>
-              <w:t>TC-11</w:t>
-            </w:r>
-          </w:p>
-        </w:tc>
-        <w:tc>
-          <w:tcPr>
-            <w:tcW w:type="dxa" w:w="2835"/>
-            <w:shd w:fill="F6F8FA"/>
-            <w:tcBorders>
-              <w:top w:val="single" w:sz="4" w:color="D9D9D9"/>
-              <w:left w:val="single" w:sz="4" w:color="D9D9D9"/>
-              <w:bottom w:val="single" w:sz="4" w:color="D9D9D9"/>
-              <w:right w:val="single" w:sz="4" w:color="D9D9D9"/>
-            </w:tcBorders>
-            <w:tcMar>
-              <w:top w:w="90" w:type="dxa"/>
-              <w:left w:w="90" w:type="dxa"/>
-              <w:bottom w:w="90" w:type="dxa"/>
-              <w:right w:w="90" w:type="dxa"/>
-            </w:tcMar>
-            <w:vAlign w:val="center"/>
-          </w:tcPr>
-          <w:p>
-            <w:pPr>
-              <w:spacing w:after="40" w:line="252" w:lineRule="auto"/>
-            </w:pPr>
-            <w:r>
-              <w:rPr>
-                <w:b w:val="0"/>
-                <w:sz w:val="19"/>
-              </w:rPr>
-              <w:t>Фильтр количества вызывает ошибку.</w:t>
-            </w:r>
-          </w:p>
-        </w:tc>
-        <w:tc>
-          <w:tcPr>
-            <w:tcW w:type="dxa" w:w="5669"/>
-            <w:shd w:fill="F6F8FA"/>
-            <w:tcBorders>
-              <w:top w:val="single" w:sz="4" w:color="D9D9D9"/>
-              <w:left w:val="single" w:sz="4" w:color="D9D9D9"/>
-              <w:bottom w:val="single" w:sz="4" w:color="D9D9D9"/>
-              <w:right w:val="single" w:sz="4" w:color="D9D9D9"/>
-            </w:tcBorders>
-            <w:tcMar>
-              <w:top w:w="90" w:type="dxa"/>
-              <w:left w:w="90" w:type="dxa"/>
-              <w:bottom w:w="90" w:type="dxa"/>
-              <w:right w:w="90" w:type="dxa"/>
-            </w:tcMar>
-            <w:vAlign w:val="center"/>
-          </w:tcPr>
-          <w:p>
-            <w:pPr>
-              <w:spacing w:after="40" w:line="252" w:lineRule="auto"/>
-            </w:pPr>
-            <w:r>
-              <w:rPr>
-                <w:b w:val="0"/>
-                <w:sz w:val="19"/>
-              </w:rPr>
-              <w:t>1. В тестовое поле Кол-во ≤ передать строку 9. 2. Вызвать обработчик do_filter_qty. Появляется TypeError из-за сравнения числа и текста.</w:t>
-            </w:r>
-          </w:p>
-        </w:tc>
-        <w:tc>
-          <w:tcPr>
-            <w:tcW w:type="dxa" w:w="1587"/>
-            <w:shd w:fill="F6F8FA"/>
-            <w:tcBorders>
-              <w:top w:val="single" w:sz="4" w:color="D9D9D9"/>
-              <w:left w:val="single" w:sz="4" w:color="D9D9D9"/>
-              <w:bottom w:val="single" w:sz="4" w:color="D9D9D9"/>
-              <w:right w:val="single" w:sz="4" w:color="D9D9D9"/>
-            </w:tcBorders>
-            <w:tcMar>
-              <w:top w:w="90" w:type="dxa"/>
-              <w:left w:w="90" w:type="dxa"/>
-              <w:bottom w:w="90" w:type="dxa"/>
-              <w:right w:w="90" w:type="dxa"/>
-            </w:tcMar>
-            <w:vAlign w:val="center"/>
-          </w:tcPr>
-          <w:p>
-            <w:pPr>
-              <w:spacing w:after="40" w:line="252" w:lineRule="auto"/>
-            </w:pPr>
-            <w:r>
-              <w:rPr>
-                <w:b w:val="0"/>
-                <w:sz w:val="19"/>
-              </w:rPr>
-              <w:t>Высокая</w:t>
-            </w:r>
-          </w:p>
-        </w:tc>
-        <w:tc>
-          <w:tcPr>
-            <w:tcW w:type="dxa" w:w="1587"/>
-            <w:shd w:fill="F6F8FA"/>
-            <w:tcBorders>
-              <w:top w:val="single" w:sz="4" w:color="D9D9D9"/>
-              <w:left w:val="single" w:sz="4" w:color="D9D9D9"/>
-              <w:bottom w:val="single" w:sz="4" w:color="D9D9D9"/>
-              <w:right w:val="single" w:sz="4" w:color="D9D9D9"/>
-            </w:tcBorders>
-            <w:tcMar>
-              <w:top w:w="90" w:type="dxa"/>
-              <w:left w:w="90" w:type="dxa"/>
-              <w:bottom w:w="90" w:type="dxa"/>
-              <w:right w:w="90" w:type="dxa"/>
-            </w:tcMar>
-            <w:vAlign w:val="center"/>
-          </w:tcPr>
-          <w:p>
-            <w:pPr>
-              <w:spacing w:after="40" w:line="252" w:lineRule="auto"/>
-            </w:pPr>
-            <w:r>
-              <w:rPr>
-                <w:b w:val="0"/>
-                <w:sz w:val="19"/>
-              </w:rPr>
-              <w:t>Логическая</w:t>
-            </w:r>
-          </w:p>
-        </w:tc>
-      </w:tr>
-      <w:tr>
-        <w:trPr>
-          <w:cantSplit/>
-        </w:trPr>
-        <w:tc>
-          <w:tcPr>
-            <w:tcW w:type="dxa" w:w="1020"/>
             <w:shd w:fill="FFFFFF"/>
             <w:tcBorders>
               <w:top w:val="single" w:sz="4" w:color="D9D9D9"/>
@@ -6544,21 +5795,21 @@
               <w:right w:val="single" w:sz="4" w:color="D9D9D9"/>
             </w:tcBorders>
             <w:tcMar>
-              <w:top w:w="90" w:type="dxa"/>
-              <w:left w:w="90" w:type="dxa"/>
-              <w:bottom w:w="90" w:type="dxa"/>
-              <w:right w:w="90" w:type="dxa"/>
+              <w:top w:w="75" w:type="dxa"/>
+              <w:left w:w="75" w:type="dxa"/>
+              <w:bottom w:w="75" w:type="dxa"/>
+              <w:right w:w="75" w:type="dxa"/>
             </w:tcMar>
-            <w:vAlign w:val="center"/>
           </w:tcPr>
           <w:p>
             <w:pPr>
-              <w:spacing w:after="40" w:line="252" w:lineRule="auto"/>
+              <w:spacing w:after="40" w:line="240" w:lineRule="auto"/>
+              <w:jc w:val="center"/>
             </w:pPr>
             <w:r>
               <w:rPr>
                 <w:b w:val="0"/>
-                <w:sz w:val="19"/>
+                <w:sz w:val="20"/>
               </w:rPr>
               <w:t>BUG-05</w:t>
             </w:r>
@@ -6566,7 +5817,8 @@
         </w:tc>
         <w:tc>
           <w:tcPr>
-            <w:tcW w:type="dxa" w:w="1191"/>
+            <w:tcW w:type="dxa" w:w="936"/>
+            <w:vAlign w:val="center"/>
             <w:shd w:fill="FFFFFF"/>
             <w:tcBorders>
               <w:top w:val="single" w:sz="4" w:color="D9D9D9"/>
@@ -6575,29 +5827,29 @@
               <w:right w:val="single" w:sz="4" w:color="D9D9D9"/>
             </w:tcBorders>
             <w:tcMar>
-              <w:top w:w="90" w:type="dxa"/>
-              <w:left w:w="90" w:type="dxa"/>
-              <w:bottom w:w="90" w:type="dxa"/>
-              <w:right w:w="90" w:type="dxa"/>
+              <w:top w:w="75" w:type="dxa"/>
+              <w:left w:w="75" w:type="dxa"/>
+              <w:bottom w:w="75" w:type="dxa"/>
+              <w:right w:w="75" w:type="dxa"/>
             </w:tcMar>
-            <w:vAlign w:val="center"/>
           </w:tcPr>
           <w:p>
             <w:pPr>
-              <w:spacing w:after="40" w:line="252" w:lineRule="auto"/>
+              <w:spacing w:after="40" w:line="240" w:lineRule="auto"/>
             </w:pPr>
             <w:r>
               <w:rPr>
                 <w:b w:val="0"/>
-                <w:sz w:val="19"/>
+                <w:sz w:val="20"/>
               </w:rPr>
-              <w:t>TC-14</w:t>
+              <w:t>TC-11</w:t>
             </w:r>
           </w:p>
         </w:tc>
         <w:tc>
           <w:tcPr>
-            <w:tcW w:type="dxa" w:w="2835"/>
+            <w:tcW w:type="dxa" w:w="2952"/>
+            <w:vAlign w:val="center"/>
             <w:shd w:fill="FFFFFF"/>
             <w:tcBorders>
               <w:top w:val="single" w:sz="4" w:color="D9D9D9"/>
@@ -6606,29 +5858,29 @@
               <w:right w:val="single" w:sz="4" w:color="D9D9D9"/>
             </w:tcBorders>
             <w:tcMar>
-              <w:top w:w="90" w:type="dxa"/>
-              <w:left w:w="90" w:type="dxa"/>
-              <w:bottom w:w="90" w:type="dxa"/>
-              <w:right w:w="90" w:type="dxa"/>
+              <w:top w:w="75" w:type="dxa"/>
+              <w:left w:w="75" w:type="dxa"/>
+              <w:bottom w:w="75" w:type="dxa"/>
+              <w:right w:w="75" w:type="dxa"/>
             </w:tcMar>
-            <w:vAlign w:val="center"/>
           </w:tcPr>
           <w:p>
             <w:pPr>
-              <w:spacing w:after="40" w:line="252" w:lineRule="auto"/>
+              <w:spacing w:after="40" w:line="240" w:lineRule="auto"/>
             </w:pPr>
             <w:r>
               <w:rPr>
                 <w:b w:val="0"/>
-                <w:sz w:val="19"/>
+                <w:sz w:val="20"/>
               </w:rPr>
-              <w:t>В общей стоимости теряются копейки.</w:t>
+              <w:t>Поиск зависит от больших и маленьких букв.</w:t>
             </w:r>
           </w:p>
         </w:tc>
         <w:tc>
           <w:tcPr>
-            <w:tcW w:type="dxa" w:w="5669"/>
+            <w:tcW w:type="dxa" w:w="6192"/>
+            <w:vAlign w:val="center"/>
             <w:shd w:fill="FFFFFF"/>
             <w:tcBorders>
               <w:top w:val="single" w:sz="4" w:color="D9D9D9"/>
@@ -6637,29 +5889,29 @@
               <w:right w:val="single" w:sz="4" w:color="D9D9D9"/>
             </w:tcBorders>
             <w:tcMar>
-              <w:top w:w="90" w:type="dxa"/>
-              <w:left w:w="90" w:type="dxa"/>
-              <w:bottom w:w="90" w:type="dxa"/>
-              <w:right w:w="90" w:type="dxa"/>
+              <w:top w:w="75" w:type="dxa"/>
+              <w:left w:w="75" w:type="dxa"/>
+              <w:bottom w:w="75" w:type="dxa"/>
+              <w:right w:w="75" w:type="dxa"/>
             </w:tcMar>
-            <w:vAlign w:val="center"/>
           </w:tcPr>
           <w:p>
             <w:pPr>
-              <w:spacing w:after="40" w:line="252" w:lineRule="auto"/>
+              <w:spacing w:after="40" w:line="240" w:lineRule="auto"/>
             </w:pPr>
             <w:r>
               <w:rPr>
                 <w:b w:val="0"/>
-                <w:sz w:val="19"/>
+                <w:sz w:val="20"/>
               </w:rPr>
-              <w:t>1. Взять товар с количеством 3 и ценой 100.50. 2. Вызвать подсчёт общей стоимости. Получается 301 вместо 301.50.</w:t>
+              <w:t>1. Искать Мон — T201 найден. 2. Искать мон. Тот же товар уже не находится.</w:t>
             </w:r>
           </w:p>
         </w:tc>
         <w:tc>
           <w:tcPr>
-            <w:tcW w:type="dxa" w:w="1587"/>
+            <w:tcW w:type="dxa" w:w="1584"/>
+            <w:vAlign w:val="center"/>
             <w:shd w:fill="FFFFFF"/>
             <w:tcBorders>
               <w:top w:val="single" w:sz="4" w:color="D9D9D9"/>
@@ -6668,29 +5920,29 @@
               <w:right w:val="single" w:sz="4" w:color="D9D9D9"/>
             </w:tcBorders>
             <w:tcMar>
-              <w:top w:w="90" w:type="dxa"/>
-              <w:left w:w="90" w:type="dxa"/>
-              <w:bottom w:w="90" w:type="dxa"/>
-              <w:right w:w="90" w:type="dxa"/>
+              <w:top w:w="75" w:type="dxa"/>
+              <w:left w:w="75" w:type="dxa"/>
+              <w:bottom w:w="75" w:type="dxa"/>
+              <w:right w:w="75" w:type="dxa"/>
             </w:tcMar>
-            <w:vAlign w:val="center"/>
           </w:tcPr>
           <w:p>
             <w:pPr>
-              <w:spacing w:after="40" w:line="252" w:lineRule="auto"/>
+              <w:spacing w:after="40" w:line="240" w:lineRule="auto"/>
             </w:pPr>
             <w:r>
               <w:rPr>
                 <w:b w:val="0"/>
-                <w:sz w:val="19"/>
+                <w:sz w:val="20"/>
               </w:rPr>
-              <w:t>Высокая</w:t>
+              <w:t>Средняя</w:t>
             </w:r>
           </w:p>
         </w:tc>
         <w:tc>
           <w:tcPr>
-            <w:tcW w:type="dxa" w:w="1587"/>
+            <w:tcW w:type="dxa" w:w="1440"/>
+            <w:vAlign w:val="center"/>
             <w:shd w:fill="FFFFFF"/>
             <w:tcBorders>
               <w:top w:val="single" w:sz="4" w:color="D9D9D9"/>
@@ -6699,21 +5951,21 @@
               <w:right w:val="single" w:sz="4" w:color="D9D9D9"/>
             </w:tcBorders>
             <w:tcMar>
-              <w:top w:w="90" w:type="dxa"/>
-              <w:left w:w="90" w:type="dxa"/>
-              <w:bottom w:w="90" w:type="dxa"/>
-              <w:right w:w="90" w:type="dxa"/>
+              <w:top w:w="75" w:type="dxa"/>
+              <w:left w:w="75" w:type="dxa"/>
+              <w:bottom w:w="75" w:type="dxa"/>
+              <w:right w:w="75" w:type="dxa"/>
             </w:tcMar>
-            <w:vAlign w:val="center"/>
           </w:tcPr>
           <w:p>
             <w:pPr>
-              <w:spacing w:after="40" w:line="252" w:lineRule="auto"/>
+              <w:spacing w:after="40" w:line="240" w:lineRule="auto"/>
+              <w:jc w:val="center"/>
             </w:pPr>
             <w:r>
               <w:rPr>
                 <w:b w:val="0"/>
-                <w:sz w:val="19"/>
+                <w:sz w:val="20"/>
               </w:rPr>
               <w:t>Логическая</w:t>
             </w:r>
@@ -6731,17 +5983,38 @@
     </w:p>
     <w:p>
       <w:r>
-        <w:t>Провёл 20 проверок: 15 прошли успешно, в 5 результат не совпал с ожидаемым. В отчёт включены пять ошибок. Добавление правильных данных, поиск по части названия, фильтр категории, статистика и обычное сохранение работают в проверенных случаях. Скорость работы окна и его внешний вид не проверялись.</w:t>
+        <w:t>Основные операции с правильными данными выполняются: новый товар добавляется и сохраняется, товары можно найти по части названия, выбрать по категории и выгрузить в CSV. Итоги и статистика на моём наборе совпали с расчётами.</w:t>
+      </w:r>
+    </w:p>
+    <w:p>
+      <w:r>
+        <w:t>При этом программа принимает пустое название и повторный артикул. Редактирования нет, удаление происходит без подтверждения, а поиск не находит товар при смене регистра. В отчёт включил эти пять ошибок. Всего выполнено 18 проверок: 13 Pass и 5 Fail.</w:t>
       </w:r>
     </w:p>
     <w:sectPr>
+      <w:footerReference w:type="default" r:id="rId9"/>
       <w:pgSz w:w="15840" w:h="12240"/>
-      <w:pgMar w:top="737" w:right="850" w:bottom="737" w:left="850" w:header="720" w:footer="720" w:gutter="0"/>
+      <w:pgMar w:top="792" w:right="864" w:bottom="792" w:left="864" w:header="720" w:footer="720" w:gutter="0"/>
       <w:cols w:space="720"/>
       <w:docGrid w:linePitch="360"/>
     </w:sectPr>
   </w:body>
 </w:document>
+</file>
+
+<file path=word/footer1.xml><?xml version="1.0" encoding="utf-8"?>
+<w:ftr xmlns:m="http://schemas.openxmlformats.org/officeDocument/2006/math" xmlns:mc="http://schemas.openxmlformats.org/markup-compatibility/2006" xmlns:mo="http://schemas.microsoft.com/office/mac/office/2008/main" xmlns:mv="urn:schemas-microsoft-com:mac:vml" xmlns:o="urn:schemas-microsoft-com:office:office" xmlns:r="http://schemas.openxmlformats.org/officeDocument/2006/relationships" xmlns:v="urn:schemas-microsoft-com:vml" xmlns:w10="urn:schemas-microsoft-com:office:word" xmlns:w14="http://schemas.microsoft.com/office/word/2010/wordml" xmlns:w="http://schemas.openxmlformats.org/wordprocessingml/2006/main" xmlns:wne="http://schemas.microsoft.com/office/word/2006/wordml" xmlns:wp14="http://schemas.microsoft.com/office/word/2010/wordprocessingDrawing" xmlns:wp="http://schemas.openxmlformats.org/drawingml/2006/wordprocessingDrawing" xmlns:wpc="http://schemas.microsoft.com/office/word/2010/wordprocessingCanvas" xmlns:wpg="http://schemas.microsoft.com/office/word/2010/wordprocessingGroup" xmlns:wpi="http://schemas.microsoft.com/office/word/2010/wordprocessingInk" xmlns:wps="http://schemas.microsoft.com/office/word/2010/wordprocessingShape" mc:Ignorable="w14 wp14">
+  <w:p>
+    <w:pPr>
+      <w:pStyle w:val="Footer"/>
+      <w:jc w:val="right"/>
+    </w:pPr>
+    <w:r>
+      <w:t xml:space="preserve">Страница </w:t>
+    </w:r>
+    <w:fldSimple w:instr="PAGE"/>
+  </w:p>
+</w:ftr>
 </file>
 
 <file path=word/numbering.xml><?xml version="1.0" encoding="utf-8"?>
@@ -7108,12 +6381,12 @@
     <w:qFormat/>
     <w:rsid w:val="00FC693F"/>
     <w:pPr>
-      <w:spacing w:after="120"/>
+      <w:spacing w:after="140"/>
     </w:pPr>
     <w:rPr>
-      <w:rFonts w:ascii="Arial" w:hAnsi="Arial"/>
+      <w:rFonts w:ascii="Calibri" w:hAnsi="Calibri"/>
       <w:color w:val="000000"/>
-      <w:sz w:val="20"/>
+      <w:sz w:val="22"/>
     </w:rPr>
   </w:style>
   <w:style w:type="paragraph" w:styleId="Header">
@@ -7171,15 +6444,15 @@
     <w:pPr>
       <w:keepNext/>
       <w:keepLines/>
-      <w:spacing w:before="480" w:after="120"/>
+      <w:spacing w:before="480" w:after="0"/>
       <w:outlineLvl w:val="0"/>
     </w:pPr>
     <w:rPr>
-      <w:rFonts w:asciiTheme="majorHAnsi" w:eastAsiaTheme="majorEastAsia" w:hAnsiTheme="majorHAnsi" w:cstheme="majorBidi" w:ascii="Arial" w:hAnsi="Arial"/>
+      <w:rFonts w:asciiTheme="majorHAnsi" w:eastAsiaTheme="majorEastAsia" w:hAnsiTheme="majorHAnsi" w:cstheme="majorBidi" w:ascii="Calibri" w:hAnsi="Calibri"/>
       <w:b/>
       <w:bCs/>
       <w:color w:val="000000"/>
-      <w:sz w:val="28"/>
+      <w:sz w:val="30"/>
       <w:szCs w:val="28"/>
     </w:rPr>
   </w:style>
@@ -7195,11 +6468,11 @@
     <w:pPr>
       <w:keepNext/>
       <w:keepLines/>
-      <w:spacing w:before="200" w:after="120"/>
+      <w:spacing w:before="200" w:after="0"/>
       <w:outlineLvl w:val="1"/>
     </w:pPr>
     <w:rPr>
-      <w:rFonts w:asciiTheme="majorHAnsi" w:eastAsiaTheme="majorEastAsia" w:hAnsiTheme="majorHAnsi" w:cstheme="majorBidi" w:ascii="Arial" w:hAnsi="Arial"/>
+      <w:rFonts w:asciiTheme="majorHAnsi" w:eastAsiaTheme="majorEastAsia" w:hAnsiTheme="majorHAnsi" w:cstheme="majorBidi" w:ascii="Calibri" w:hAnsi="Calibri"/>
       <w:b/>
       <w:bCs/>
       <w:color w:val="000000"/>
@@ -7457,15 +6730,15 @@
     <w:qFormat/>
     <w:rsid w:val="00FC693F"/>
     <w:pPr>
-      <w:spacing w:after="120" w:line="240" w:lineRule="auto"/>
+      <w:spacing w:after="300" w:line="240" w:lineRule="auto"/>
       <w:contextualSpacing/>
     </w:pPr>
     <w:rPr>
-      <w:rFonts w:asciiTheme="majorHAnsi" w:eastAsiaTheme="majorEastAsia" w:hAnsiTheme="majorHAnsi" w:cstheme="majorBidi" w:ascii="Arial" w:hAnsi="Arial"/>
+      <w:rFonts w:asciiTheme="majorHAnsi" w:eastAsiaTheme="majorEastAsia" w:hAnsiTheme="majorHAnsi" w:cstheme="majorBidi" w:ascii="Calibri" w:hAnsi="Calibri"/>
       <w:color w:val="000000"/>
       <w:spacing w:val="5"/>
       <w:kern w:val="28"/>
-      <w:sz w:val="42"/>
+      <w:sz w:val="48"/>
       <w:szCs w:val="52"/>
     </w:rPr>
   </w:style>
@@ -7941,6 +7214,9 @@
     <w:qFormat/>
     <w:rsid w:val="00FC693F"/>
     <w:pPr>
+      <w:pBdr>
+        <w:bottom w:val="single" w:sz="4" w:space="4" w:color="4F81BD" w:themeColor="accent1"/>
+      </w:pBdr>
       <w:spacing w:before="200" w:after="280"/>
       <w:ind w:left="936" w:right="936"/>
     </w:pPr>
